--- a/downloads/workbook/ai-2-week-33.docx
+++ b/downloads/workbook/ai-2-week-33.docx
@@ -1593,6 +1593,178 @@
         <w:t>Project connection: Save the recommender code, contract and this full trace; test the same records in different input orders.</w:t>
       </w:r>
     </w:p>
+    <w:p>
+      <w:pPr>
+        <w:pStyle w:val="Heading1"/>
+      </w:pPr>
+      <w:r>
+        <w:t>24. Project portfolio milestone</w:t>
+      </w:r>
+    </w:p>
+    <w:p>
+      <w:r>
+        <w:t>Project: Transparent Book Recommender</w:t>
+      </w:r>
+    </w:p>
+    <w:p>
+      <w:r>
+        <w:t>Current milestone: Present and defend. Demonstrate the system, explain one failure and justify the next improvement with evidence.</w:t>
+      </w:r>
+    </w:p>
+    <w:p>
+      <w:r>
+        <w:t>Save the recommender code, contract and this full trace; test the same records in different input orders.</w:t>
+      </w:r>
+    </w:p>
+    <w:tbl>
+      <w:tblPr>
+        <w:tblStyle w:val="LightShading-Accent1"/>
+        <w:tblW w:type="auto" w:w="0"/>
+        <w:tblLook w:firstColumn="1" w:firstRow="1" w:lastColumn="0" w:lastRow="0" w:noHBand="0" w:noVBand="1" w:val="04A0"/>
+      </w:tblPr>
+      <w:tblGrid>
+        <w:gridCol w:w="5112"/>
+        <w:gridCol w:w="5112"/>
+      </w:tblGrid>
+      <w:tr>
+        <w:trPr>
+          <w:tblHeader/>
+        </w:trPr>
+        <w:tc>
+          <w:tcPr>
+            <w:tcW w:type="dxa" w:w="5112"/>
+          </w:tcPr>
+          <w:p>
+            <w:r>
+              <w:t>Evidence to keep</w:t>
+            </w:r>
+          </w:p>
+        </w:tc>
+        <w:tc>
+          <w:tcPr>
+            <w:tcW w:type="dxa" w:w="5112"/>
+          </w:tcPr>
+          <w:p>
+            <w:r>
+              <w:t>My record</w:t>
+            </w:r>
+          </w:p>
+        </w:tc>
+      </w:tr>
+      <w:tr>
+        <w:tc>
+          <w:tcPr>
+            <w:tcW w:type="dxa" w:w="5112"/>
+          </w:tcPr>
+          <w:p>
+            <w:r>
+              <w:t>This week’s input and deciding step</w:t>
+            </w:r>
+          </w:p>
+        </w:tc>
+        <w:tc>
+          <w:tcPr>
+            <w:tcW w:type="dxa" w:w="5112"/>
+          </w:tcPr>
+          <w:p>
+            <w:r/>
+          </w:p>
+        </w:tc>
+      </w:tr>
+      <w:tr>
+        <w:tc>
+          <w:tcPr>
+            <w:tcW w:type="dxa" w:w="5112"/>
+          </w:tcPr>
+          <w:p>
+            <w:r>
+              <w:t>Prediction and actual result (or labelled paper trace)</w:t>
+            </w:r>
+          </w:p>
+        </w:tc>
+        <w:tc>
+          <w:tcPr>
+            <w:tcW w:type="dxa" w:w="5112"/>
+          </w:tcPr>
+          <w:p>
+            <w:r/>
+          </w:p>
+        </w:tc>
+      </w:tr>
+      <w:tr>
+        <w:tc>
+          <w:tcPr>
+            <w:tcW w:type="dxa" w:w="5112"/>
+          </w:tcPr>
+          <w:p>
+            <w:r>
+              <w:t>One change since the previous checkpoint and why</w:t>
+            </w:r>
+          </w:p>
+        </w:tc>
+        <w:tc>
+          <w:tcPr>
+            <w:tcW w:type="dxa" w:w="5112"/>
+          </w:tcPr>
+          <w:p>
+            <w:r/>
+          </w:p>
+        </w:tc>
+      </w:tr>
+      <w:tr>
+        <w:tc>
+          <w:tcPr>
+            <w:tcW w:type="dxa" w:w="5112"/>
+          </w:tcPr>
+          <w:p>
+            <w:r>
+              <w:t>One error or limit and the next test</w:t>
+            </w:r>
+          </w:p>
+        </w:tc>
+        <w:tc>
+          <w:tcPr>
+            <w:tcW w:type="dxa" w:w="5112"/>
+          </w:tcPr>
+          <w:p>
+            <w:r/>
+          </w:p>
+        </w:tc>
+      </w:tr>
+    </w:tbl>
+    <w:p>
+      <w:pPr>
+        <w:pStyle w:val="Heading3"/>
+      </w:pPr>
+      <w:r>
+        <w:t>Explain what this week adds to your project. Reuse last week’s record rather than starting again.</w:t>
+      </w:r>
+    </w:p>
+    <w:p>
+      <w:r>
+        <w:t>________________________________________________________________</w:t>
+      </w:r>
+    </w:p>
+    <w:p>
+      <w:r>
+        <w:t>________________________________________________________________</w:t>
+      </w:r>
+    </w:p>
+    <w:p>
+      <w:r>
+        <w:t>________________________________________________________________</w:t>
+      </w:r>
+    </w:p>
+    <w:p>
+      <w:r>
+        <w:t>________________________________________________________________</w:t>
+      </w:r>
+    </w:p>
+    <w:p>
+      <w:r>
+        <w:t>________________________________________________________________</w:t>
+      </w:r>
+    </w:p>
     <w:sectPr>
       <w:pgSz w:w="12240" w:h="15840"/>
       <w:pgMar w:top="936" w:right="1008" w:bottom="936" w:left="1008" w:header="720" w:footer="720" w:gutter="0"/>

--- a/downloads/workbook/ai-2-week-33.docx
+++ b/downloads/workbook/ai-2-week-33.docx
@@ -1765,6 +1765,253 @@
         <w:t>________________________________________________________________</w:t>
       </w:r>
     </w:p>
+    <w:p>
+      <w:pPr>
+        <w:pStyle w:val="Heading1"/>
+      </w:pPr>
+      <w:r>
+        <w:t>25. Supported practice and learning evidence</w:t>
+      </w:r>
+    </w:p>
+    <w:p>
+      <w:r>
+        <w:t>Use this supported practice once, in the browser or on paper. Keep the reserved independent assessment for a separate first attempt before teacher feedback.</w:t>
+      </w:r>
+    </w:p>
+    <w:p>
+      <w:r>
+        <w:t>A fictional book chooser filters a request before comparing preference scores.</w:t>
+      </w:r>
+    </w:p>
+    <w:p>
+      <w:pPr>
+        <w:pStyle w:val="Heading3"/>
+      </w:pPr>
+      <w:r>
+        <w:t>Practice 1: explain the deciding evidence</w:t>
+      </w:r>
+    </w:p>
+    <w:p>
+      <w:r>
+        <w:t>Which labelled step matches this detail? Reordering the input rows must not change D’s unique winning score.</w:t>
+      </w:r>
+    </w:p>
+    <w:p>
+      <w:r>
+        <w:t>1. Choose best</w:t>
+      </w:r>
+    </w:p>
+    <w:p>
+      <w:r>
+        <w:t>2. Filter</w:t>
+      </w:r>
+    </w:p>
+    <w:p>
+      <w:r>
+        <w:t>3. Deterministic output</w:t>
+      </w:r>
+    </w:p>
+    <w:p>
+      <w:r>
+        <w:t>4. Compute scores</w:t>
+      </w:r>
+    </w:p>
+    <w:p>
+      <w:pPr>
+        <w:pStyle w:val="Heading3"/>
+      </w:pPr>
+      <w:r>
+        <w:t>My selected conclusion, deciding fact and explanation</w:t>
+      </w:r>
+    </w:p>
+    <w:p>
+      <w:r>
+        <w:t>________________________________________________________________</w:t>
+      </w:r>
+    </w:p>
+    <w:p>
+      <w:r>
+        <w:t>________________________________________________________________</w:t>
+      </w:r>
+    </w:p>
+    <w:p>
+      <w:r>
+        <w:t>________________________________________________________________</w:t>
+      </w:r>
+    </w:p>
+    <w:p>
+      <w:r>
+        <w:t>________________________________________________________________</w:t>
+      </w:r>
+    </w:p>
+    <w:p>
+      <w:r>
+        <w:t>________________________________________________________________</w:t>
+      </w:r>
+    </w:p>
+    <w:p>
+      <w:r>
+        <w:t>Hint if needed: Read the steps in the pictorial case. Match the supplied detail to the stage that performs or records it.</w:t>
+      </w:r>
+    </w:p>
+    <w:p>
+      <w:r>
+        <w:t>After your attempt, compare with the supported explanation: Deterministic output Reordering the input rows must not change D’s unique winning score. Eligibility and ranking answer different questions. C has a high preference score but is not an animal book, so it must stay excluded. The implementation needs a no-match result and explicit tie policy even when this example has a unique winner. Save rejected reasons for an explanation, not just the final ID.</w:t>
+      </w:r>
+    </w:p>
+    <w:p>
+      <w:pPr>
+        <w:pStyle w:val="Heading3"/>
+      </w:pPr>
+      <w:r>
+        <w:t>Practice 2: explain the deciding evidence</w:t>
+      </w:r>
+    </w:p>
+    <w:p>
+      <w:r>
+        <w:t>Changed-case practice: Change D’s pages to 91, leaving every other field unchanged. Which conclusion is supported by the supplied facts?</w:t>
+      </w:r>
+    </w:p>
+    <w:p>
+      <w:r>
+        <w:t>1. D becomes ineligible, so A wins with score 2.</w:t>
+      </w:r>
+    </w:p>
+    <w:p>
+      <w:r>
+        <w:t>2. This one example guarantees correct results for every future input.</w:t>
+      </w:r>
+    </w:p>
+    <w:p>
+      <w:r>
+        <w:t>3. We can decide the result without examining the changed input or the procedure.</w:t>
+      </w:r>
+    </w:p>
+    <w:p>
+      <w:pPr>
+        <w:pStyle w:val="Heading3"/>
+      </w:pPr>
+      <w:r>
+        <w:t>My selected conclusion, deciding fact and explanation</w:t>
+      </w:r>
+    </w:p>
+    <w:p>
+      <w:r>
+        <w:t>________________________________________________________________</w:t>
+      </w:r>
+    </w:p>
+    <w:p>
+      <w:r>
+        <w:t>________________________________________________________________</w:t>
+      </w:r>
+    </w:p>
+    <w:p>
+      <w:r>
+        <w:t>________________________________________________________________</w:t>
+      </w:r>
+    </w:p>
+    <w:p>
+      <w:r>
+        <w:t>________________________________________________________________</w:t>
+      </w:r>
+    </w:p>
+    <w:p>
+      <w:r>
+        <w:t>________________________________________________________________</w:t>
+      </w:r>
+    </w:p>
+    <w:p>
+      <w:r>
+        <w:t>Hint if needed: Use the changed condition and the deciding step in the pictorial trace. The answer must say what follows from those facts.</w:t>
+      </w:r>
+    </w:p>
+    <w:p>
+      <w:r>
+        <w:t>After your attempt, compare with the supported explanation: D becomes ineligible, so A wins with score 2. The strict excess over the 90-page maximum changes filtering before ranking.</w:t>
+      </w:r>
+    </w:p>
+    <w:p>
+      <w:pPr>
+        <w:pStyle w:val="Heading3"/>
+      </w:pPr>
+      <w:r>
+        <w:t>Repair a missing building block</w:t>
+      </w:r>
+    </w:p>
+    <w:p>
+      <w:r>
+        <w:t>Review Project Problem and Success Test (ai-2/32). Goal: Define a small application purpose. Short practice: Write an equality test and explain which requirement it checks.. Return to this week and explain what you changed.</w:t>
+      </w:r>
+    </w:p>
+    <w:p>
+      <w:r>
+        <w:t>Review Agents and Tools (ai-2/30). Goal: Explain the mechanism and terminology of state machines for bounded agents. Short practice: Can the assistant accept Trace B because its final state is done?. Return to this week and explain what you changed.</w:t>
+      </w:r>
+    </w:p>
+    <w:p>
+      <w:r>
+        <w:t>Review Predictive vs Generative (ai-2/27). Goal: Distinguish discriminative prediction from generation by inspecting the requested output. Short practice: Does matching the physical box in the changed table prove the generator measures boxes?. Return to this week and explain what you changed.</w:t>
+      </w:r>
+    </w:p>
+    <w:p>
+      <w:pPr>
+        <w:pStyle w:val="Heading3"/>
+      </w:pPr>
+      <w:r>
+        <w:t>Predict, run and debug</w:t>
+      </w:r>
+    </w:p>
+    <w:p>
+      <w:r>
+        <w:t>The browser lab lets you edit the supported Python examples already included in this lesson. Predict first, run, inspect the actual output or error, change one input, then run again. Keep code, predictions, actual results and a reasoned revision together. On paper, label your result as a trace rather than an execution.</w:t>
+      </w:r>
+    </w:p>
+    <w:p>
+      <w:pPr>
+        <w:pStyle w:val="Heading3"/>
+      </w:pPr>
+      <w:r>
+        <w:t>Keep your completed work</w:t>
+      </w:r>
+    </w:p>
+    <w:p>
+      <w:r>
+        <w:t>Use Download completed work in the hosted lesson to export your answers, reflections, practice feedback and code-run evidence. Open the HTML copy to read or print it. Drafts stay in this browser when storage is available; clear drafts on a shared device.</w:t>
+      </w:r>
+    </w:p>
+    <w:p>
+      <w:pPr>
+        <w:pStyle w:val="Heading3"/>
+      </w:pPr>
+      <w:r>
+        <w:t>What I repaired, the evidence I kept and the next test</w:t>
+      </w:r>
+    </w:p>
+    <w:p>
+      <w:r>
+        <w:t>________________________________________________________________</w:t>
+      </w:r>
+    </w:p>
+    <w:p>
+      <w:r>
+        <w:t>________________________________________________________________</w:t>
+      </w:r>
+    </w:p>
+    <w:p>
+      <w:r>
+        <w:t>________________________________________________________________</w:t>
+      </w:r>
+    </w:p>
+    <w:p>
+      <w:r>
+        <w:t>________________________________________________________________</w:t>
+      </w:r>
+    </w:p>
+    <w:p>
+      <w:r>
+        <w:t>________________________________________________________________</w:t>
+      </w:r>
+    </w:p>
     <w:sectPr>
       <w:pgSz w:w="12240" w:h="15840"/>
       <w:pgMar w:top="936" w:right="1008" w:bottom="936" w:left="1008" w:header="720" w:footer="720" w:gutter="0"/>

--- a/downloads/workbook/ai-2-week-33.docx
+++ b/downloads/workbook/ai-2-week-33.docx
@@ -30,7 +30,30 @@
     </w:p>
     <w:p>
       <w:r>
-        <w:t>Try the recall before opening notes. Then use a different colour or a labelled second line to correct your explanation.</w:t>
+        <w:t>Record your starting explanation for Build the Recommender before opening notes. Show any later correction separately.</w:t>
+      </w:r>
+    </w:p>
+    <w:p>
+      <w:pPr>
+        <w:spacing w:line="336" w:lineRule="auto" w:after="180"/>
+      </w:pPr>
+      <w:r>
+        <w:rPr>
+          <w:b w:val="0"/>
+        </w:rPr>
+        <w:t xml:space="preserve">Try the recall before opening notes. Then use a different colour or a labelled second line to correct your </w:t>
+      </w:r>
+      <w:r>
+        <w:rPr>
+          <w:b/>
+        </w:rPr>
+        <w:t>explanation</w:t>
+      </w:r>
+      <w:r>
+        <w:rPr>
+          <w:b w:val="0"/>
+        </w:rPr>
+        <w:t>.</w:t>
       </w:r>
     </w:p>
     <w:p>
@@ -42,7 +65,13 @@
       </w:r>
     </w:p>
     <w:p>
-      <w:r>
+      <w:pPr>
+        <w:spacing w:line="336" w:lineRule="auto" w:after="180"/>
+      </w:pPr>
+      <w:r>
+        <w:rPr>
+          <w:b w:val="0"/>
+        </w:rPr>
         <w:t>Without opening the old lesson, explain one key idea from Project Problem and Success Test. Give an example and a mistake that the idea helps you avoid.</w:t>
       </w:r>
     </w:p>
@@ -78,7 +107,13 @@
       </w:r>
     </w:p>
     <w:p>
-      <w:r>
+      <w:pPr>
+        <w:spacing w:line="336" w:lineRule="auto" w:after="180"/>
+      </w:pPr>
+      <w:r>
+        <w:rPr>
+          <w:b w:val="0"/>
+        </w:rPr>
         <w:t>Without opening the old lesson, explain one key idea from Agents and Tools. Give an example and a mistake that the idea helps you avoid.</w:t>
       </w:r>
     </w:p>
@@ -114,7 +149,13 @@
       </w:r>
     </w:p>
     <w:p>
-      <w:r>
+      <w:pPr>
+        <w:spacing w:line="336" w:lineRule="auto" w:after="180"/>
+      </w:pPr>
+      <w:r>
+        <w:rPr>
+          <w:b w:val="0"/>
+        </w:rPr>
         <w:t>Without opening the old lesson, explain one key idea from Predictive vs Generative. Give an example and a mistake that the idea helps you avoid.</w:t>
       </w:r>
     </w:p>
@@ -151,7 +192,30 @@
     </w:p>
     <w:p>
       <w:r>
-        <w:t>Use W2: Handle no match for Implementing a recommender. Record the answer once; the lesson and workbook refer to the same attempt.</w:t>
+        <w:t>Complete the supported Build the Recommender trace and record the first step you can explain without help.</w:t>
+      </w:r>
+    </w:p>
+    <w:p>
+      <w:pPr>
+        <w:spacing w:line="336" w:lineRule="auto" w:after="180"/>
+      </w:pPr>
+      <w:r>
+        <w:rPr>
+          <w:b w:val="0"/>
+        </w:rPr>
+        <w:t xml:space="preserve">Use W2: Handle no match for Implementing a </w:t>
+      </w:r>
+      <w:r>
+        <w:rPr>
+          <w:b/>
+        </w:rPr>
+        <w:t>recommender</w:t>
+      </w:r>
+      <w:r>
+        <w:rPr>
+          <w:b w:val="0"/>
+        </w:rPr>
+        <w:t>. Record the answer once; the lesson and workbook refer to the same attempt.</w:t>
       </w:r>
     </w:p>
     <w:tbl>
@@ -279,7 +343,65 @@
     </w:p>
     <w:p>
       <w:r>
-        <w:t>Use the worked case for Implementing a recommender. Proposed explanation: “A successful run proves the conclusion”. Decide whether this explanation is supported. Point to the step or supplied fact that decides; explain your repair if needed.</w:t>
+        <w:t>Check the proposed Build the Recommender explanation against the supplied facts before discussing it.</w:t>
+      </w:r>
+    </w:p>
+    <w:p>
+      <w:pPr>
+        <w:spacing w:line="336" w:lineRule="auto" w:after="180"/>
+      </w:pPr>
+      <w:r>
+        <w:rPr>
+          <w:b w:val="0"/>
+        </w:rPr>
+        <w:t xml:space="preserve">Use the worked case for Implementing a </w:t>
+      </w:r>
+      <w:r>
+        <w:rPr>
+          <w:b/>
+        </w:rPr>
+        <w:t>recommender</w:t>
+      </w:r>
+      <w:r>
+        <w:rPr>
+          <w:b w:val="0"/>
+        </w:rPr>
+        <w:t xml:space="preserve">. Proposed </w:t>
+      </w:r>
+      <w:r>
+        <w:rPr>
+          <w:b/>
+        </w:rPr>
+        <w:t>explanation</w:t>
+      </w:r>
+      <w:r>
+        <w:rPr>
+          <w:b w:val="0"/>
+        </w:rPr>
+        <w:t xml:space="preserve">: “A successful run proves the conclusion”. Decide whether this </w:t>
+      </w:r>
+      <w:r>
+        <w:rPr>
+          <w:b/>
+        </w:rPr>
+        <w:t>explanation</w:t>
+      </w:r>
+      <w:r>
+        <w:rPr>
+          <w:b w:val="0"/>
+        </w:rPr>
+        <w:t xml:space="preserve"> is supported.</w:t>
+      </w:r>
+    </w:p>
+    <w:p>
+      <w:pPr>
+        <w:spacing w:line="336" w:lineRule="auto" w:after="180"/>
+      </w:pPr>
+      <w:r>
+        <w:rPr>
+          <w:b w:val="0"/>
+        </w:rPr>
+        <w:t>Point to the step or supplied fact that decides; explain your repair if needed.</w:t>
       </w:r>
     </w:p>
     <w:p>
@@ -319,6 +441,11 @@
       </w:r>
     </w:p>
     <w:p>
+      <w:r>
+        <w:t>Write one first attempt at the reserved independent case before feedback. Repeated copies of that case refer to the same recorded attempt.</w:t>
+      </w:r>
+    </w:p>
+    <w:p>
       <w:pPr>
         <w:pStyle w:val="Heading3"/>
       </w:pPr>
@@ -327,8 +454,25 @@
       </w:r>
     </w:p>
     <w:p>
-      <w:r>
-        <w:t>Request: mystery, at most 100 pages. Catalogue: D mystery110 illustrated; E mystery80 plain; F science80 illustrated; G mystery95 illustrated; H mystery90 illustrated. Filter first; score 3 for mystery plus 2 for illustrations; break ties by fewer pages.</w:t>
+      <w:pPr>
+        <w:spacing w:line="336" w:lineRule="auto" w:after="180"/>
+      </w:pPr>
+      <w:r>
+        <w:rPr>
+          <w:b w:val="0"/>
+        </w:rPr>
+        <w:t>Request: mystery, at most 100 pages. Catalogue: D mystery110 illustrated; E mystery80 plain; F science80 illustrated; G mystery95 illustrated; H mystery90 illustrated.</w:t>
+      </w:r>
+    </w:p>
+    <w:p>
+      <w:pPr>
+        <w:spacing w:line="336" w:lineRule="auto" w:after="180"/>
+      </w:pPr>
+      <w:r>
+        <w:rPr>
+          <w:b w:val="0"/>
+        </w:rPr>
+        <w:t>Filter first; score 3 for mystery plus 2 for illustrations; break ties by fewer pages.</w:t>
       </w:r>
     </w:p>
     <w:p>
@@ -375,7 +519,13 @@
       </w:r>
     </w:p>
     <w:p>
-      <w:r>
+      <w:pPr>
+        <w:spacing w:line="336" w:lineRule="auto" w:after="180"/>
+      </w:pPr>
+      <w:r>
+        <w:rPr>
+          <w:b w:val="0"/>
+        </w:rPr>
         <w:t>Attempt this case before feedback. Record any help. Earlier examples below are further practice; a case already practised with feedback cannot establish fresh transfer.</w:t>
       </w:r>
     </w:p>
@@ -389,7 +539,29 @@
     </w:p>
     <w:p>
       <w:r>
-        <w:t>Catalogue: A mystery/90/illustrated, B mystery/140/not illustrated, C science/80/illustrated. Request mystery, maximum 100 pages. Rank with 2 genre points and 1 illustration point after filtering. Show why other books are excluded.</w:t>
+        <w:t>Connect the Build the Recommender target to a trace and a justified conclusion.</w:t>
+      </w:r>
+    </w:p>
+    <w:p>
+      <w:pPr>
+        <w:spacing w:line="336" w:lineRule="auto" w:after="180"/>
+      </w:pPr>
+      <w:r>
+        <w:rPr>
+          <w:b w:val="0"/>
+        </w:rPr>
+        <w:t>Catalogue: A mystery/90/illustrated, B mystery/140/not illustrated, C science/80/illustrated. Request mystery, maximum 100 pages. Rank with 2 genre points and 1 illustration point after filtering.</w:t>
+      </w:r>
+    </w:p>
+    <w:p>
+      <w:pPr>
+        <w:spacing w:line="336" w:lineRule="auto" w:after="180"/>
+      </w:pPr>
+      <w:r>
+        <w:rPr>
+          <w:b w:val="0"/>
+        </w:rPr>
+        <w:t>Show why other books are excluded.</w:t>
       </w:r>
     </w:p>
     <w:p>
@@ -402,17 +574,58 @@
     </w:p>
     <w:p>
       <w:r>
+        <w:t>Solve the supplied Build the Recommender case and show the deciding evidence.</w:t>
+      </w:r>
+    </w:p>
+    <w:p>
+      <w:pPr>
+        <w:spacing w:line="336" w:lineRule="auto" w:after="180"/>
+      </w:pPr>
+      <w:r>
+        <w:rPr>
+          <w:b w:val="0"/>
+        </w:rPr>
         <w:t>A has flags (1,1), B=(1,0), C=(0,1); score=2g+l.</w:t>
       </w:r>
     </w:p>
     <w:p>
-      <w:r>
-        <w:t>Compute the winner and evidence to display.</w:t>
-      </w:r>
-    </w:p>
-    <w:p>
-      <w:r>
-        <w:t>Show your trace, calculation or evidence</w:t>
+      <w:pPr>
+        <w:spacing w:line="336" w:lineRule="auto" w:after="180"/>
+      </w:pPr>
+      <w:r>
+        <w:rPr>
+          <w:b w:val="0"/>
+        </w:rPr>
+        <w:t xml:space="preserve">Compute the winner and </w:t>
+      </w:r>
+      <w:r>
+        <w:rPr>
+          <w:b/>
+        </w:rPr>
+        <w:t>evidence</w:t>
+      </w:r>
+      <w:r>
+        <w:rPr>
+          <w:b w:val="0"/>
+        </w:rPr>
+        <w:t xml:space="preserve"> to display.</w:t>
+      </w:r>
+    </w:p>
+    <w:p>
+      <w:pPr>
+        <w:spacing w:line="336" w:lineRule="auto" w:after="180"/>
+      </w:pPr>
+      <w:r>
+        <w:rPr>
+          <w:b w:val="0"/>
+        </w:rPr>
+        <w:t xml:space="preserve">Show your trace, calculation or </w:t>
+      </w:r>
+      <w:r>
+        <w:rPr>
+          <w:b/>
+        </w:rPr>
+        <w:t>evidence</w:t>
       </w:r>
     </w:p>
     <w:p>
@@ -458,11 +671,29 @@
     </w:p>
     <w:p>
       <w:r>
+        <w:t>Apply the procedure to the changed case and record why the conclusion follows.</w:t>
+      </w:r>
+    </w:p>
+    <w:p>
+      <w:pPr>
+        <w:spacing w:line="336" w:lineRule="auto" w:after="180"/>
+        <w:shd w:fill="F5F1FB"/>
+      </w:pPr>
+      <w:r>
+        <w:rPr>
+          <w:b w:val="0"/>
+        </w:rPr>
         <w:t>A reader requests space and at most 60 pages. Book A is space, 90 pages; B is animals, 40 pages. What should the prototype return if both conditions are required?</w:t>
       </w:r>
     </w:p>
     <w:p>
-      <w:r>
+      <w:pPr>
+        <w:spacing w:line="336" w:lineRule="auto" w:after="180"/>
+      </w:pPr>
+      <w:r>
+        <w:rPr>
+          <w:b w:val="0"/>
+        </w:rPr>
         <w:t>My independent answer and reason</w:t>
       </w:r>
     </w:p>
@@ -517,7 +748,30 @@
     </w:p>
     <w:p>
       <w:r>
-        <w:t>Create a changed input, boundary case or missing-information case. Write the expected answer or safe response before testing.</w:t>
+        <w:t>Specify a changed input, expected result and observation separately.</w:t>
+      </w:r>
+    </w:p>
+    <w:p>
+      <w:pPr>
+        <w:spacing w:line="336" w:lineRule="auto" w:after="180"/>
+      </w:pPr>
+      <w:r>
+        <w:rPr>
+          <w:b w:val="0"/>
+        </w:rPr>
+        <w:t xml:space="preserve">Create a changed </w:t>
+      </w:r>
+      <w:r>
+        <w:rPr>
+          <w:b/>
+        </w:rPr>
+        <w:t>input</w:t>
+      </w:r>
+      <w:r>
+        <w:rPr>
+          <w:b w:val="0"/>
+        </w:rPr>
+        <w:t>, boundary case or missing-information case. Write the expected answer or safe response before testing.</w:t>
       </w:r>
     </w:p>
     <w:tbl>
@@ -646,12 +900,77 @@
     </w:p>
     <w:p>
       <w:r>
-        <w:t>This is the complete baseline: inputs, scoring, filter, ranking, explanation, and abstain rule.</w:t>
-      </w:r>
-    </w:p>
-    <w:p>
-      <w:r>
-        <w:t>The project change and evidence I will keep</w:t>
+        <w:t>Justify what Build the Recommender adds to Transparent Book Recommender and keep the evidence.</w:t>
+      </w:r>
+    </w:p>
+    <w:p>
+      <w:pPr>
+        <w:spacing w:line="336" w:lineRule="auto" w:after="180"/>
+      </w:pPr>
+      <w:r>
+        <w:rPr>
+          <w:b w:val="0"/>
+        </w:rPr>
+        <w:t xml:space="preserve">This is the complete </w:t>
+      </w:r>
+      <w:r>
+        <w:rPr>
+          <w:b/>
+        </w:rPr>
+        <w:t>baseline</w:t>
+      </w:r>
+      <w:r>
+        <w:rPr>
+          <w:b w:val="0"/>
+        </w:rPr>
+        <w:t xml:space="preserve">: </w:t>
+      </w:r>
+      <w:r>
+        <w:rPr>
+          <w:b/>
+        </w:rPr>
+        <w:t>input</w:t>
+      </w:r>
+      <w:r>
+        <w:rPr>
+          <w:b w:val="0"/>
+        </w:rPr>
+        <w:t xml:space="preserve">s, scoring, filter, ranking, </w:t>
+      </w:r>
+      <w:r>
+        <w:rPr>
+          <w:b/>
+        </w:rPr>
+        <w:t>explanation</w:t>
+      </w:r>
+      <w:r>
+        <w:rPr>
+          <w:b w:val="0"/>
+        </w:rPr>
+        <w:t>, and abstain rule.</w:t>
+      </w:r>
+    </w:p>
+    <w:p>
+      <w:pPr>
+        <w:spacing w:line="336" w:lineRule="auto" w:after="180"/>
+      </w:pPr>
+      <w:r>
+        <w:rPr>
+          <w:b w:val="0"/>
+        </w:rPr>
+        <w:t xml:space="preserve">The project change and </w:t>
+      </w:r>
+      <w:r>
+        <w:rPr>
+          <w:b/>
+        </w:rPr>
+        <w:t>evidence</w:t>
+      </w:r>
+      <w:r>
+        <w:rPr>
+          <w:b w:val="0"/>
+        </w:rPr>
+        <w:t xml:space="preserve"> I will keep</w:t>
       </w:r>
     </w:p>
     <w:p>
@@ -697,11 +1016,54 @@
     </w:p>
     <w:p>
       <w:r>
-        <w:t>I can explain the mechanism. I can show evidence. I can handle a changed case. I can name a limit. Mark each as not yet, with help or independently, and attach supporting work.</w:t>
-      </w:r>
-    </w:p>
-    <w:p>
-      <w:r>
+        <w:t>Judge explanation, evidence, transfer and limits separately; attach the work behind your judgement.</w:t>
+      </w:r>
+    </w:p>
+    <w:p>
+      <w:pPr>
+        <w:pStyle w:val="ListBullet"/>
+      </w:pPr>
+      <w:r>
+        <w:t>I can explain the mechanism.</w:t>
+      </w:r>
+    </w:p>
+    <w:p>
+      <w:pPr>
+        <w:pStyle w:val="ListBullet"/>
+      </w:pPr>
+      <w:r>
+        <w:t>I can show evidence.</w:t>
+      </w:r>
+    </w:p>
+    <w:p>
+      <w:pPr>
+        <w:pStyle w:val="ListBullet"/>
+      </w:pPr>
+      <w:r>
+        <w:t>I can handle a changed case.</w:t>
+      </w:r>
+    </w:p>
+    <w:p>
+      <w:pPr>
+        <w:pStyle w:val="ListBullet"/>
+      </w:pPr>
+      <w:r>
+        <w:t>I can name a limit.</w:t>
+      </w:r>
+    </w:p>
+    <w:p>
+      <w:r>
+        <w:t>Mark each as not yet, with help or independently, and attach supporting work.</w:t>
+      </w:r>
+    </w:p>
+    <w:p>
+      <w:pPr>
+        <w:spacing w:line="336" w:lineRule="auto" w:after="180"/>
+      </w:pPr>
+      <w:r>
+        <w:rPr>
+          <w:b w:val="0"/>
+        </w:rPr>
         <w:t>Teacher review ____________________  Next step ____________________</w:t>
       </w:r>
     </w:p>
@@ -715,7 +1077,29 @@
     </w:p>
     <w:p>
       <w:r>
-        <w:t>Catalogue: A mystery/90/illustrated, B mystery/140/not illustrated, C science/80/illustrated. Request mystery, maximum 100 pages. Rank with 2 genre points and 1 illustration point after filtering. Show why other books are excluded.</w:t>
+        <w:t>Use this earlier case as transfer practice. A case already discussed with feedback is not fresh assessment evidence.</w:t>
+      </w:r>
+    </w:p>
+    <w:p>
+      <w:pPr>
+        <w:spacing w:line="336" w:lineRule="auto" w:after="180"/>
+      </w:pPr>
+      <w:r>
+        <w:rPr>
+          <w:b w:val="0"/>
+        </w:rPr>
+        <w:t>Catalogue: A mystery/90/illustrated, B mystery/140/not illustrated, C science/80/illustrated. Request mystery, maximum 100 pages. Rank with 2 genre points and 1 illustration point after filtering.</w:t>
+      </w:r>
+    </w:p>
+    <w:p>
+      <w:pPr>
+        <w:spacing w:line="336" w:lineRule="auto" w:after="180"/>
+      </w:pPr>
+      <w:r>
+        <w:rPr>
+          <w:b w:val="0"/>
+        </w:rPr>
+        <w:t>Show why other books are excluded.</w:t>
       </w:r>
     </w:p>
     <w:p>
@@ -762,8 +1146,26 @@
       </w:r>
     </w:p>
     <w:p>
-      <w:r>
-        <w:t>Record support used: none, hint or teacher explanation.</w:t>
+      <w:pPr>
+        <w:spacing w:line="336" w:lineRule="auto" w:after="180"/>
+      </w:pPr>
+      <w:r>
+        <w:rPr>
+          <w:b w:val="0"/>
+        </w:rPr>
+        <w:t xml:space="preserve">Record support used: none, hint or teacher </w:t>
+      </w:r>
+      <w:r>
+        <w:rPr>
+          <w:b/>
+        </w:rPr>
+        <w:t>explanation</w:t>
+      </w:r>
+      <w:r>
+        <w:rPr>
+          <w:b w:val="0"/>
+        </w:rPr>
+        <w:t>.</w:t>
       </w:r>
     </w:p>
     <w:p>
@@ -776,7 +1178,31 @@
     </w:p>
     <w:p>
       <w:r>
-        <w:t>Why does A win the worked example even though B is processed first?</w:t>
+        <w:t>Trace selection. Apply the supplied Build the Recommender facts and keep your reasoning.</w:t>
+      </w:r>
+    </w:p>
+    <w:p>
+      <w:pPr>
+        <w:spacing w:line="336" w:lineRule="auto" w:after="180"/>
+        <w:shd w:fill="F5F1FB"/>
+      </w:pPr>
+      <w:r>
+        <w:rPr>
+          <w:b w:val="0"/>
+        </w:rPr>
+        <w:t xml:space="preserve">Why does A win the worked example even though B is </w:t>
+      </w:r>
+      <w:r>
+        <w:rPr>
+          <w:b/>
+        </w:rPr>
+        <w:t>process</w:t>
+      </w:r>
+      <w:r>
+        <w:rPr>
+          <w:b w:val="0"/>
+        </w:rPr>
+        <w:t>ed first?</w:t>
       </w:r>
     </w:p>
     <w:p>
@@ -827,6 +1253,17 @@
     </w:p>
     <w:p>
       <w:r>
+        <w:t>Handle no match. Apply the supplied Build the Recommender facts and keep your reasoning.</w:t>
+      </w:r>
+    </w:p>
+    <w:p>
+      <w:pPr>
+        <w:spacing w:line="336" w:lineRule="auto" w:after="180"/>
+      </w:pPr>
+      <w:r>
+        <w:rPr>
+          <w:b w:val="0"/>
+        </w:rPr>
         <w:t>State recommend([], 10) and the worked items with limit 8.</w:t>
       </w:r>
     </w:p>
@@ -878,7 +1315,30 @@
     </w:p>
     <w:p>
       <w:r>
-        <w:t>A tied selection changes after reversing input order. Identify the likely missing policy and test.</w:t>
+        <w:t>Repair order dependence. Apply the supplied Build the Recommender facts and keep your reasoning.</w:t>
+      </w:r>
+    </w:p>
+    <w:p>
+      <w:pPr>
+        <w:spacing w:line="336" w:lineRule="auto" w:after="180"/>
+      </w:pPr>
+      <w:r>
+        <w:rPr>
+          <w:b w:val="0"/>
+        </w:rPr>
+        <w:t xml:space="preserve">A tied selection changes after reversing </w:t>
+      </w:r>
+      <w:r>
+        <w:rPr>
+          <w:b/>
+        </w:rPr>
+        <w:t>input</w:t>
+      </w:r>
+      <w:r>
+        <w:rPr>
+          <w:b w:val="0"/>
+        </w:rPr>
+        <w:t xml:space="preserve"> order. Identify the likely missing policy and test.</w:t>
       </w:r>
     </w:p>
     <w:p>
@@ -929,6 +1389,17 @@
     </w:p>
     <w:p>
       <w:r>
+        <w:t>Attempt before feedback. If this repeats the selected independent case, reuse that first attempt; otherwise keep a separate record. Implement independently. Apply the supplied Build the Recommender facts and keep your reasoning.</w:t>
+      </w:r>
+    </w:p>
+    <w:p>
+      <w:pPr>
+        <w:spacing w:line="336" w:lineRule="auto" w:after="180"/>
+      </w:pPr>
+      <w:r>
+        <w:rPr>
+          <w:b w:val="0"/>
+        </w:rPr>
         <w:t>Use the function with X (fun 4, learning 1, minutes 12), Y (3,3,10), Z (5,5,13), limit 12. Predict the winner, reverse the list and retest. Also test limit 9.</w:t>
       </w:r>
     </w:p>
@@ -990,7 +1461,30 @@
     </w:p>
     <w:p>
       <w:r>
-        <w:t>Write a one-sentence explanation of X winning without calling it objectively best.</w:t>
+        <w:t>Explain the result. Apply the supplied Build the Recommender facts and keep your reasoning.</w:t>
+      </w:r>
+    </w:p>
+    <w:p>
+      <w:pPr>
+        <w:spacing w:line="336" w:lineRule="auto" w:after="180"/>
+      </w:pPr>
+      <w:r>
+        <w:rPr>
+          <w:b w:val="0"/>
+        </w:rPr>
+        <w:t xml:space="preserve">Write a one-sentence </w:t>
+      </w:r>
+      <w:r>
+        <w:rPr>
+          <w:b/>
+        </w:rPr>
+        <w:t>explanation</w:t>
+      </w:r>
+      <w:r>
+        <w:rPr>
+          <w:b w:val="0"/>
+        </w:rPr>
+        <w:t xml:space="preserve"> of X winning without calling it objectively best.</w:t>
       </w:r>
     </w:p>
     <w:p>
@@ -1041,6 +1535,17 @@
     </w:p>
     <w:p>
       <w:r>
+        <w:t>Use the supplied Build the Recommender task to record your reasoning, evidence and next step.</w:t>
+      </w:r>
+    </w:p>
+    <w:p>
+      <w:pPr>
+        <w:spacing w:line="336" w:lineRule="auto" w:after="180"/>
+      </w:pPr>
+      <w:r>
+        <w:rPr>
+          <w:b w:val="0"/>
+        </w:rPr>
         <w:t>Explain why a row with fun "4" fails while fun 4 can pass.</w:t>
       </w:r>
     </w:p>
@@ -1092,6 +1597,18 @@
     </w:p>
     <w:p>
       <w:r>
+        <w:t>Use the supplied Build the Recommender task to record your reasoning, evidence and next step.</w:t>
+      </w:r>
+    </w:p>
+    <w:p>
+      <w:pPr>
+        <w:spacing w:line="336" w:lineRule="auto" w:after="180"/>
+        <w:shd w:fill="F5F1FB"/>
+      </w:pPr>
+      <w:r>
+        <w:rPr>
+          <w:b w:val="0"/>
+        </w:rPr>
         <w:t>What does valid_item return if learning is absent?</w:t>
       </w:r>
     </w:p>
@@ -1143,6 +1660,18 @@
     </w:p>
     <w:p>
       <w:r>
+        <w:t>Use the supplied Build the Recommender task to record your reasoning, evidence and next step.</w:t>
+      </w:r>
+    </w:p>
+    <w:p>
+      <w:pPr>
+        <w:spacing w:line="336" w:lineRule="auto" w:after="180"/>
+        <w:shd w:fill="F5F1FB"/>
+      </w:pPr>
+      <w:r>
+        <w:rPr>
+          <w:b w:val="0"/>
+        </w:rPr>
         <w:t>A program validates rows but still sends the original raw list to recommend. What should change?</w:t>
       </w:r>
     </w:p>
@@ -1194,7 +1723,30 @@
     </w:p>
     <w:p>
       <w:r>
-        <w:t>Combine validation and the Week 24 selector for A (minutes 10, fun 3, learning 2), B (12,4,1), and C (8,"5",5), limit 10. State accepted rows, rejected row, selection and explanation.</w:t>
+        <w:t>Use the supplied Build the Recommender task to record your reasoning, evidence and next step.</w:t>
+      </w:r>
+    </w:p>
+    <w:p>
+      <w:pPr>
+        <w:spacing w:line="336" w:lineRule="auto" w:after="180"/>
+      </w:pPr>
+      <w:r>
+        <w:rPr>
+          <w:b w:val="0"/>
+        </w:rPr>
+        <w:t xml:space="preserve">Combine validation and the Week 24 selector for A (minutes 10, fun 3, learning 2), B (12,4,1), and C (8,"5",5), limit 10. State accepted rows, rejected row, selection and </w:t>
+      </w:r>
+      <w:r>
+        <w:rPr>
+          <w:b/>
+        </w:rPr>
+        <w:t>explanation</w:t>
+      </w:r>
+      <w:r>
+        <w:rPr>
+          <w:b w:val="0"/>
+        </w:rPr>
+        <w:t>.</w:t>
       </w:r>
     </w:p>
     <w:p>
@@ -1255,6 +1807,18 @@
     </w:p>
     <w:p>
       <w:r>
+        <w:t>Use the supplied Build the Recommender task to record your reasoning, evidence and next step.</w:t>
+      </w:r>
+    </w:p>
+    <w:p>
+      <w:pPr>
+        <w:spacing w:line="336" w:lineRule="auto" w:after="180"/>
+        <w:shd w:fill="F5F1FB"/>
+      </w:pPr>
+      <w:r>
+        <w:rPr>
+          <w:b w:val="0"/>
+        </w:rPr>
         <w:t>Two valid rows have the same name but different ratings. Should individual validation alone permit selection?</w:t>
       </w:r>
     </w:p>
@@ -1302,6 +1866,11 @@
       </w:pPr>
       <w:r>
         <w:t>22. Feedback, return check and learning record</w:t>
+      </w:r>
+    </w:p>
+    <w:p>
+      <w:r>
+        <w:t>Record the first repaired step and a different case to revisit after a delay.</w:t>
       </w:r>
     </w:p>
     <w:tbl>
@@ -1441,7 +2010,13 @@
       </w:tr>
     </w:tbl>
     <w:p>
-      <w:r>
+      <w:pPr>
+        <w:spacing w:line="336" w:lineRule="auto" w:after="180"/>
+      </w:pPr>
+      <w:r>
+        <w:rPr>
+          <w:b w:val="0"/>
+        </w:rPr>
         <w:t>Revisit this idea with your teacher after a delay. Familiarity is different from explaining and using it on a changed case.</w:t>
       </w:r>
     </w:p>
@@ -1455,16 +2030,39 @@
     </w:p>
     <w:p>
       <w:r>
+        <w:t>A fictional book chooser filters a request before comparing preference scores. Explain the labelled step before checking the changed condition.</w:t>
+      </w:r>
+    </w:p>
+    <w:p>
+      <w:pPr>
+        <w:spacing w:line="336" w:lineRule="auto" w:after="180"/>
+      </w:pPr>
+      <w:r>
+        <w:rPr>
+          <w:b w:val="0"/>
+        </w:rPr>
         <w:t>A fictional book chooser filters a request before comparing preference scores.</w:t>
       </w:r>
     </w:p>
     <w:p>
-      <w:r>
+      <w:pPr>
+        <w:spacing w:line="336" w:lineRule="auto" w:after="180"/>
+      </w:pPr>
+      <w:r>
+        <w:rPr>
+          <w:b w:val="0"/>
+        </w:rPr>
         <w:t>Request: animal subject, at most 90 pages. Score 2 for illustrated and 1 for comic. Tie chooses smaller ID.</w:t>
       </w:r>
     </w:p>
     <w:p>
-      <w:r>
+      <w:pPr>
+        <w:spacing w:line="336" w:lineRule="auto" w:after="180"/>
+      </w:pPr>
+      <w:r>
+        <w:rPr>
+          <w:b w:val="0"/>
+        </w:rPr>
         <w:t>A animal90 illustrated prose; B animal70 plain comic; C space60 illustrated comic; D animal80 illustrated comic.</w:t>
       </w:r>
     </w:p>
@@ -1541,7 +2139,13 @@
       </w:r>
     </w:p>
     <w:p>
-      <w:r>
+      <w:pPr>
+        <w:spacing w:line="336" w:lineRule="auto" w:after="180"/>
+      </w:pPr>
+      <w:r>
+        <w:rPr>
+          <w:b w:val="0"/>
+        </w:rPr>
         <w:t>Explain why B does not win after D is excluded even though it has fewer pages.</w:t>
       </w:r>
     </w:p>
@@ -1584,13 +2188,70 @@
       </w:r>
     </w:p>
     <w:p>
-      <w:r>
-        <w:t>Support used: alone / hint / worked example. This record is practice evidence.</w:t>
-      </w:r>
-    </w:p>
-    <w:p>
-      <w:r>
-        <w:t>Project connection: Save the recommender code, contract and this full trace; test the same records in different input orders.</w:t>
+      <w:pPr>
+        <w:pStyle w:val="Heading3"/>
+      </w:pPr>
+      <w:r>
+        <w:t>Record the help used</w:t>
+      </w:r>
+    </w:p>
+    <w:p>
+      <w:pPr>
+        <w:spacing w:line="336" w:lineRule="auto" w:after="180"/>
+        <w:shd w:fill="F1F6F8"/>
+      </w:pPr>
+      <w:r>
+        <w:rPr>
+          <w:b w:val="0"/>
+        </w:rPr>
+        <w:t xml:space="preserve">Support used: alone / hint / worked example. This record is practice </w:t>
+      </w:r>
+      <w:r>
+        <w:rPr>
+          <w:b/>
+        </w:rPr>
+        <w:t>evidence</w:t>
+      </w:r>
+      <w:r>
+        <w:rPr>
+          <w:b w:val="0"/>
+        </w:rPr>
+        <w:t>.</w:t>
+      </w:r>
+    </w:p>
+    <w:p>
+      <w:pPr>
+        <w:spacing w:line="336" w:lineRule="auto" w:after="180"/>
+      </w:pPr>
+      <w:r>
+        <w:rPr>
+          <w:b w:val="0"/>
+        </w:rPr>
+        <w:t xml:space="preserve">Project connection: Save the </w:t>
+      </w:r>
+      <w:r>
+        <w:rPr>
+          <w:b/>
+        </w:rPr>
+        <w:t>recommender</w:t>
+      </w:r>
+      <w:r>
+        <w:rPr>
+          <w:b w:val="0"/>
+        </w:rPr>
+        <w:t xml:space="preserve"> code, contract and this full trace; test the same records in different </w:t>
+      </w:r>
+      <w:r>
+        <w:rPr>
+          <w:b/>
+        </w:rPr>
+        <w:t>input</w:t>
+      </w:r>
+      <w:r>
+        <w:rPr>
+          <w:b w:val="0"/>
+        </w:rPr>
+        <w:t xml:space="preserve"> orders.</w:t>
       </w:r>
     </w:p>
     <w:p>
@@ -1603,17 +2264,82 @@
     </w:p>
     <w:p>
       <w:r>
-        <w:t>Project: Transparent Book Recommender</w:t>
-      </w:r>
-    </w:p>
-    <w:p>
-      <w:r>
-        <w:t>Current milestone: Present and defend. Demonstrate the system, explain one failure and justify the next improvement with evidence.</w:t>
-      </w:r>
-    </w:p>
-    <w:p>
-      <w:r>
-        <w:t>Save the recommender code, contract and this full trace; test the same records in different input orders.</w:t>
+        <w:t>Keep this week’s input, deciding step, result and limit together in the Transparent Book Recommender record.</w:t>
+      </w:r>
+    </w:p>
+    <w:p>
+      <w:pPr>
+        <w:spacing w:line="336" w:lineRule="auto" w:after="180"/>
+      </w:pPr>
+      <w:r>
+        <w:rPr>
+          <w:b w:val="0"/>
+        </w:rPr>
+        <w:t xml:space="preserve">Project: Transparent Book </w:t>
+      </w:r>
+      <w:r>
+        <w:rPr>
+          <w:b/>
+        </w:rPr>
+        <w:t>Recommender</w:t>
+      </w:r>
+    </w:p>
+    <w:p>
+      <w:pPr>
+        <w:spacing w:line="336" w:lineRule="auto" w:after="180"/>
+      </w:pPr>
+      <w:r>
+        <w:rPr>
+          <w:b w:val="0"/>
+        </w:rPr>
+        <w:t xml:space="preserve">Current milestone: Present and defend. Demonstrate the system, explain one failure and justify the next improvement with </w:t>
+      </w:r>
+      <w:r>
+        <w:rPr>
+          <w:b/>
+        </w:rPr>
+        <w:t>evidence</w:t>
+      </w:r>
+      <w:r>
+        <w:rPr>
+          <w:b w:val="0"/>
+        </w:rPr>
+        <w:t>.</w:t>
+      </w:r>
+    </w:p>
+    <w:p>
+      <w:pPr>
+        <w:spacing w:line="336" w:lineRule="auto" w:after="180"/>
+      </w:pPr>
+      <w:r>
+        <w:rPr>
+          <w:b w:val="0"/>
+        </w:rPr>
+        <w:t xml:space="preserve">Save the </w:t>
+      </w:r>
+      <w:r>
+        <w:rPr>
+          <w:b/>
+        </w:rPr>
+        <w:t>recommender</w:t>
+      </w:r>
+      <w:r>
+        <w:rPr>
+          <w:b w:val="0"/>
+        </w:rPr>
+        <w:t xml:space="preserve"> code, contract and this full trace; test the same records in different </w:t>
+      </w:r>
+      <w:r>
+        <w:rPr>
+          <w:b/>
+        </w:rPr>
+        <w:t>input</w:t>
+      </w:r>
+      <w:r>
+        <w:rPr>
+          <w:b w:val="0"/>
+        </w:rPr>
+        <w:t xml:space="preserve"> orders.</w:t>
       </w:r>
     </w:p>
     <w:tbl>
@@ -1775,11 +2501,28 @@
     </w:p>
     <w:p>
       <w:r>
+        <w:t>Try the supported questions before comparing with hints and feedback. Record what you repaired and the evidence you retained.</w:t>
+      </w:r>
+    </w:p>
+    <w:p>
+      <w:pPr>
+        <w:spacing w:line="336" w:lineRule="auto" w:after="180"/>
+      </w:pPr>
+      <w:r>
+        <w:rPr>
+          <w:b w:val="0"/>
+        </w:rPr>
         <w:t>Use this supported practice once, in the browser or on paper. Keep the reserved independent assessment for a separate first attempt before teacher feedback.</w:t>
       </w:r>
     </w:p>
     <w:p>
-      <w:r>
+      <w:pPr>
+        <w:spacing w:line="336" w:lineRule="auto" w:after="180"/>
+      </w:pPr>
+      <w:r>
+        <w:rPr>
+          <w:b w:val="0"/>
+        </w:rPr>
         <w:t>A fictional book chooser filters a request before comparing preference scores.</w:t>
       </w:r>
     </w:p>
@@ -1792,27 +2535,91 @@
       </w:r>
     </w:p>
     <w:p>
-      <w:r>
-        <w:t>Which labelled step matches this detail? Reordering the input rows must not change D’s unique winning score.</w:t>
-      </w:r>
-    </w:p>
-    <w:p>
-      <w:r>
+      <w:pPr>
+        <w:spacing w:line="336" w:lineRule="auto" w:after="180"/>
+      </w:pPr>
+      <w:r>
+        <w:rPr>
+          <w:b w:val="0"/>
+        </w:rPr>
+        <w:t xml:space="preserve">Which labelled step matches this detail? Reordering the </w:t>
+      </w:r>
+      <w:r>
+        <w:rPr>
+          <w:b/>
+        </w:rPr>
+        <w:t>input</w:t>
+      </w:r>
+      <w:r>
+        <w:rPr>
+          <w:b w:val="0"/>
+        </w:rPr>
+        <w:t xml:space="preserve"> rows must not change D’s unique winning score.</w:t>
+      </w:r>
+    </w:p>
+    <w:p>
+      <w:pPr>
+        <w:spacing w:line="336" w:lineRule="auto" w:after="180"/>
+        <w:shd w:fill="F4F9FC"/>
+      </w:pPr>
+      <w:r>
+        <w:rPr>
+          <w:b w:val="0"/>
+        </w:rPr>
         <w:t>1. Choose best</w:t>
       </w:r>
     </w:p>
     <w:p>
-      <w:r>
+      <w:pPr>
+        <w:spacing w:line="336" w:lineRule="auto" w:after="180"/>
+        <w:shd w:fill="F4F9FC"/>
+      </w:pPr>
+      <w:r>
+        <w:rPr>
+          <w:b w:val="0"/>
+        </w:rPr>
         <w:t>2. Filter</w:t>
       </w:r>
     </w:p>
     <w:p>
-      <w:r>
-        <w:t>3. Deterministic output</w:t>
-      </w:r>
-    </w:p>
-    <w:p>
-      <w:r>
+      <w:pPr>
+        <w:spacing w:line="336" w:lineRule="auto" w:after="180"/>
+        <w:shd w:fill="F4F9FC"/>
+      </w:pPr>
+      <w:r>
+        <w:rPr>
+          <w:b w:val="0"/>
+        </w:rPr>
+        <w:t xml:space="preserve">3. </w:t>
+      </w:r>
+      <w:r>
+        <w:rPr>
+          <w:b/>
+        </w:rPr>
+        <w:t>Deterministic</w:t>
+      </w:r>
+      <w:r>
+        <w:rPr>
+          <w:b w:val="0"/>
+        </w:rPr>
+        <w:t xml:space="preserve"> </w:t>
+      </w:r>
+      <w:r>
+        <w:rPr>
+          <w:b/>
+        </w:rPr>
+        <w:t>output</w:t>
+      </w:r>
+    </w:p>
+    <w:p>
+      <w:pPr>
+        <w:spacing w:line="336" w:lineRule="auto" w:after="180"/>
+        <w:shd w:fill="F4F9FC"/>
+      </w:pPr>
+      <w:r>
+        <w:rPr>
+          <w:b w:val="0"/>
+        </w:rPr>
         <w:t>4. Compute scores</w:t>
       </w:r>
     </w:p>
@@ -1850,41 +2657,227 @@
       </w:r>
     </w:p>
     <w:p>
-      <w:r>
-        <w:t>Hint if needed: Read the steps in the pictorial case. Match the supplied detail to the stage that performs or records it.</w:t>
-      </w:r>
-    </w:p>
-    <w:p>
-      <w:r>
-        <w:t>After your attempt, compare with the supported explanation: Deterministic output Reordering the input rows must not change D’s unique winning score. Eligibility and ranking answer different questions. C has a high preference score but is not an animal book, so it must stay excluded. The implementation needs a no-match result and explicit tie policy even when this example has a unique winner. Save rejected reasons for an explanation, not just the final ID.</w:t>
-      </w:r>
-    </w:p>
-    <w:p>
       <w:pPr>
         <w:pStyle w:val="Heading3"/>
       </w:pPr>
       <w:r>
+        <w:t>Hint · try first</w:t>
+      </w:r>
+    </w:p>
+    <w:p>
+      <w:pPr>
+        <w:spacing w:line="336" w:lineRule="auto" w:after="180"/>
+        <w:shd w:fill="F1F6F8"/>
+      </w:pPr>
+      <w:r>
+        <w:rPr>
+          <w:b w:val="0"/>
+        </w:rPr>
+        <w:t xml:space="preserve">Hint if needed: Read the steps in the pictorial case. Match the supplied detail to the </w:t>
+      </w:r>
+      <w:r>
+        <w:rPr>
+          <w:b/>
+        </w:rPr>
+        <w:t>stage</w:t>
+      </w:r>
+      <w:r>
+        <w:rPr>
+          <w:b w:val="0"/>
+        </w:rPr>
+        <w:t xml:space="preserve"> that performs or records it.</w:t>
+      </w:r>
+    </w:p>
+    <w:p>
+      <w:pPr>
+        <w:pStyle w:val="Heading3"/>
+      </w:pPr>
+      <w:r>
+        <w:t>Feedback · compare after trying</w:t>
+      </w:r>
+    </w:p>
+    <w:p>
+      <w:pPr>
+        <w:spacing w:line="336" w:lineRule="auto" w:after="180"/>
+        <w:shd w:fill="F1F6FC"/>
+      </w:pPr>
+      <w:r>
+        <w:rPr>
+          <w:b w:val="0"/>
+        </w:rPr>
+        <w:t xml:space="preserve">After your attempt, compare with the supported </w:t>
+      </w:r>
+      <w:r>
+        <w:rPr>
+          <w:b/>
+        </w:rPr>
+        <w:t>explanation</w:t>
+      </w:r>
+      <w:r>
+        <w:rPr>
+          <w:b w:val="0"/>
+        </w:rPr>
+        <w:t xml:space="preserve">: </w:t>
+      </w:r>
+      <w:r>
+        <w:rPr>
+          <w:b/>
+        </w:rPr>
+        <w:t>Deterministic</w:t>
+      </w:r>
+      <w:r>
+        <w:rPr>
+          <w:b w:val="0"/>
+        </w:rPr>
+        <w:t xml:space="preserve"> </w:t>
+      </w:r>
+      <w:r>
+        <w:rPr>
+          <w:b/>
+        </w:rPr>
+        <w:t>output</w:t>
+      </w:r>
+      <w:r>
+        <w:rPr>
+          <w:b w:val="0"/>
+        </w:rPr>
+        <w:t xml:space="preserve"> Reordering the </w:t>
+      </w:r>
+      <w:r>
+        <w:rPr>
+          <w:b/>
+        </w:rPr>
+        <w:t>input</w:t>
+      </w:r>
+      <w:r>
+        <w:rPr>
+          <w:b w:val="0"/>
+        </w:rPr>
+        <w:t xml:space="preserve"> rows must not change D’s unique winning score. Eligibility and ranking answer different questions.</w:t>
+      </w:r>
+    </w:p>
+    <w:p>
+      <w:pPr>
+        <w:spacing w:line="336" w:lineRule="auto" w:after="180"/>
+        <w:shd w:fill="F1F6FC"/>
+      </w:pPr>
+      <w:r>
+        <w:rPr>
+          <w:b w:val="0"/>
+        </w:rPr>
+        <w:t>C has a high preference score but is not an animal book, so it must stay excluded. The implementation needs a no-match result and explicit tie policy even when this example has a unique winner.</w:t>
+      </w:r>
+    </w:p>
+    <w:p>
+      <w:pPr>
+        <w:spacing w:line="336" w:lineRule="auto" w:after="180"/>
+        <w:shd w:fill="F1F6FC"/>
+      </w:pPr>
+      <w:r>
+        <w:rPr>
+          <w:b w:val="0"/>
+        </w:rPr>
+        <w:t xml:space="preserve">Save rejected reasons for an </w:t>
+      </w:r>
+      <w:r>
+        <w:rPr>
+          <w:b/>
+        </w:rPr>
+        <w:t>explanation</w:t>
+      </w:r>
+      <w:r>
+        <w:rPr>
+          <w:b w:val="0"/>
+        </w:rPr>
+        <w:t>, not just the final ID.</w:t>
+      </w:r>
+    </w:p>
+    <w:p>
+      <w:pPr>
+        <w:pStyle w:val="Heading3"/>
+      </w:pPr>
+      <w:r>
         <w:t>Practice 2: explain the deciding evidence</w:t>
       </w:r>
     </w:p>
     <w:p>
-      <w:r>
+      <w:pPr>
+        <w:pStyle w:val="Heading3"/>
+      </w:pPr>
+      <w:r>
+        <w:t>Changed case · predict first</w:t>
+      </w:r>
+    </w:p>
+    <w:p>
+      <w:pPr>
+        <w:spacing w:line="336" w:lineRule="auto" w:after="180"/>
+        <w:shd w:fill="F5F1FB"/>
+      </w:pPr>
+      <w:r>
+        <w:rPr>
+          <w:b w:val="0"/>
+        </w:rPr>
         <w:t>Changed-case practice: Change D’s pages to 91, leaving every other field unchanged. Which conclusion is supported by the supplied facts?</w:t>
       </w:r>
     </w:p>
     <w:p>
-      <w:r>
+      <w:pPr>
+        <w:spacing w:line="336" w:lineRule="auto" w:after="180"/>
+        <w:shd w:fill="F4F9FC"/>
+      </w:pPr>
+      <w:r>
+        <w:rPr>
+          <w:b w:val="0"/>
+        </w:rPr>
         <w:t>1. D becomes ineligible, so A wins with score 2.</w:t>
       </w:r>
     </w:p>
     <w:p>
-      <w:r>
-        <w:t>2. This one example guarantees correct results for every future input.</w:t>
-      </w:r>
-    </w:p>
-    <w:p>
-      <w:r>
-        <w:t>3. We can decide the result without examining the changed input or the procedure.</w:t>
+      <w:pPr>
+        <w:spacing w:line="336" w:lineRule="auto" w:after="180"/>
+        <w:shd w:fill="F4F9FC"/>
+      </w:pPr>
+      <w:r>
+        <w:rPr>
+          <w:b w:val="0"/>
+        </w:rPr>
+        <w:t xml:space="preserve">2. This one example guarantees correct results for every future </w:t>
+      </w:r>
+      <w:r>
+        <w:rPr>
+          <w:b/>
+        </w:rPr>
+        <w:t>input</w:t>
+      </w:r>
+      <w:r>
+        <w:rPr>
+          <w:b w:val="0"/>
+        </w:rPr>
+        <w:t>.</w:t>
+      </w:r>
+    </w:p>
+    <w:p>
+      <w:pPr>
+        <w:spacing w:line="336" w:lineRule="auto" w:after="180"/>
+        <w:shd w:fill="F4F9FC"/>
+      </w:pPr>
+      <w:r>
+        <w:rPr>
+          <w:b w:val="0"/>
+        </w:rPr>
+        <w:t xml:space="preserve">3. We can decide the result without examining the changed </w:t>
+      </w:r>
+      <w:r>
+        <w:rPr>
+          <w:b/>
+        </w:rPr>
+        <w:t>input</w:t>
+      </w:r>
+      <w:r>
+        <w:rPr>
+          <w:b w:val="0"/>
+        </w:rPr>
+        <w:t xml:space="preserve"> or the procedure.</w:t>
       </w:r>
     </w:p>
     <w:p>
@@ -1921,36 +2914,154 @@
       </w:r>
     </w:p>
     <w:p>
-      <w:r>
+      <w:pPr>
+        <w:pStyle w:val="Heading3"/>
+      </w:pPr>
+      <w:r>
+        <w:t>Hint · try first</w:t>
+      </w:r>
+    </w:p>
+    <w:p>
+      <w:pPr>
+        <w:spacing w:line="336" w:lineRule="auto" w:after="180"/>
+        <w:shd w:fill="F1F6F8"/>
+      </w:pPr>
+      <w:r>
+        <w:rPr>
+          <w:b w:val="0"/>
+        </w:rPr>
         <w:t>Hint if needed: Use the changed condition and the deciding step in the pictorial trace. The answer must say what follows from those facts.</w:t>
       </w:r>
     </w:p>
     <w:p>
-      <w:r>
-        <w:t>After your attempt, compare with the supported explanation: D becomes ineligible, so A wins with score 2. The strict excess over the 90-page maximum changes filtering before ranking.</w:t>
-      </w:r>
-    </w:p>
-    <w:p>
       <w:pPr>
         <w:pStyle w:val="Heading3"/>
       </w:pPr>
       <w:r>
+        <w:t>Feedback · compare after trying</w:t>
+      </w:r>
+    </w:p>
+    <w:p>
+      <w:pPr>
+        <w:spacing w:line="336" w:lineRule="auto" w:after="180"/>
+        <w:shd w:fill="F1F6FC"/>
+      </w:pPr>
+      <w:r>
+        <w:rPr>
+          <w:b w:val="0"/>
+        </w:rPr>
+        <w:t xml:space="preserve">After your attempt, compare with the supported </w:t>
+      </w:r>
+      <w:r>
+        <w:rPr>
+          <w:b/>
+        </w:rPr>
+        <w:t>explanation</w:t>
+      </w:r>
+      <w:r>
+        <w:rPr>
+          <w:b w:val="0"/>
+        </w:rPr>
+        <w:t>: D becomes ineligible, so A wins with score 2. The strict excess over the 90-page maximum changes filtering before ranking.</w:t>
+      </w:r>
+    </w:p>
+    <w:p>
+      <w:pPr>
+        <w:pStyle w:val="Heading3"/>
+      </w:pPr>
+      <w:r>
         <w:t>Repair a missing building block</w:t>
       </w:r>
     </w:p>
     <w:p>
-      <w:r>
+      <w:pPr>
+        <w:spacing w:line="336" w:lineRule="auto" w:after="180"/>
+      </w:pPr>
+      <w:r>
+        <w:rPr>
+          <w:b w:val="0"/>
+        </w:rPr>
         <w:t>Review Project Problem and Success Test (ai-2/32). Goal: Define a small application purpose. Short practice: Write an equality test and explain which requirement it checks.. Return to this week and explain what you changed.</w:t>
       </w:r>
     </w:p>
     <w:p>
-      <w:r>
-        <w:t>Review Agents and Tools (ai-2/30). Goal: Explain the mechanism and terminology of state machines for bounded agents. Short practice: Can the assistant accept Trace B because its final state is done?. Return to this week and explain what you changed.</w:t>
-      </w:r>
-    </w:p>
-    <w:p>
-      <w:r>
-        <w:t>Review Predictive vs Generative (ai-2/27). Goal: Distinguish discriminative prediction from generation by inspecting the requested output. Short practice: Does matching the physical box in the changed table prove the generator measures boxes?. Return to this week and explain what you changed.</w:t>
+      <w:pPr>
+        <w:spacing w:line="336" w:lineRule="auto" w:after="180"/>
+      </w:pPr>
+      <w:r>
+        <w:rPr>
+          <w:b w:val="0"/>
+        </w:rPr>
+        <w:t xml:space="preserve">Review Agents and Tools (ai-2/30). Goal: Explain the </w:t>
+      </w:r>
+      <w:r>
+        <w:rPr>
+          <w:b/>
+        </w:rPr>
+        <w:t>mechanism</w:t>
+      </w:r>
+      <w:r>
+        <w:rPr>
+          <w:b w:val="0"/>
+        </w:rPr>
+        <w:t xml:space="preserve"> and terminology of state machines for bounded agents. Short practice: Can the assistant accept Trace B because its final state is done?.</w:t>
+      </w:r>
+    </w:p>
+    <w:p>
+      <w:pPr>
+        <w:spacing w:line="336" w:lineRule="auto" w:after="180"/>
+      </w:pPr>
+      <w:r>
+        <w:rPr>
+          <w:b w:val="0"/>
+        </w:rPr>
+        <w:t>Return to this week and explain what you changed.</w:t>
+      </w:r>
+    </w:p>
+    <w:p>
+      <w:pPr>
+        <w:spacing w:line="336" w:lineRule="auto" w:after="180"/>
+      </w:pPr>
+      <w:r>
+        <w:rPr>
+          <w:b w:val="0"/>
+        </w:rPr>
+        <w:t xml:space="preserve">Review Predictive vs Generative (ai-2/27). Goal: Distinguish discriminative </w:t>
+      </w:r>
+      <w:r>
+        <w:rPr>
+          <w:b/>
+        </w:rPr>
+        <w:t>prediction</w:t>
+      </w:r>
+      <w:r>
+        <w:rPr>
+          <w:b w:val="0"/>
+        </w:rPr>
+        <w:t xml:space="preserve"> from generation by inspecting the requested </w:t>
+      </w:r>
+      <w:r>
+        <w:rPr>
+          <w:b/>
+        </w:rPr>
+        <w:t>output</w:t>
+      </w:r>
+      <w:r>
+        <w:rPr>
+          <w:b w:val="0"/>
+        </w:rPr>
+        <w:t>.</w:t>
+      </w:r>
+    </w:p>
+    <w:p>
+      <w:pPr>
+        <w:spacing w:line="336" w:lineRule="auto" w:after="180"/>
+      </w:pPr>
+      <w:r>
+        <w:rPr>
+          <w:b w:val="0"/>
+        </w:rPr>
+        <w:t>Short practice: Does matching the physical box in the changed table prove the generator measures boxes?. Return to this week and explain what you changed.</w:t>
       </w:r>
     </w:p>
     <w:p>
@@ -1962,8 +3073,61 @@
       </w:r>
     </w:p>
     <w:p>
-      <w:r>
-        <w:t>The browser lab lets you edit the supported Python examples already included in this lesson. Predict first, run, inspect the actual output or error, change one input, then run again. Keep code, predictions, actual results and a reasoned revision together. On paper, label your result as a trace rather than an execution.</w:t>
+      <w:pPr>
+        <w:spacing w:line="336" w:lineRule="auto" w:after="180"/>
+      </w:pPr>
+      <w:r>
+        <w:rPr>
+          <w:b w:val="0"/>
+        </w:rPr>
+        <w:t xml:space="preserve">The browser lab lets you edit the supported Python examples already included in this lesson. Predict first, run, inspect the actual </w:t>
+      </w:r>
+      <w:r>
+        <w:rPr>
+          <w:b/>
+        </w:rPr>
+        <w:t>output</w:t>
+      </w:r>
+      <w:r>
+        <w:rPr>
+          <w:b w:val="0"/>
+        </w:rPr>
+        <w:t xml:space="preserve"> or error, change one </w:t>
+      </w:r>
+      <w:r>
+        <w:rPr>
+          <w:b/>
+        </w:rPr>
+        <w:t>input</w:t>
+      </w:r>
+      <w:r>
+        <w:rPr>
+          <w:b w:val="0"/>
+        </w:rPr>
+        <w:t>, then run again.</w:t>
+      </w:r>
+    </w:p>
+    <w:p>
+      <w:pPr>
+        <w:spacing w:line="336" w:lineRule="auto" w:after="180"/>
+      </w:pPr>
+      <w:r>
+        <w:rPr>
+          <w:b w:val="0"/>
+        </w:rPr>
+        <w:t xml:space="preserve">Keep code, </w:t>
+      </w:r>
+      <w:r>
+        <w:rPr>
+          <w:b/>
+        </w:rPr>
+        <w:t>prediction</w:t>
+      </w:r>
+      <w:r>
+        <w:rPr>
+          <w:b w:val="0"/>
+        </w:rPr>
+        <w:t>s, actual results and a reasoned revision together. On paper, label your result as a trace rather than an execution.</w:t>
       </w:r>
     </w:p>
     <w:p>
@@ -1975,8 +3139,37 @@
       </w:r>
     </w:p>
     <w:p>
-      <w:r>
-        <w:t>Use Download completed work in the hosted lesson to export your answers, reflections, practice feedback and code-run evidence. Open the HTML copy to read or print it. Drafts stay in this browser when storage is available; clear drafts on a shared device.</w:t>
+      <w:pPr>
+        <w:spacing w:line="336" w:lineRule="auto" w:after="180"/>
+      </w:pPr>
+      <w:r>
+        <w:rPr>
+          <w:b w:val="0"/>
+        </w:rPr>
+        <w:t xml:space="preserve">Use Download completed work in the hosted lesson to export your answers, reflections, practice feedback and code-run </w:t>
+      </w:r>
+      <w:r>
+        <w:rPr>
+          <w:b/>
+        </w:rPr>
+        <w:t>evidence</w:t>
+      </w:r>
+      <w:r>
+        <w:rPr>
+          <w:b w:val="0"/>
+        </w:rPr>
+        <w:t>. Open the HTML copy to read or print it.</w:t>
+      </w:r>
+    </w:p>
+    <w:p>
+      <w:pPr>
+        <w:spacing w:line="336" w:lineRule="auto" w:after="180"/>
+      </w:pPr>
+      <w:r>
+        <w:rPr>
+          <w:b w:val="0"/>
+        </w:rPr>
+        <w:t>Drafts stay in this browser when storage is available; clear drafts on a shared device.</w:t>
       </w:r>
     </w:p>
     <w:p>
@@ -1990,6 +3183,787 @@
     <w:p>
       <w:r>
         <w:t>________________________________________________________________</w:t>
+      </w:r>
+    </w:p>
+    <w:p>
+      <w:r>
+        <w:t>________________________________________________________________</w:t>
+      </w:r>
+    </w:p>
+    <w:p>
+      <w:r>
+        <w:t>________________________________________________________________</w:t>
+      </w:r>
+    </w:p>
+    <w:p>
+      <w:r>
+        <w:t>________________________________________________________________</w:t>
+      </w:r>
+    </w:p>
+    <w:p>
+      <w:r>
+        <w:t>________________________________________________________________</w:t>
+      </w:r>
+    </w:p>
+    <w:p>
+      <w:pPr>
+        <w:pStyle w:val="Heading1"/>
+      </w:pPr>
+      <w:r>
+        <w:t>26. Visual concept journey</w:t>
+      </w:r>
+    </w:p>
+    <w:p>
+      <w:r>
+        <w:t>Explain each Build the Recommender picture from its labels, then record a relevant limit.</w:t>
+      </w:r>
+    </w:p>
+    <w:p>
+      <w:pPr>
+        <w:pStyle w:val="Heading3"/>
+      </w:pPr>
+      <w:r>
+        <w:t>01. Build the Recommender: the case</w:t>
+      </w:r>
+    </w:p>
+    <w:p>
+      <w:r>
+        <w:drawing>
+          <wp:inline xmlns:a="http://schemas.openxmlformats.org/drawingml/2006/main" xmlns:pic="http://schemas.openxmlformats.org/drawingml/2006/picture">
+            <wp:extent cx="5486400" cy="2990088"/>
+            <wp:docPr id="3" name="Picture 3" descr="A fictional book chooser filters a request before comparing preference scores. Supplied facts: Request: animal subject, at most 90 pages. Score 2 for illustrated and 1 for comic. Tie chooses smaller ID. A animal90 illustrated prose; B animal70 plain comic; C space60 illustrated comic; D animal80 illustrated comic."/>
+            <wp:cNvGraphicFramePr>
+              <a:graphicFrameLocks noChangeAspect="1"/>
+            </wp:cNvGraphicFramePr>
+            <a:graphic>
+              <a:graphicData uri="http://schemas.openxmlformats.org/drawingml/2006/picture">
+                <pic:pic>
+                  <pic:nvPicPr>
+                    <pic:cNvPr id="0" name="academy-story-ai-2-33-01.png"/>
+                    <pic:cNvPicPr/>
+                  </pic:nvPicPr>
+                  <pic:blipFill>
+                    <a:blip r:embed="rId11"/>
+                    <a:stretch>
+                      <a:fillRect/>
+                    </a:stretch>
+                  </pic:blipFill>
+                  <pic:spPr>
+                    <a:xfrm>
+                      <a:off x="0" y="0"/>
+                      <a:ext cx="5486400" cy="2990088"/>
+                    </a:xfrm>
+                    <a:prstGeom prst="rect"/>
+                  </pic:spPr>
+                </pic:pic>
+              </a:graphicData>
+            </a:graphic>
+          </wp:inline>
+        </w:drawing>
+      </w:r>
+    </w:p>
+    <w:p>
+      <w:pPr>
+        <w:spacing w:line="336" w:lineRule="auto" w:after="180"/>
+      </w:pPr>
+      <w:r>
+        <w:rPr>
+          <w:b w:val="0"/>
+        </w:rPr>
+        <w:t>A fictional book chooser filters a request before comparing preference scores. Supplied facts: Request: animal subject, at most 90 pages. Score 2 for illustrated and 1 for comic. Tie chooses smaller ID.</w:t>
+      </w:r>
+    </w:p>
+    <w:p>
+      <w:pPr>
+        <w:spacing w:line="336" w:lineRule="auto" w:after="180"/>
+      </w:pPr>
+      <w:r>
+        <w:rPr>
+          <w:b w:val="0"/>
+        </w:rPr>
+        <w:t>A animal90 illustrated prose; B animal70 plain comic; C space60 illustrated comic; D animal80 illustrated comic.</w:t>
+      </w:r>
+    </w:p>
+    <w:p>
+      <w:pPr>
+        <w:spacing w:line="336" w:lineRule="auto" w:after="180"/>
+        <w:shd w:fill="F5F1FB"/>
+      </w:pPr>
+      <w:r>
+        <w:rPr>
+          <w:b w:val="0"/>
+        </w:rPr>
+        <w:t>Point to the given fact that matters most. Explain why it matters.</w:t>
+      </w:r>
+    </w:p>
+    <w:p>
+      <w:pPr>
+        <w:pStyle w:val="Heading3"/>
+      </w:pPr>
+      <w:r>
+        <w:t>My picture explanation, deciding evidence and one limit</w:t>
+      </w:r>
+    </w:p>
+    <w:p>
+      <w:r>
+        <w:t>________________________________________________________________</w:t>
+      </w:r>
+    </w:p>
+    <w:p>
+      <w:r>
+        <w:t>________________________________________________________________</w:t>
+      </w:r>
+    </w:p>
+    <w:p>
+      <w:r>
+        <w:t>________________________________________________________________</w:t>
+      </w:r>
+    </w:p>
+    <w:p>
+      <w:r>
+        <w:t>________________________________________________________________</w:t>
+      </w:r>
+    </w:p>
+    <w:p>
+      <w:pPr>
+        <w:pStyle w:val="Heading3"/>
+      </w:pPr>
+      <w:r>
+        <w:t>02. Follow the deciding steps</w:t>
+      </w:r>
+    </w:p>
+    <w:p>
+      <w:r>
+        <w:drawing>
+          <wp:inline xmlns:a="http://schemas.openxmlformats.org/drawingml/2006/main" xmlns:pic="http://schemas.openxmlformats.org/drawingml/2006/picture">
+            <wp:extent cx="5486400" cy="4005072"/>
+            <wp:docPr id="4" name="Picture 4" descr="Filter: A,B,D meet subject and page requirements; C fails subject. → Compute scores: A=2; B=1; D=3. → Choose best: Return D with both preference matches recorded. → Deterministic output: Reordering the input rows must not change D’s unique winning score."/>
+            <wp:cNvGraphicFramePr>
+              <a:graphicFrameLocks noChangeAspect="1"/>
+            </wp:cNvGraphicFramePr>
+            <a:graphic>
+              <a:graphicData uri="http://schemas.openxmlformats.org/drawingml/2006/picture">
+                <pic:pic>
+                  <pic:nvPicPr>
+                    <pic:cNvPr id="0" name="academy-story-ai-2-33-02.png"/>
+                    <pic:cNvPicPr/>
+                  </pic:nvPicPr>
+                  <pic:blipFill>
+                    <a:blip r:embed="rId12"/>
+                    <a:stretch>
+                      <a:fillRect/>
+                    </a:stretch>
+                  </pic:blipFill>
+                  <pic:spPr>
+                    <a:xfrm>
+                      <a:off x="0" y="0"/>
+                      <a:ext cx="5486400" cy="4005072"/>
+                    </a:xfrm>
+                    <a:prstGeom prst="rect"/>
+                  </pic:spPr>
+                </pic:pic>
+              </a:graphicData>
+            </a:graphic>
+          </wp:inline>
+        </w:drawing>
+      </w:r>
+    </w:p>
+    <w:p>
+      <w:pPr>
+        <w:spacing w:line="336" w:lineRule="auto" w:after="180"/>
+      </w:pPr>
+      <w:r>
+        <w:rPr>
+          <w:b w:val="0"/>
+        </w:rPr>
+        <w:t xml:space="preserve">Filter: A,B,D meet subject and page requirements; C fails subject. → Compute scores: A=2; B=1; D=3. → Choose best: Return D with both preference matches recorded. → </w:t>
+      </w:r>
+      <w:r>
+        <w:rPr>
+          <w:b/>
+        </w:rPr>
+        <w:t>Deterministic</w:t>
+      </w:r>
+      <w:r>
+        <w:rPr>
+          <w:b w:val="0"/>
+        </w:rPr>
+        <w:t xml:space="preserve"> </w:t>
+      </w:r>
+      <w:r>
+        <w:rPr>
+          <w:b/>
+        </w:rPr>
+        <w:t>output</w:t>
+      </w:r>
+      <w:r>
+        <w:rPr>
+          <w:b w:val="0"/>
+        </w:rPr>
+        <w:t xml:space="preserve">: Reordering the </w:t>
+      </w:r>
+      <w:r>
+        <w:rPr>
+          <w:b/>
+        </w:rPr>
+        <w:t>input</w:t>
+      </w:r>
+      <w:r>
+        <w:rPr>
+          <w:b w:val="0"/>
+        </w:rPr>
+        <w:t xml:space="preserve"> rows must not change D’s unique winning score.</w:t>
+      </w:r>
+    </w:p>
+    <w:p>
+      <w:pPr>
+        <w:spacing w:line="336" w:lineRule="auto" w:after="180"/>
+        <w:shd w:fill="F5F1FB"/>
+      </w:pPr>
+      <w:r>
+        <w:rPr>
+          <w:b w:val="0"/>
+        </w:rPr>
+        <w:t xml:space="preserve">Point to each numbered </w:t>
+      </w:r>
+      <w:r>
+        <w:rPr>
+          <w:b/>
+        </w:rPr>
+        <w:t>stage</w:t>
+      </w:r>
+      <w:r>
+        <w:rPr>
+          <w:b w:val="0"/>
+        </w:rPr>
+        <w:t xml:space="preserve"> and explain which recorded </w:t>
+      </w:r>
+      <w:r>
+        <w:rPr>
+          <w:b/>
+        </w:rPr>
+        <w:t>input</w:t>
+      </w:r>
+      <w:r>
+        <w:rPr>
+          <w:b w:val="0"/>
+        </w:rPr>
+        <w:t xml:space="preserve"> it uses.</w:t>
+      </w:r>
+    </w:p>
+    <w:p>
+      <w:pPr>
+        <w:pStyle w:val="Heading3"/>
+      </w:pPr>
+      <w:r>
+        <w:t>My picture explanation, deciding evidence and one limit</w:t>
+      </w:r>
+    </w:p>
+    <w:p>
+      <w:r>
+        <w:t>________________________________________________________________</w:t>
+      </w:r>
+    </w:p>
+    <w:p>
+      <w:r>
+        <w:t>________________________________________________________________</w:t>
+      </w:r>
+    </w:p>
+    <w:p>
+      <w:r>
+        <w:t>________________________________________________________________</w:t>
+      </w:r>
+    </w:p>
+    <w:p>
+      <w:r>
+        <w:t>________________________________________________________________</w:t>
+      </w:r>
+    </w:p>
+    <w:p>
+      <w:pPr>
+        <w:pStyle w:val="Heading3"/>
+      </w:pPr>
+      <w:r>
+        <w:t>03. Filtering before scoring</w:t>
+      </w:r>
+    </w:p>
+    <w:p>
+      <w:r>
+        <w:drawing>
+          <wp:inline xmlns:a="http://schemas.openxmlformats.org/drawingml/2006/main" xmlns:pic="http://schemas.openxmlformats.org/drawingml/2006/picture">
+            <wp:extent cx="5486400" cy="3938016"/>
+            <wp:docPr id="5" name="Picture 5" descr="Filtering before scoring. A: Pages = 90, Preference score = 2, Status = eligible. B: Pages = 70, Preference score = 1, Status = eligible. C: Pages = 60, Preference score = 3, Status = subject fails. D: Pages = 80, Preference score = 3, Status = eligible."/>
+            <wp:cNvGraphicFramePr>
+              <a:graphicFrameLocks noChangeAspect="1"/>
+            </wp:cNvGraphicFramePr>
+            <a:graphic>
+              <a:graphicData uri="http://schemas.openxmlformats.org/drawingml/2006/picture">
+                <pic:pic>
+                  <pic:nvPicPr>
+                    <pic:cNvPr id="0" name="academy-story-ai-2-33-03.png"/>
+                    <pic:cNvPicPr/>
+                  </pic:nvPicPr>
+                  <pic:blipFill>
+                    <a:blip r:embed="rId13"/>
+                    <a:stretch>
+                      <a:fillRect/>
+                    </a:stretch>
+                  </pic:blipFill>
+                  <pic:spPr>
+                    <a:xfrm>
+                      <a:off x="0" y="0"/>
+                      <a:ext cx="5486400" cy="3938016"/>
+                    </a:xfrm>
+                    <a:prstGeom prst="rect"/>
+                  </pic:spPr>
+                </pic:pic>
+              </a:graphicData>
+            </a:graphic>
+          </wp:inline>
+        </w:drawing>
+      </w:r>
+    </w:p>
+    <w:p>
+      <w:pPr>
+        <w:spacing w:line="336" w:lineRule="auto" w:after="180"/>
+      </w:pPr>
+      <w:r>
+        <w:rPr>
+          <w:b w:val="0"/>
+        </w:rPr>
+        <w:t>Filtering before scoring. A: Pages = 90, Preference score = 2, Status = eligible. B: Pages = 70, Preference score = 1, Status = eligible. C: Pages = 60, Preference score = 3, Status = subject fails.</w:t>
+      </w:r>
+    </w:p>
+    <w:p>
+      <w:pPr>
+        <w:spacing w:line="336" w:lineRule="auto" w:after="180"/>
+      </w:pPr>
+      <w:r>
+        <w:rPr>
+          <w:b w:val="0"/>
+        </w:rPr>
+        <w:t>D: Pages = 80, Preference score = 3, Status = eligible.</w:t>
+      </w:r>
+    </w:p>
+    <w:p>
+      <w:pPr>
+        <w:spacing w:line="336" w:lineRule="auto" w:after="180"/>
+        <w:shd w:fill="F5F1FB"/>
+      </w:pPr>
+      <w:r>
+        <w:rPr>
+          <w:b w:val="0"/>
+        </w:rPr>
+        <w:t>Read the labels and values. Explain the relationship the model shows.</w:t>
+      </w:r>
+    </w:p>
+    <w:p>
+      <w:pPr>
+        <w:pStyle w:val="Heading3"/>
+      </w:pPr>
+      <w:r>
+        <w:t>My picture explanation, deciding evidence and one limit</w:t>
+      </w:r>
+    </w:p>
+    <w:p>
+      <w:r>
+        <w:t>________________________________________________________________</w:t>
+      </w:r>
+    </w:p>
+    <w:p>
+      <w:r>
+        <w:t>________________________________________________________________</w:t>
+      </w:r>
+    </w:p>
+    <w:p>
+      <w:r>
+        <w:t>________________________________________________________________</w:t>
+      </w:r>
+    </w:p>
+    <w:p>
+      <w:r>
+        <w:t>________________________________________________________________</w:t>
+      </w:r>
+    </w:p>
+    <w:p>
+      <w:pPr>
+        <w:pStyle w:val="Heading3"/>
+      </w:pPr>
+      <w:r>
+        <w:t>04. Change one thing. Trace what follows.</w:t>
+      </w:r>
+    </w:p>
+    <w:p>
+      <w:r>
+        <w:drawing>
+          <wp:inline xmlns:a="http://schemas.openxmlformats.org/drawingml/2006/main" xmlns:pic="http://schemas.openxmlformats.org/drawingml/2006/picture">
+            <wp:extent cx="5486400" cy="3026664"/>
+            <wp:docPr id="6" name="Picture 6" descr="Original case: Reordering the input rows must not change D’s unique winning score. Changed condition: Change D’s pages to 91, leaving every other field unchanged. Expected result: D becomes ineligible, so A wins with score 2. Reason: The strict excess over the 90-page maximum changes filtering before ranking."/>
+            <wp:cNvGraphicFramePr>
+              <a:graphicFrameLocks noChangeAspect="1"/>
+            </wp:cNvGraphicFramePr>
+            <a:graphic>
+              <a:graphicData uri="http://schemas.openxmlformats.org/drawingml/2006/picture">
+                <pic:pic>
+                  <pic:nvPicPr>
+                    <pic:cNvPr id="0" name="academy-story-ai-2-33-04.png"/>
+                    <pic:cNvPicPr/>
+                  </pic:nvPicPr>
+                  <pic:blipFill>
+                    <a:blip r:embed="rId14"/>
+                    <a:stretch>
+                      <a:fillRect/>
+                    </a:stretch>
+                  </pic:blipFill>
+                  <pic:spPr>
+                    <a:xfrm>
+                      <a:off x="0" y="0"/>
+                      <a:ext cx="5486400" cy="3026664"/>
+                    </a:xfrm>
+                    <a:prstGeom prst="rect"/>
+                  </pic:spPr>
+                </pic:pic>
+              </a:graphicData>
+            </a:graphic>
+          </wp:inline>
+        </w:drawing>
+      </w:r>
+    </w:p>
+    <w:p>
+      <w:pPr>
+        <w:spacing w:line="336" w:lineRule="auto" w:after="180"/>
+      </w:pPr>
+      <w:r>
+        <w:rPr>
+          <w:b w:val="0"/>
+        </w:rPr>
+        <w:t xml:space="preserve">Original case: Reordering the </w:t>
+      </w:r>
+      <w:r>
+        <w:rPr>
+          <w:b/>
+        </w:rPr>
+        <w:t>input</w:t>
+      </w:r>
+      <w:r>
+        <w:rPr>
+          <w:b w:val="0"/>
+        </w:rPr>
+        <w:t xml:space="preserve"> rows must not change D’s unique winning score. Changed condition: Change D’s pages to 91, leaving every other field unchanged. Expected result: D becomes ineligible, so A wins with score 2.</w:t>
+      </w:r>
+    </w:p>
+    <w:p>
+      <w:pPr>
+        <w:spacing w:line="336" w:lineRule="auto" w:after="180"/>
+      </w:pPr>
+      <w:r>
+        <w:rPr>
+          <w:b w:val="0"/>
+        </w:rPr>
+        <w:t>Reason: The strict excess over the 90-page maximum changes filtering before ranking.</w:t>
+      </w:r>
+    </w:p>
+    <w:p>
+      <w:pPr>
+        <w:spacing w:line="336" w:lineRule="auto" w:after="180"/>
+        <w:shd w:fill="F5F1FB"/>
+      </w:pPr>
+      <w:r>
+        <w:rPr>
+          <w:b w:val="0"/>
+        </w:rPr>
+        <w:t>Predict before checking the worked changed-case result. Name what changed and what the supplied facts allow you to conclude.</w:t>
+      </w:r>
+    </w:p>
+    <w:p>
+      <w:pPr>
+        <w:pStyle w:val="Heading3"/>
+      </w:pPr>
+      <w:r>
+        <w:t>My picture explanation, deciding evidence and one limit</w:t>
+      </w:r>
+    </w:p>
+    <w:p>
+      <w:r>
+        <w:t>________________________________________________________________</w:t>
+      </w:r>
+    </w:p>
+    <w:p>
+      <w:r>
+        <w:t>________________________________________________________________</w:t>
+      </w:r>
+    </w:p>
+    <w:p>
+      <w:r>
+        <w:t>________________________________________________________________</w:t>
+      </w:r>
+    </w:p>
+    <w:p>
+      <w:r>
+        <w:t>________________________________________________________________</w:t>
+      </w:r>
+    </w:p>
+    <w:p>
+      <w:pPr>
+        <w:pStyle w:val="Heading3"/>
+      </w:pPr>
+      <w:r>
+        <w:t>05. Connect the explanation to its limit</w:t>
+      </w:r>
+    </w:p>
+    <w:p>
+      <w:r>
+        <w:drawing>
+          <wp:inline xmlns:a="http://schemas.openxmlformats.org/drawingml/2006/main" xmlns:pic="http://schemas.openxmlformats.org/drawingml/2006/picture">
+            <wp:extent cx="5486400" cy="2834640"/>
+            <wp:docPr id="7" name="Picture 7" descr="Eligibility and ranking answer different questions. C has a high preference score but is not an animal book, so it must stay excluded. The implementation needs a no-match result and explicit tie policy even when this example has a unique winner. Save rejected reasons for an explanation, not just the final ID. Limit: Toy preference weights do not imply shorter or illustrated books are universally better for all learners."/>
+            <wp:cNvGraphicFramePr>
+              <a:graphicFrameLocks noChangeAspect="1"/>
+            </wp:cNvGraphicFramePr>
+            <a:graphic>
+              <a:graphicData uri="http://schemas.openxmlformats.org/drawingml/2006/picture">
+                <pic:pic>
+                  <pic:nvPicPr>
+                    <pic:cNvPr id="0" name="academy-story-ai-2-33-05.png"/>
+                    <pic:cNvPicPr/>
+                  </pic:nvPicPr>
+                  <pic:blipFill>
+                    <a:blip r:embed="rId15"/>
+                    <a:stretch>
+                      <a:fillRect/>
+                    </a:stretch>
+                  </pic:blipFill>
+                  <pic:spPr>
+                    <a:xfrm>
+                      <a:off x="0" y="0"/>
+                      <a:ext cx="5486400" cy="2834640"/>
+                    </a:xfrm>
+                    <a:prstGeom prst="rect"/>
+                  </pic:spPr>
+                </pic:pic>
+              </a:graphicData>
+            </a:graphic>
+          </wp:inline>
+        </w:drawing>
+      </w:r>
+    </w:p>
+    <w:p>
+      <w:pPr>
+        <w:spacing w:line="336" w:lineRule="auto" w:after="180"/>
+      </w:pPr>
+      <w:r>
+        <w:rPr>
+          <w:b w:val="0"/>
+        </w:rPr>
+        <w:t>Eligibility and ranking answer different questions. C has a high preference score but is not an animal book, so it must stay excluded.</w:t>
+      </w:r>
+    </w:p>
+    <w:p>
+      <w:pPr>
+        <w:spacing w:line="336" w:lineRule="auto" w:after="180"/>
+      </w:pPr>
+      <w:r>
+        <w:rPr>
+          <w:b w:val="0"/>
+        </w:rPr>
+        <w:t xml:space="preserve">The implementation needs a no-match result and explicit tie policy even when this example has a unique winner. Save rejected reasons for an </w:t>
+      </w:r>
+      <w:r>
+        <w:rPr>
+          <w:b/>
+        </w:rPr>
+        <w:t>explanation</w:t>
+      </w:r>
+      <w:r>
+        <w:rPr>
+          <w:b w:val="0"/>
+        </w:rPr>
+        <w:t>, not just the final ID.</w:t>
+      </w:r>
+    </w:p>
+    <w:p>
+      <w:pPr>
+        <w:spacing w:line="336" w:lineRule="auto" w:after="180"/>
+      </w:pPr>
+      <w:r>
+        <w:rPr>
+          <w:b w:val="0"/>
+        </w:rPr>
+        <w:t>Limit: Toy preference weights do not imply shorter or illustrated books are universally better for all learners.</w:t>
+      </w:r>
+    </w:p>
+    <w:p>
+      <w:pPr>
+        <w:spacing w:line="336" w:lineRule="auto" w:after="180"/>
+        <w:shd w:fill="F5F1FB"/>
+      </w:pPr>
+      <w:r>
+        <w:rPr>
+          <w:b w:val="0"/>
+        </w:rPr>
+        <w:t>Explain the case, then point to a limit on the claim.</w:t>
+      </w:r>
+    </w:p>
+    <w:p>
+      <w:pPr>
+        <w:pStyle w:val="Heading3"/>
+      </w:pPr>
+      <w:r>
+        <w:t>My picture explanation, deciding evidence and one limit</w:t>
+      </w:r>
+    </w:p>
+    <w:p>
+      <w:r>
+        <w:t>________________________________________________________________</w:t>
+      </w:r>
+    </w:p>
+    <w:p>
+      <w:r>
+        <w:t>________________________________________________________________</w:t>
+      </w:r>
+    </w:p>
+    <w:p>
+      <w:r>
+        <w:t>________________________________________________________________</w:t>
+      </w:r>
+    </w:p>
+    <w:p>
+      <w:r>
+        <w:t>________________________________________________________________</w:t>
+      </w:r>
+    </w:p>
+    <w:p>
+      <w:pPr>
+        <w:pStyle w:val="Heading3"/>
+      </w:pPr>
+      <w:r>
+        <w:t>06. Make the idea visible in your project</w:t>
+      </w:r>
+    </w:p>
+    <w:p>
+      <w:r>
+        <w:drawing>
+          <wp:inline xmlns:a="http://schemas.openxmlformats.org/drawingml/2006/main" xmlns:pic="http://schemas.openxmlformats.org/drawingml/2006/picture">
+            <wp:extent cx="5486400" cy="3380232"/>
+            <wp:docPr id="8" name="Picture 8" descr="Save the recommender code, contract and this full trace; test the same records in different input orders. Draw your input, deciding step, result and limit. Supported question: Explain why B does not win after D is excluded even though it has fewer pages."/>
+            <wp:cNvGraphicFramePr>
+              <a:graphicFrameLocks noChangeAspect="1"/>
+            </wp:cNvGraphicFramePr>
+            <a:graphic>
+              <a:graphicData uri="http://schemas.openxmlformats.org/drawingml/2006/picture">
+                <pic:pic>
+                  <pic:nvPicPr>
+                    <pic:cNvPr id="0" name="academy-story-ai-2-33-06.png"/>
+                    <pic:cNvPicPr/>
+                  </pic:nvPicPr>
+                  <pic:blipFill>
+                    <a:blip r:embed="rId16"/>
+                    <a:stretch>
+                      <a:fillRect/>
+                    </a:stretch>
+                  </pic:blipFill>
+                  <pic:spPr>
+                    <a:xfrm>
+                      <a:off x="0" y="0"/>
+                      <a:ext cx="5486400" cy="3380232"/>
+                    </a:xfrm>
+                    <a:prstGeom prst="rect"/>
+                  </pic:spPr>
+                </pic:pic>
+              </a:graphicData>
+            </a:graphic>
+          </wp:inline>
+        </w:drawing>
+      </w:r>
+    </w:p>
+    <w:p>
+      <w:pPr>
+        <w:spacing w:line="336" w:lineRule="auto" w:after="180"/>
+      </w:pPr>
+      <w:r>
+        <w:rPr>
+          <w:b w:val="0"/>
+        </w:rPr>
+        <w:t xml:space="preserve">Save the </w:t>
+      </w:r>
+      <w:r>
+        <w:rPr>
+          <w:b/>
+        </w:rPr>
+        <w:t>recommender</w:t>
+      </w:r>
+      <w:r>
+        <w:rPr>
+          <w:b w:val="0"/>
+        </w:rPr>
+        <w:t xml:space="preserve"> code, contract and this full trace; test the same records in different </w:t>
+      </w:r>
+      <w:r>
+        <w:rPr>
+          <w:b/>
+        </w:rPr>
+        <w:t>input</w:t>
+      </w:r>
+      <w:r>
+        <w:rPr>
+          <w:b w:val="0"/>
+        </w:rPr>
+        <w:t xml:space="preserve"> orders. Draw your </w:t>
+      </w:r>
+      <w:r>
+        <w:rPr>
+          <w:b/>
+        </w:rPr>
+        <w:t>input</w:t>
+      </w:r>
+      <w:r>
+        <w:rPr>
+          <w:b w:val="0"/>
+        </w:rPr>
+        <w:t>, deciding step, result and limit.</w:t>
+      </w:r>
+    </w:p>
+    <w:p>
+      <w:pPr>
+        <w:spacing w:line="336" w:lineRule="auto" w:after="180"/>
+      </w:pPr>
+      <w:r>
+        <w:rPr>
+          <w:b w:val="0"/>
+        </w:rPr>
+        <w:t>Supported question: Explain why B does not win after D is excluded even though it has fewer pages.</w:t>
+      </w:r>
+    </w:p>
+    <w:p>
+      <w:pPr>
+        <w:spacing w:line="336" w:lineRule="auto" w:after="180"/>
+        <w:shd w:fill="F5F1FB"/>
+      </w:pPr>
+      <w:r>
+        <w:rPr>
+          <w:b w:val="0"/>
+        </w:rPr>
+        <w:t xml:space="preserve">Draw your project trace and justify the deciding step using </w:t>
+      </w:r>
+      <w:r>
+        <w:rPr>
+          <w:b/>
+        </w:rPr>
+        <w:t>evidence</w:t>
+      </w:r>
+      <w:r>
+        <w:rPr>
+          <w:b w:val="0"/>
+        </w:rPr>
+        <w:t>.</w:t>
+      </w:r>
+    </w:p>
+    <w:p>
+      <w:pPr>
+        <w:pStyle w:val="Heading3"/>
+      </w:pPr>
+      <w:r>
+        <w:t>My picture explanation, deciding evidence and one limit</w:t>
       </w:r>
     </w:p>
     <w:p>

--- a/downloads/workbook/ai-2-week-33.docx
+++ b/downloads/workbook/ai-2-week-33.docx
@@ -25,35 +25,54 @@
         <w:pStyle w:val="Heading1"/>
       </w:pPr>
       <w:r>
-        <w:t>01. Recall and choose your starting point</w:t>
-      </w:r>
-    </w:p>
-    <w:p>
-      <w:r>
-        <w:t>Record your starting explanation for Build the Recommender before opening notes. Show any later correction separately.</w:t>
-      </w:r>
-    </w:p>
-    <w:p>
-      <w:pPr>
-        <w:spacing w:line="336" w:lineRule="auto" w:after="180"/>
-      </w:pPr>
-      <w:r>
-        <w:rPr>
-          <w:b w:val="0"/>
-        </w:rPr>
-        <w:t xml:space="preserve">Try the recall before opening notes. Then use a different colour or a labelled second line to correct your </w:t>
-      </w:r>
-      <w:r>
-        <w:rPr>
-          <w:b/>
-        </w:rPr>
-        <w:t>explanation</w:t>
-      </w:r>
-      <w:r>
-        <w:rPr>
-          <w:b w:val="0"/>
-        </w:rPr>
-        <w:t>.</w:t>
+        <w:t>One connected implementation record, with a validation extension.</w:t>
+      </w:r>
+    </w:p>
+    <w:p>
+      <w:r>
+        <w:t>Trace the selector, handle no match, repair ties and explain practice before the independent catalogue.</w:t>
+      </w:r>
+    </w:p>
+    <w:p>
+      <w:r>
+        <w:t>Retain code version, accepted/rejected rows, ranked output, expected results and limitations.</w:t>
+      </w:r>
+    </w:p>
+    <w:p>
+      <w:pPr>
+        <w:pStyle w:val="Heading1"/>
+      </w:pPr>
+      <w:r>
+        <w:t>01. Recall · Retrieve earlier ideas</w:t>
+      </w:r>
+    </w:p>
+    <w:p>
+      <w:r>
+        <w:t>Try before opening notes.</w:t>
+      </w:r>
+    </w:p>
+    <w:p>
+      <w:pPr>
+        <w:pStyle w:val="Heading2"/>
+      </w:pPr>
+      <w:r>
+        <w:t>Your evidence record</w:t>
+      </w:r>
+    </w:p>
+    <w:p>
+      <w:pPr>
+        <w:pStyle w:val="ListBullet"/>
+      </w:pPr>
+      <w:r>
+        <w:t>Try the recall before opening notes. Then use a different colour or a labelled second line to correct your explanation.</w:t>
+      </w:r>
+    </w:p>
+    <w:p>
+      <w:pPr>
+        <w:pStyle w:val="ListBullet"/>
+      </w:pPr>
+      <w:r>
+        <w:t>Without opening the old lesson, explain one key idea from Project Problem and Success Test. Give an example and a mistake that the idea helps you avoid.</w:t>
       </w:r>
     </w:p>
     <w:p>
@@ -61,26 +80,161 @@
         <w:pStyle w:val="Heading3"/>
       </w:pPr>
       <w:r>
+        <w:t>My remembered idea, example and correction</w:t>
+      </w:r>
+    </w:p>
+    <w:p>
+      <w:r>
+        <w:t>________________________________________________________________</w:t>
+      </w:r>
+    </w:p>
+    <w:p>
+      <w:r>
+        <w:t>________________________________________________________________</w:t>
+      </w:r>
+    </w:p>
+    <w:p>
+      <w:r>
+        <w:t>________________________________________________________________</w:t>
+      </w:r>
+    </w:p>
+    <w:p>
+      <w:pPr>
+        <w:pStyle w:val="ListBullet"/>
+      </w:pPr>
+      <w:r>
+        <w:t>Without opening the old lesson, explain one key idea from Agents and Tools. Give an example and a mistake that the idea helps you avoid.</w:t>
+      </w:r>
+    </w:p>
+    <w:p>
+      <w:pPr>
+        <w:pStyle w:val="Heading3"/>
+      </w:pPr>
+      <w:r>
+        <w:t>My remembered idea, example and correction</w:t>
+      </w:r>
+    </w:p>
+    <w:p>
+      <w:r>
+        <w:t>________________________________________________________________</w:t>
+      </w:r>
+    </w:p>
+    <w:p>
+      <w:r>
+        <w:t>________________________________________________________________</w:t>
+      </w:r>
+    </w:p>
+    <w:p>
+      <w:r>
+        <w:t>________________________________________________________________</w:t>
+      </w:r>
+    </w:p>
+    <w:p>
+      <w:pPr>
+        <w:pStyle w:val="ListBullet"/>
+      </w:pPr>
+      <w:r>
+        <w:t>Without opening the old lesson, explain one key idea from Predictive vs Generative. Give an example and a mistake that the idea helps you avoid.</w:t>
+      </w:r>
+    </w:p>
+    <w:p>
+      <w:pPr>
+        <w:pStyle w:val="Heading3"/>
+      </w:pPr>
+      <w:r>
+        <w:t>My remembered idea, example and correction</w:t>
+      </w:r>
+    </w:p>
+    <w:p>
+      <w:r>
+        <w:t>________________________________________________________________</w:t>
+      </w:r>
+    </w:p>
+    <w:p>
+      <w:r>
+        <w:t>________________________________________________________________</w:t>
+      </w:r>
+    </w:p>
+    <w:p>
+      <w:r>
+        <w:t>________________________________________________________________</w:t>
+      </w:r>
+    </w:p>
+    <w:p>
+      <w:pPr>
+        <w:pStyle w:val="Heading2"/>
+      </w:pPr>
+      <w:r>
+        <w:t>Earlier wording, alternatives and picture transcripts · reference / check after trying</w:t>
+      </w:r>
+    </w:p>
+    <w:p>
+      <w:pPr>
+        <w:pStyle w:val="Heading3"/>
+      </w:pPr>
+      <w:r>
         <w:t>Project Problem and Success Test</w:t>
       </w:r>
     </w:p>
     <w:p>
       <w:pPr>
-        <w:spacing w:line="336" w:lineRule="auto" w:after="180"/>
-      </w:pPr>
-      <w:r>
-        <w:rPr>
-          <w:b w:val="0"/>
-        </w:rPr>
-        <w:t>Without opening the old lesson, explain one key idea from Project Problem and Success Test. Give an example and a mistake that the idea helps you avoid.</w:t>
-      </w:r>
-    </w:p>
-    <w:p>
-      <w:pPr>
         <w:pStyle w:val="Heading3"/>
       </w:pPr>
       <w:r>
-        <w:t>My remembered idea, example and correction</w:t>
+        <w:t>Agents and Tools</w:t>
+      </w:r>
+    </w:p>
+    <w:p>
+      <w:pPr>
+        <w:pStyle w:val="Heading3"/>
+      </w:pPr>
+      <w:r>
+        <w:t>Predictive vs Generative</w:t>
+      </w:r>
+    </w:p>
+    <w:p>
+      <w:pPr>
+        <w:pStyle w:val="Heading1"/>
+      </w:pPr>
+      <w:r>
+        <w:t>12. W1 · Trace the main activity tie</w:t>
+      </w:r>
+    </w:p>
+    <w:p>
+      <w:r>
+        <w:t>Explain the best-so-far change using the written policy.</w:t>
+      </w:r>
+    </w:p>
+    <w:p>
+      <w:pPr>
+        <w:pStyle w:val="Heading2"/>
+      </w:pPr>
+      <w:r>
+        <w:t>Your evidence record</w:t>
+      </w:r>
+    </w:p>
+    <w:p>
+      <w:pPr>
+        <w:pStyle w:val="ListBullet"/>
+      </w:pPr>
+      <w:r>
+        <w:t>Main activity example: B(fun3,learning2,minutes10), A(2,4,9), limit10; score2fun+learning; equal scores8 use ascending name. Both orders selectA;limit8or emptyinput returnsNone. Full pipeline uses exact integer ranges, rejects every duplicate-name occurrence and reports invalid rows separately from ineligible rows. Separate animal-book picture uses illustrated/comic points and ID ties; independent mystery task has its own shorter-page tie.</w:t>
+      </w:r>
+    </w:p>
+    <w:p>
+      <w:pPr>
+        <w:pStyle w:val="ListBullet"/>
+      </w:pPr>
+      <w:r>
+        <w:t>Why does A win the worked example even though B is processed first?</w:t>
+      </w:r>
+    </w:p>
+    <w:p>
+      <w:pPr>
+        <w:pStyle w:val="Heading3"/>
+      </w:pPr>
+      <w:r>
+        <w:t>My reasoning and evidence</w:t>
       </w:r>
     </w:p>
     <w:p>
@@ -99,22 +253,130 @@
       </w:r>
     </w:p>
     <w:p>
+      <w:r>
+        <w:t>________________________________________________________________</w:t>
+      </w:r>
+    </w:p>
+    <w:p>
+      <w:r>
+        <w:t>________________________________________________________________</w:t>
+      </w:r>
+    </w:p>
+    <w:p>
+      <w:r>
+        <w:t>________________________________________________________________</w:t>
+      </w:r>
+    </w:p>
+    <w:p>
+      <w:pPr>
+        <w:pStyle w:val="Heading1"/>
+      </w:pPr>
+      <w:r>
+        <w:t>13. W2 · Handle no match</w:t>
+      </w:r>
+    </w:p>
+    <w:p>
+      <w:r>
+        <w:t>Trace an empty list and the main example under limit8.</w:t>
+      </w:r>
+    </w:p>
+    <w:p>
+      <w:pPr>
+        <w:pStyle w:val="Heading2"/>
+      </w:pPr>
+      <w:r>
+        <w:t>Your evidence record</w:t>
+      </w:r>
+    </w:p>
+    <w:p>
+      <w:pPr>
+        <w:pStyle w:val="ListBullet"/>
+      </w:pPr>
+      <w:r>
+        <w:t>Main activity example: B(fun3,learning2,minutes10), A(2,4,9), limit10; score2fun+learning; equal scores8 use ascending name. Both orders selectA;limit8or emptyinput returnsNone. Full pipeline uses exact integer ranges, rejects every duplicate-name occurrence and reports invalid rows separately from ineligible rows. Separate animal-book picture uses illustrated/comic points and ID ties; independent mystery task has its own shorter-page tie.</w:t>
+      </w:r>
+    </w:p>
+    <w:p>
+      <w:pPr>
+        <w:pStyle w:val="ListBullet"/>
+      </w:pPr>
+      <w:r>
+        <w:t>State recommend([], 10) and the worked items with limit 8.</w:t>
+      </w:r>
+    </w:p>
+    <w:p>
       <w:pPr>
         <w:pStyle w:val="Heading3"/>
       </w:pPr>
       <w:r>
-        <w:t>Agents and Tools</w:t>
-      </w:r>
-    </w:p>
-    <w:p>
-      <w:pPr>
-        <w:spacing w:line="336" w:lineRule="auto" w:after="180"/>
-      </w:pPr>
-      <w:r>
-        <w:rPr>
-          <w:b w:val="0"/>
-        </w:rPr>
-        <w:t>Without opening the old lesson, explain one key idea from Agents and Tools. Give an example and a mistake that the idea helps you avoid.</w:t>
+        <w:t>My reasoning and evidence</w:t>
+      </w:r>
+    </w:p>
+    <w:p>
+      <w:r>
+        <w:t>________________________________________________________________</w:t>
+      </w:r>
+    </w:p>
+    <w:p>
+      <w:r>
+        <w:t>________________________________________________________________</w:t>
+      </w:r>
+    </w:p>
+    <w:p>
+      <w:r>
+        <w:t>________________________________________________________________</w:t>
+      </w:r>
+    </w:p>
+    <w:p>
+      <w:r>
+        <w:t>________________________________________________________________</w:t>
+      </w:r>
+    </w:p>
+    <w:p>
+      <w:r>
+        <w:t>________________________________________________________________</w:t>
+      </w:r>
+    </w:p>
+    <w:p>
+      <w:r>
+        <w:t>________________________________________________________________</w:t>
+      </w:r>
+    </w:p>
+    <w:p>
+      <w:pPr>
+        <w:pStyle w:val="Heading1"/>
+      </w:pPr>
+      <w:r>
+        <w:t>14. W3 · Repair order dependence</w:t>
+      </w:r>
+    </w:p>
+    <w:p>
+      <w:r>
+        <w:t>Declare the correct tie policy and rerun both orders.</w:t>
+      </w:r>
+    </w:p>
+    <w:p>
+      <w:pPr>
+        <w:pStyle w:val="Heading2"/>
+      </w:pPr>
+      <w:r>
+        <w:t>Your evidence record</w:t>
+      </w:r>
+    </w:p>
+    <w:p>
+      <w:pPr>
+        <w:pStyle w:val="ListBullet"/>
+      </w:pPr>
+      <w:r>
+        <w:t>Main activity example: B(fun3,learning2,minutes10), A(2,4,9), limit10; score2fun+learning; equal scores8 use ascending name. Both orders selectA;limit8or emptyinput returnsNone. Full pipeline uses exact integer ranges, rejects every duplicate-name occurrence and reports invalid rows separately from ineligible rows. Separate animal-book picture uses illustrated/comic points and ID ties; independent mystery task has its own shorter-page tie.</w:t>
+      </w:r>
+    </w:p>
+    <w:p>
+      <w:pPr>
+        <w:pStyle w:val="ListBullet"/>
+      </w:pPr>
+      <w:r>
+        <w:t>A tied selection changes after reversing input order. Identify the likely missing policy and test.</w:t>
       </w:r>
     </w:p>
     <w:p>
@@ -122,7 +384,7 @@
         <w:pStyle w:val="Heading3"/>
       </w:pPr>
       <w:r>
-        <w:t>My remembered idea, example and correction</w:t>
+        <w:t>My reasoning and evidence</w:t>
       </w:r>
     </w:p>
     <w:p>
@@ -141,22 +403,130 @@
       </w:r>
     </w:p>
     <w:p>
+      <w:r>
+        <w:t>________________________________________________________________</w:t>
+      </w:r>
+    </w:p>
+    <w:p>
+      <w:r>
+        <w:t>________________________________________________________________</w:t>
+      </w:r>
+    </w:p>
+    <w:p>
+      <w:r>
+        <w:t>________________________________________________________________</w:t>
+      </w:r>
+    </w:p>
+    <w:p>
+      <w:pPr>
+        <w:pStyle w:val="Heading1"/>
+      </w:pPr>
+      <w:r>
+        <w:t>16. W5 · Explain the additional activity practice</w:t>
+      </w:r>
+    </w:p>
+    <w:p>
+      <w:r>
+        <w:t>Keep the supplied X/Y/Z practice distinct from the selected book assessment.</w:t>
+      </w:r>
+    </w:p>
+    <w:p>
+      <w:pPr>
+        <w:pStyle w:val="Heading2"/>
+      </w:pPr>
+      <w:r>
+        <w:t>Your evidence record</w:t>
+      </w:r>
+    </w:p>
+    <w:p>
+      <w:pPr>
+        <w:pStyle w:val="ListBullet"/>
+      </w:pPr>
+      <w:r>
+        <w:t>Main activity example: B(fun3,learning2,minutes10), A(2,4,9), limit10; score2fun+learning; equal scores8 use ascending name. Both orders selectA;limit8or emptyinput returnsNone. Full pipeline uses exact integer ranges, rejects every duplicate-name occurrence and reports invalid rows separately from ineligible rows. Separate animal-book picture uses illustrated/comic points and ID ties; independent mystery task has its own shorter-page tie.</w:t>
+      </w:r>
+    </w:p>
+    <w:p>
+      <w:pPr>
+        <w:pStyle w:val="ListBullet"/>
+      </w:pPr>
+      <w:r>
+        <w:t>Write a one-sentence explanation of X winning without calling it objectively best.</w:t>
+      </w:r>
+    </w:p>
+    <w:p>
       <w:pPr>
         <w:pStyle w:val="Heading3"/>
       </w:pPr>
       <w:r>
-        <w:t>Predictive vs Generative</w:t>
-      </w:r>
-    </w:p>
-    <w:p>
-      <w:pPr>
-        <w:spacing w:line="336" w:lineRule="auto" w:after="180"/>
-      </w:pPr>
-      <w:r>
-        <w:rPr>
-          <w:b w:val="0"/>
-        </w:rPr>
-        <w:t>Without opening the old lesson, explain one key idea from Predictive vs Generative. Give an example and a mistake that the idea helps you avoid.</w:t>
+        <w:t>My reasoning and evidence</w:t>
+      </w:r>
+    </w:p>
+    <w:p>
+      <w:r>
+        <w:t>________________________________________________________________</w:t>
+      </w:r>
+    </w:p>
+    <w:p>
+      <w:r>
+        <w:t>________________________________________________________________</w:t>
+      </w:r>
+    </w:p>
+    <w:p>
+      <w:r>
+        <w:t>________________________________________________________________</w:t>
+      </w:r>
+    </w:p>
+    <w:p>
+      <w:r>
+        <w:t>________________________________________________________________</w:t>
+      </w:r>
+    </w:p>
+    <w:p>
+      <w:r>
+        <w:t>________________________________________________________________</w:t>
+      </w:r>
+    </w:p>
+    <w:p>
+      <w:r>
+        <w:t>________________________________________________________________</w:t>
+      </w:r>
+    </w:p>
+    <w:p>
+      <w:pPr>
+        <w:pStyle w:val="Heading1"/>
+      </w:pPr>
+      <w:r>
+        <w:t>04. W4 · Rank the new mystery catalogue independently</w:t>
+      </w:r>
+    </w:p>
+    <w:p>
+      <w:r>
+        <w:t>Keep the first attempt before hints.</w:t>
+      </w:r>
+    </w:p>
+    <w:p>
+      <w:pPr>
+        <w:pStyle w:val="Heading2"/>
+      </w:pPr>
+      <w:r>
+        <w:t>Your evidence record</w:t>
+      </w:r>
+    </w:p>
+    <w:p>
+      <w:pPr>
+        <w:pStyle w:val="ListBullet"/>
+      </w:pPr>
+      <w:r>
+        <w:t>This mystery-book assessment has its own score and tie policy: use the supplied mystery/page requirements,3genre+2illustration points and shorter-page tie. Do not reuse the worked activity name tie or animal-book ID tie. The supplied rows are fictional and complete for this comparison; no live lookup or new preference estimate is required.</w:t>
+      </w:r>
+    </w:p>
+    <w:p>
+      <w:pPr>
+        <w:pStyle w:val="ListBullet"/>
+      </w:pPr>
+      <w:r>
+        <w:t>Request: mystery, at most 100 pages. Catalogue: D mystery110 illustrated; E mystery80 plain; F science80 illustrated; G mystery95 illustrated; H mystery90 illustrated. Filter first; score 3 for mystery plus 2 for illustrations; break ties by fewer pages.</w:t>
       </w:r>
     </w:p>
     <w:p>
@@ -164,7 +534,7 @@
         <w:pStyle w:val="Heading3"/>
       </w:pPr>
       <w:r>
-        <w:t>My remembered idea, example and correction</w:t>
+        <w:t>My independent explanation, trace and limits</w:t>
       </w:r>
     </w:p>
     <w:p>
@@ -183,139 +553,92 @@
       </w:r>
     </w:p>
     <w:p>
+      <w:r>
+        <w:t>________________________________________________________________</w:t>
+      </w:r>
+    </w:p>
+    <w:p>
+      <w:r>
+        <w:t>________________________________________________________________</w:t>
+      </w:r>
+    </w:p>
+    <w:p>
+      <w:r>
+        <w:t>________________________________________________________________</w:t>
+      </w:r>
+    </w:p>
+    <w:p>
+      <w:r>
+        <w:t>________________________________________________________________</w:t>
+      </w:r>
+    </w:p>
+    <w:p>
+      <w:pPr>
+        <w:pStyle w:val="ListBullet"/>
+      </w:pPr>
+      <w:r>
+        <w:t>Attempt this case before feedback. Record any help. Earlier examples below are further practice; a case already practised with feedback cannot establish fresh transfer.</w:t>
+      </w:r>
+    </w:p>
+    <w:p>
+      <w:pPr>
+        <w:pStyle w:val="Heading2"/>
+      </w:pPr>
+      <w:r>
+        <w:t>Earlier wording, alternatives and picture transcripts · reference / check after trying</w:t>
+      </w:r>
+    </w:p>
+    <w:p>
+      <w:pPr>
+        <w:pStyle w:val="Heading3"/>
+      </w:pPr>
+      <w:r>
+        <w:t>Independent case: Changed independent case</w:t>
+      </w:r>
+    </w:p>
+    <w:p>
       <w:pPr>
         <w:pStyle w:val="Heading1"/>
       </w:pPr>
       <w:r>
-        <w:t>02. Practise with fading help</w:t>
-      </w:r>
-    </w:p>
-    <w:p>
-      <w:r>
-        <w:t>Complete the supported Build the Recommender trace and record the first step you can explain without help.</w:t>
-      </w:r>
-    </w:p>
-    <w:p>
-      <w:pPr>
-        <w:spacing w:line="336" w:lineRule="auto" w:after="180"/>
-      </w:pPr>
-      <w:r>
-        <w:rPr>
-          <w:b w:val="0"/>
-        </w:rPr>
-        <w:t xml:space="preserve">Use W2: Handle no match for Implementing a </w:t>
-      </w:r>
-      <w:r>
-        <w:rPr>
-          <w:b/>
-        </w:rPr>
-        <w:t>recommender</w:t>
-      </w:r>
-      <w:r>
-        <w:rPr>
-          <w:b w:val="0"/>
-        </w:rPr>
-        <w:t>. Record the answer once; the lesson and workbook refer to the same attempt.</w:t>
-      </w:r>
-    </w:p>
-    <w:tbl>
-      <w:tblPr>
-        <w:tblStyle w:val="LightShading-Accent1"/>
-        <w:tblW w:type="auto" w:w="0"/>
-        <w:tblLook w:firstColumn="1" w:firstRow="1" w:lastColumn="0" w:lastRow="0" w:noHBand="0" w:noVBand="1" w:val="04A0"/>
-      </w:tblPr>
-      <w:tblGrid>
-        <w:gridCol w:w="2556"/>
-        <w:gridCol w:w="2556"/>
-        <w:gridCol w:w="2556"/>
-        <w:gridCol w:w="2556"/>
-      </w:tblGrid>
-      <w:tr>
-        <w:trPr>
-          <w:tblHeader/>
-        </w:trPr>
-        <w:tc>
-          <w:tcPr>
-            <w:tcW w:type="dxa" w:w="2556"/>
-          </w:tcPr>
-          <w:p>
-            <w:r>
-              <w:t>Given inputs</w:t>
-            </w:r>
-          </w:p>
-        </w:tc>
-        <w:tc>
-          <w:tcPr>
-            <w:tcW w:type="dxa" w:w="2556"/>
-          </w:tcPr>
-          <w:p>
-            <w:r>
-              <w:t>Procedure I chose</w:t>
-            </w:r>
-          </w:p>
-        </w:tc>
-        <w:tc>
-          <w:tcPr>
-            <w:tcW w:type="dxa" w:w="2556"/>
-          </w:tcPr>
-          <w:p>
-            <w:r>
-              <w:t>Middle steps</w:t>
-            </w:r>
-          </w:p>
-        </w:tc>
-        <w:tc>
-          <w:tcPr>
-            <w:tcW w:type="dxa" w:w="2556"/>
-          </w:tcPr>
-          <w:p>
-            <w:r>
-              <w:t>Result and check</w:t>
-            </w:r>
-          </w:p>
-        </w:tc>
-      </w:tr>
-      <w:tr>
-        <w:tc>
-          <w:tcPr>
-            <w:tcW w:type="dxa" w:w="2556"/>
-          </w:tcPr>
-          <w:p>
-            <w:r/>
-          </w:p>
-        </w:tc>
-        <w:tc>
-          <w:tcPr>
-            <w:tcW w:type="dxa" w:w="2556"/>
-          </w:tcPr>
-          <w:p>
-            <w:r/>
-          </w:p>
-        </w:tc>
-        <w:tc>
-          <w:tcPr>
-            <w:tcW w:type="dxa" w:w="2556"/>
-          </w:tcPr>
-          <w:p>
-            <w:r/>
-          </w:p>
-        </w:tc>
-        <w:tc>
-          <w:tcPr>
-            <w:tcW w:type="dxa" w:w="2556"/>
-          </w:tcPr>
-          <w:p>
-            <w:r/>
-          </w:p>
-        </w:tc>
-      </w:tr>
-    </w:tbl>
+        <w:t>09. Project · Keep the decision and evidence</w:t>
+      </w:r>
+    </w:p>
+    <w:p>
+      <w:r>
+        <w:t>Extend the existing project record.</w:t>
+      </w:r>
+    </w:p>
+    <w:p>
+      <w:pPr>
+        <w:pStyle w:val="Heading2"/>
+      </w:pPr>
+      <w:r>
+        <w:t>Your evidence record</w:t>
+      </w:r>
+    </w:p>
+    <w:p>
+      <w:pPr>
+        <w:pStyle w:val="ListBullet"/>
+      </w:pPr>
+      <w:r>
+        <w:t>This is the complete baseline: inputs, scoring, filter, ranking, explanation, and abstain rule.</w:t>
+      </w:r>
+    </w:p>
+    <w:p>
+      <w:pPr>
+        <w:pStyle w:val="ListBullet"/>
+      </w:pPr>
+      <w:r>
+        <w:t>The project change and evidence I will keep</w:t>
+      </w:r>
+    </w:p>
     <w:p>
       <w:pPr>
         <w:pStyle w:val="Heading3"/>
       </w:pPr>
       <w:r>
-        <w:t>The step I completed without help, and the hint I needed</w:t>
+        <w:t>Write or draw your reasoning and evidence.</w:t>
       </w:r>
     </w:p>
     <w:p>
@@ -334,1543 +657,34 @@
       </w:r>
     </w:p>
     <w:p>
+      <w:r>
+        <w:t>________________________________________________________________</w:t>
+      </w:r>
+    </w:p>
+    <w:p>
+      <w:r>
+        <w:t>________________________________________________________________</w:t>
+      </w:r>
+    </w:p>
+    <w:p>
       <w:pPr>
         <w:pStyle w:val="Heading1"/>
       </w:pPr>
       <w:r>
-        <w:t>03. Individual reasoning check</w:t>
-      </w:r>
-    </w:p>
-    <w:p>
-      <w:r>
-        <w:t>Check the proposed Build the Recommender explanation against the supplied facts before discussing it.</w:t>
-      </w:r>
-    </w:p>
-    <w:p>
-      <w:pPr>
-        <w:spacing w:line="336" w:lineRule="auto" w:after="180"/>
-      </w:pPr>
-      <w:r>
-        <w:rPr>
-          <w:b w:val="0"/>
-        </w:rPr>
-        <w:t xml:space="preserve">Use the worked case for Implementing a </w:t>
-      </w:r>
-      <w:r>
-        <w:rPr>
-          <w:b/>
-        </w:rPr>
-        <w:t>recommender</w:t>
-      </w:r>
-      <w:r>
-        <w:rPr>
-          <w:b w:val="0"/>
-        </w:rPr>
-        <w:t xml:space="preserve">. Proposed </w:t>
-      </w:r>
-      <w:r>
-        <w:rPr>
-          <w:b/>
-        </w:rPr>
-        <w:t>explanation</w:t>
-      </w:r>
-      <w:r>
-        <w:rPr>
-          <w:b w:val="0"/>
-        </w:rPr>
-        <w:t xml:space="preserve">: “A successful run proves the conclusion”. Decide whether this </w:t>
-      </w:r>
-      <w:r>
-        <w:rPr>
-          <w:b/>
-        </w:rPr>
-        <w:t>explanation</w:t>
-      </w:r>
-      <w:r>
-        <w:rPr>
-          <w:b w:val="0"/>
-        </w:rPr>
-        <w:t xml:space="preserve"> is supported.</w:t>
-      </w:r>
-    </w:p>
-    <w:p>
-      <w:pPr>
-        <w:spacing w:line="336" w:lineRule="auto" w:after="180"/>
-      </w:pPr>
-      <w:r>
-        <w:rPr>
-          <w:b w:val="0"/>
-        </w:rPr>
-        <w:t>Point to the step or supplied fact that decides; explain your repair if needed.</w:t>
-      </w:r>
-    </w:p>
-    <w:p>
-      <w:pPr>
-        <w:pStyle w:val="Heading3"/>
-      </w:pPr>
-      <w:r>
-        <w:t>My explanation before partner discussion</w:t>
-      </w:r>
-    </w:p>
-    <w:p>
-      <w:r>
-        <w:t>________________________________________________________________</w:t>
-      </w:r>
-    </w:p>
-    <w:p>
-      <w:r>
-        <w:t>________________________________________________________________</w:t>
-      </w:r>
-    </w:p>
-    <w:p>
-      <w:r>
-        <w:t>________________________________________________________________</w:t>
-      </w:r>
-    </w:p>
-    <w:p>
-      <w:r>
-        <w:t>________________________________________________________________</w:t>
-      </w:r>
-    </w:p>
-    <w:p>
-      <w:pPr>
-        <w:pStyle w:val="Heading1"/>
-      </w:pPr>
-      <w:r>
-        <w:t>04. Independent transfer case</w:t>
-      </w:r>
-    </w:p>
-    <w:p>
-      <w:r>
-        <w:t>Write one first attempt at the reserved independent case before feedback. Repeated copies of that case refer to the same recorded attempt.</w:t>
-      </w:r>
-    </w:p>
-    <w:p>
-      <w:pPr>
-        <w:pStyle w:val="Heading3"/>
-      </w:pPr>
-      <w:r>
-        <w:t>Independent case: Changed independent case</w:t>
-      </w:r>
-    </w:p>
-    <w:p>
-      <w:pPr>
-        <w:spacing w:line="336" w:lineRule="auto" w:after="180"/>
-      </w:pPr>
-      <w:r>
-        <w:rPr>
-          <w:b w:val="0"/>
-        </w:rPr>
-        <w:t>Request: mystery, at most 100 pages. Catalogue: D mystery110 illustrated; E mystery80 plain; F science80 illustrated; G mystery95 illustrated; H mystery90 illustrated.</w:t>
-      </w:r>
-    </w:p>
-    <w:p>
-      <w:pPr>
-        <w:spacing w:line="336" w:lineRule="auto" w:after="180"/>
-      </w:pPr>
-      <w:r>
-        <w:rPr>
-          <w:b w:val="0"/>
-        </w:rPr>
-        <w:t>Filter first; score 3 for mystery plus 2 for illustrations; break ties by fewer pages.</w:t>
-      </w:r>
-    </w:p>
-    <w:p>
-      <w:pPr>
-        <w:pStyle w:val="Heading3"/>
-      </w:pPr>
-      <w:r>
-        <w:t>My independent explanation, trace and limits</w:t>
-      </w:r>
-    </w:p>
-    <w:p>
-      <w:r>
-        <w:t>________________________________________________________________</w:t>
-      </w:r>
-    </w:p>
-    <w:p>
-      <w:r>
-        <w:t>________________________________________________________________</w:t>
-      </w:r>
-    </w:p>
-    <w:p>
-      <w:r>
-        <w:t>________________________________________________________________</w:t>
-      </w:r>
-    </w:p>
-    <w:p>
-      <w:r>
-        <w:t>________________________________________________________________</w:t>
-      </w:r>
-    </w:p>
-    <w:p>
-      <w:r>
-        <w:t>________________________________________________________________</w:t>
-      </w:r>
-    </w:p>
-    <w:p>
-      <w:r>
-        <w:t>________________________________________________________________</w:t>
-      </w:r>
-    </w:p>
-    <w:p>
-      <w:r>
-        <w:t>________________________________________________________________</w:t>
-      </w:r>
-    </w:p>
-    <w:p>
-      <w:pPr>
-        <w:spacing w:line="336" w:lineRule="auto" w:after="180"/>
-      </w:pPr>
-      <w:r>
-        <w:rPr>
-          <w:b w:val="0"/>
-        </w:rPr>
-        <w:t>Attempt this case before feedback. Record any help. Earlier examples below are further practice; a case already practised with feedback cannot establish fresh transfer.</w:t>
-      </w:r>
-    </w:p>
-    <w:p>
-      <w:pPr>
-        <w:pStyle w:val="Heading1"/>
-      </w:pPr>
-      <w:r>
-        <w:t>05. Your learning target</w:t>
-      </w:r>
-    </w:p>
-    <w:p>
-      <w:r>
-        <w:t>Connect the Build the Recommender target to a trace and a justified conclusion.</w:t>
-      </w:r>
-    </w:p>
-    <w:p>
-      <w:pPr>
-        <w:spacing w:line="336" w:lineRule="auto" w:after="180"/>
-      </w:pPr>
-      <w:r>
-        <w:rPr>
-          <w:b w:val="0"/>
-        </w:rPr>
-        <w:t>Catalogue: A mystery/90/illustrated, B mystery/140/not illustrated, C science/80/illustrated. Request mystery, maximum 100 pages. Rank with 2 genre points and 1 illustration point after filtering.</w:t>
-      </w:r>
-    </w:p>
-    <w:p>
-      <w:pPr>
-        <w:spacing w:line="336" w:lineRule="auto" w:after="180"/>
-      </w:pPr>
-      <w:r>
-        <w:rPr>
-          <w:b w:val="0"/>
-        </w:rPr>
-        <w:t>Show why other books are excluded.</w:t>
-      </w:r>
-    </w:p>
-    <w:p>
-      <w:pPr>
-        <w:pStyle w:val="Heading1"/>
-      </w:pPr>
-      <w:r>
-        <w:t>06. Solve the given case</w:t>
-      </w:r>
-    </w:p>
-    <w:p>
-      <w:r>
-        <w:t>Solve the supplied Build the Recommender case and show the deciding evidence.</w:t>
-      </w:r>
-    </w:p>
-    <w:p>
-      <w:pPr>
-        <w:spacing w:line="336" w:lineRule="auto" w:after="180"/>
-      </w:pPr>
-      <w:r>
-        <w:rPr>
-          <w:b w:val="0"/>
-        </w:rPr>
-        <w:t>A has flags (1,1), B=(1,0), C=(0,1); score=2g+l.</w:t>
-      </w:r>
-    </w:p>
-    <w:p>
-      <w:pPr>
-        <w:spacing w:line="336" w:lineRule="auto" w:after="180"/>
-      </w:pPr>
-      <w:r>
-        <w:rPr>
-          <w:b w:val="0"/>
-        </w:rPr>
-        <w:t xml:space="preserve">Compute the winner and </w:t>
-      </w:r>
-      <w:r>
-        <w:rPr>
-          <w:b/>
-        </w:rPr>
-        <w:t>evidence</w:t>
-      </w:r>
-      <w:r>
-        <w:rPr>
-          <w:b w:val="0"/>
-        </w:rPr>
-        <w:t xml:space="preserve"> to display.</w:t>
-      </w:r>
-    </w:p>
-    <w:p>
-      <w:pPr>
-        <w:spacing w:line="336" w:lineRule="auto" w:after="180"/>
-      </w:pPr>
-      <w:r>
-        <w:rPr>
-          <w:b w:val="0"/>
-        </w:rPr>
-        <w:t xml:space="preserve">Show your trace, calculation or </w:t>
-      </w:r>
-      <w:r>
-        <w:rPr>
-          <w:b/>
-        </w:rPr>
-        <w:t>evidence</w:t>
-      </w:r>
-    </w:p>
-    <w:p>
-      <w:pPr>
-        <w:pStyle w:val="Heading3"/>
-      </w:pPr>
-      <w:r>
-        <w:t>Write or draw your reasoning and evidence.</w:t>
-      </w:r>
-    </w:p>
-    <w:p>
-      <w:r>
-        <w:t>________________________________________________________________</w:t>
-      </w:r>
-    </w:p>
-    <w:p>
-      <w:r>
-        <w:t>________________________________________________________________</w:t>
-      </w:r>
-    </w:p>
-    <w:p>
-      <w:r>
-        <w:t>________________________________________________________________</w:t>
-      </w:r>
-    </w:p>
-    <w:p>
-      <w:r>
-        <w:t>________________________________________________________________</w:t>
-      </w:r>
-    </w:p>
-    <w:p>
-      <w:r>
-        <w:t>________________________________________________________________</w:t>
-      </w:r>
-    </w:p>
-    <w:p>
-      <w:pPr>
-        <w:pStyle w:val="Heading1"/>
-      </w:pPr>
-      <w:r>
-        <w:t>07. Check a changed case</w:t>
-      </w:r>
-    </w:p>
-    <w:p>
-      <w:r>
-        <w:t>Apply the procedure to the changed case and record why the conclusion follows.</w:t>
-      </w:r>
-    </w:p>
-    <w:p>
-      <w:pPr>
-        <w:spacing w:line="336" w:lineRule="auto" w:after="180"/>
-        <w:shd w:fill="F5F1FB"/>
-      </w:pPr>
-      <w:r>
-        <w:rPr>
-          <w:b w:val="0"/>
-        </w:rPr>
-        <w:t>A reader requests space and at most 60 pages. Book A is space, 90 pages; B is animals, 40 pages. What should the prototype return if both conditions are required?</w:t>
-      </w:r>
-    </w:p>
-    <w:p>
-      <w:pPr>
-        <w:spacing w:line="336" w:lineRule="auto" w:after="180"/>
-      </w:pPr>
-      <w:r>
-        <w:rPr>
-          <w:b w:val="0"/>
-        </w:rPr>
-        <w:t>My independent answer and reason</w:t>
-      </w:r>
-    </w:p>
-    <w:p>
-      <w:pPr>
-        <w:pStyle w:val="Heading3"/>
-      </w:pPr>
-      <w:r>
-        <w:t>Write or draw your reasoning and evidence.</w:t>
-      </w:r>
-    </w:p>
-    <w:p>
-      <w:r>
-        <w:t>________________________________________________________________</w:t>
-      </w:r>
-    </w:p>
-    <w:p>
-      <w:r>
-        <w:t>________________________________________________________________</w:t>
-      </w:r>
-    </w:p>
-    <w:p>
-      <w:r>
-        <w:t>________________________________________________________________</w:t>
-      </w:r>
-    </w:p>
-    <w:p>
-      <w:r>
-        <w:t>________________________________________________________________</w:t>
-      </w:r>
-    </w:p>
-    <w:p>
-      <w:r>
-        <w:t>________________________________________________________________</w:t>
-      </w:r>
-    </w:p>
-    <w:p>
-      <w:pPr>
-        <w:pStyle w:val="Heading3"/>
-      </w:pPr>
-      <w:r>
-        <w:t>Week 33 Test and reflect</w:t>
-      </w:r>
-    </w:p>
-    <w:p>
-      <w:pPr>
-        <w:pStyle w:val="Heading1"/>
-      </w:pPr>
-      <w:r>
-        <w:t>08. Design a revealing test</w:t>
-      </w:r>
-    </w:p>
-    <w:p>
-      <w:r>
-        <w:t>Specify a changed input, expected result and observation separately.</w:t>
-      </w:r>
-    </w:p>
-    <w:p>
-      <w:pPr>
-        <w:spacing w:line="336" w:lineRule="auto" w:after="180"/>
-      </w:pPr>
-      <w:r>
-        <w:rPr>
-          <w:b w:val="0"/>
-        </w:rPr>
-        <w:t xml:space="preserve">Create a changed </w:t>
-      </w:r>
-      <w:r>
-        <w:rPr>
-          <w:b/>
-        </w:rPr>
-        <w:t>input</w:t>
-      </w:r>
-      <w:r>
-        <w:rPr>
-          <w:b w:val="0"/>
-        </w:rPr>
-        <w:t>, boundary case or missing-information case. Write the expected answer or safe response before testing.</w:t>
-      </w:r>
-    </w:p>
-    <w:tbl>
-      <w:tblPr>
-        <w:tblStyle w:val="LightShading-Accent1"/>
-        <w:tblW w:type="auto" w:w="0"/>
-        <w:tblLook w:firstColumn="1" w:firstRow="1" w:lastColumn="0" w:lastRow="0" w:noHBand="0" w:noVBand="1" w:val="04A0"/>
-      </w:tblPr>
-      <w:tblGrid>
-        <w:gridCol w:w="5112"/>
-        <w:gridCol w:w="5112"/>
-      </w:tblGrid>
-      <w:tr>
-        <w:trPr>
-          <w:tblHeader/>
-        </w:trPr>
-        <w:tc>
-          <w:tcPr>
-            <w:tcW w:type="dxa" w:w="5112"/>
-          </w:tcPr>
-          <w:p>
-            <w:r>
-              <w:t>Test record</w:t>
-            </w:r>
-          </w:p>
-        </w:tc>
-        <w:tc>
-          <w:tcPr>
-            <w:tcW w:type="dxa" w:w="5112"/>
-          </w:tcPr>
-          <w:p>
-            <w:r>
-              <w:t>My evidence</w:t>
-            </w:r>
-          </w:p>
-        </w:tc>
-      </w:tr>
-      <w:tr>
-        <w:tc>
-          <w:tcPr>
-            <w:tcW w:type="dxa" w:w="5112"/>
-          </w:tcPr>
-          <w:p>
-            <w:r>
-              <w:t>Changed input or condition</w:t>
-            </w:r>
-          </w:p>
-        </w:tc>
-        <w:tc>
-          <w:tcPr>
-            <w:tcW w:type="dxa" w:w="5112"/>
-          </w:tcPr>
-          <w:p>
-            <w:r/>
-          </w:p>
-        </w:tc>
-      </w:tr>
-      <w:tr>
-        <w:tc>
-          <w:tcPr>
-            <w:tcW w:type="dxa" w:w="5112"/>
-          </w:tcPr>
-          <w:p>
-            <w:r>
-              <w:t>Expected answer or fallback</w:t>
-            </w:r>
-          </w:p>
-        </w:tc>
-        <w:tc>
-          <w:tcPr>
-            <w:tcW w:type="dxa" w:w="5112"/>
-          </w:tcPr>
-          <w:p>
-            <w:r/>
-          </w:p>
-        </w:tc>
-      </w:tr>
-      <w:tr>
-        <w:tc>
-          <w:tcPr>
-            <w:tcW w:type="dxa" w:w="5112"/>
-          </w:tcPr>
-          <w:p>
-            <w:r>
-              <w:t>Observed result</w:t>
-            </w:r>
-          </w:p>
-        </w:tc>
-        <w:tc>
-          <w:tcPr>
-            <w:tcW w:type="dxa" w:w="5112"/>
-          </w:tcPr>
-          <w:p>
-            <w:r/>
-          </w:p>
-        </w:tc>
-      </w:tr>
-      <w:tr>
-        <w:tc>
-          <w:tcPr>
-            <w:tcW w:type="dxa" w:w="5112"/>
-          </w:tcPr>
-          <w:p>
-            <w:r>
-              <w:t>Why the result occurred</w:t>
-            </w:r>
-          </w:p>
-        </w:tc>
-        <w:tc>
-          <w:tcPr>
-            <w:tcW w:type="dxa" w:w="5112"/>
-          </w:tcPr>
-          <w:p>
-            <w:r/>
-          </w:p>
-        </w:tc>
-      </w:tr>
-    </w:tbl>
-    <w:p>
-      <w:pPr>
-        <w:pStyle w:val="Heading1"/>
-      </w:pPr>
-      <w:r>
-        <w:t>09. Project checkpoint</w:t>
-      </w:r>
-    </w:p>
-    <w:p>
-      <w:r>
-        <w:t>Justify what Build the Recommender adds to Transparent Book Recommender and keep the evidence.</w:t>
-      </w:r>
-    </w:p>
-    <w:p>
-      <w:pPr>
-        <w:spacing w:line="336" w:lineRule="auto" w:after="180"/>
-      </w:pPr>
-      <w:r>
-        <w:rPr>
-          <w:b w:val="0"/>
-        </w:rPr>
-        <w:t xml:space="preserve">This is the complete </w:t>
-      </w:r>
-      <w:r>
-        <w:rPr>
-          <w:b/>
-        </w:rPr>
-        <w:t>baseline</w:t>
-      </w:r>
-      <w:r>
-        <w:rPr>
-          <w:b w:val="0"/>
-        </w:rPr>
-        <w:t xml:space="preserve">: </w:t>
-      </w:r>
-      <w:r>
-        <w:rPr>
-          <w:b/>
-        </w:rPr>
-        <w:t>input</w:t>
-      </w:r>
-      <w:r>
-        <w:rPr>
-          <w:b w:val="0"/>
-        </w:rPr>
-        <w:t xml:space="preserve">s, scoring, filter, ranking, </w:t>
-      </w:r>
-      <w:r>
-        <w:rPr>
-          <w:b/>
-        </w:rPr>
-        <w:t>explanation</w:t>
-      </w:r>
-      <w:r>
-        <w:rPr>
-          <w:b w:val="0"/>
-        </w:rPr>
-        <w:t>, and abstain rule.</w:t>
-      </w:r>
-    </w:p>
-    <w:p>
-      <w:pPr>
-        <w:spacing w:line="336" w:lineRule="auto" w:after="180"/>
-      </w:pPr>
-      <w:r>
-        <w:rPr>
-          <w:b w:val="0"/>
-        </w:rPr>
-        <w:t xml:space="preserve">The project change and </w:t>
-      </w:r>
-      <w:r>
-        <w:rPr>
-          <w:b/>
-        </w:rPr>
-        <w:t>evidence</w:t>
-      </w:r>
-      <w:r>
-        <w:rPr>
-          <w:b w:val="0"/>
-        </w:rPr>
-        <w:t xml:space="preserve"> I will keep</w:t>
-      </w:r>
-    </w:p>
-    <w:p>
-      <w:pPr>
-        <w:pStyle w:val="Heading3"/>
-      </w:pPr>
-      <w:r>
-        <w:t>Write or draw your reasoning and evidence.</w:t>
-      </w:r>
-    </w:p>
-    <w:p>
-      <w:r>
-        <w:t>________________________________________________________________</w:t>
-      </w:r>
-    </w:p>
-    <w:p>
-      <w:r>
-        <w:t>________________________________________________________________</w:t>
-      </w:r>
-    </w:p>
-    <w:p>
-      <w:r>
-        <w:t>________________________________________________________________</w:t>
-      </w:r>
-    </w:p>
-    <w:p>
-      <w:r>
-        <w:t>________________________________________________________________</w:t>
-      </w:r>
-    </w:p>
-    <w:p>
-      <w:r>
-        <w:t>________________________________________________________________</w:t>
-      </w:r>
-    </w:p>
-    <w:p>
-      <w:pPr>
-        <w:pStyle w:val="Heading1"/>
-      </w:pPr>
-      <w:r>
-        <w:t>10. Self check</w:t>
-      </w:r>
-    </w:p>
-    <w:p>
-      <w:r>
-        <w:t>Judge explanation, evidence, transfer and limits separately; attach the work behind your judgement.</w:t>
-      </w:r>
-    </w:p>
-    <w:p>
-      <w:pPr>
-        <w:pStyle w:val="ListBullet"/>
-      </w:pPr>
-      <w:r>
-        <w:t>I can explain the mechanism.</w:t>
-      </w:r>
-    </w:p>
-    <w:p>
-      <w:pPr>
-        <w:pStyle w:val="ListBullet"/>
-      </w:pPr>
-      <w:r>
-        <w:t>I can show evidence.</w:t>
-      </w:r>
-    </w:p>
-    <w:p>
-      <w:pPr>
-        <w:pStyle w:val="ListBullet"/>
-      </w:pPr>
-      <w:r>
-        <w:t>I can handle a changed case.</w:t>
-      </w:r>
-    </w:p>
-    <w:p>
-      <w:pPr>
-        <w:pStyle w:val="ListBullet"/>
-      </w:pPr>
-      <w:r>
-        <w:t>I can name a limit.</w:t>
-      </w:r>
-    </w:p>
-    <w:p>
-      <w:r>
-        <w:t>Mark each as not yet, with help or independently, and attach supporting work.</w:t>
-      </w:r>
-    </w:p>
-    <w:p>
-      <w:pPr>
-        <w:spacing w:line="336" w:lineRule="auto" w:after="180"/>
-      </w:pPr>
-      <w:r>
-        <w:rPr>
-          <w:b w:val="0"/>
-        </w:rPr>
-        <w:t>Teacher review ____________________  Next step ____________________</w:t>
-      </w:r>
-    </w:p>
-    <w:p>
-      <w:pPr>
-        <w:pStyle w:val="Heading1"/>
-      </w:pPr>
-      <w:r>
-        <w:t>11. Transfer practice from the original programme</w:t>
-      </w:r>
-    </w:p>
-    <w:p>
-      <w:r>
-        <w:t>Use this earlier case as transfer practice. A case already discussed with feedback is not fresh assessment evidence.</w:t>
-      </w:r>
-    </w:p>
-    <w:p>
-      <w:pPr>
-        <w:spacing w:line="336" w:lineRule="auto" w:after="180"/>
-      </w:pPr>
-      <w:r>
-        <w:rPr>
-          <w:b w:val="0"/>
-        </w:rPr>
-        <w:t>Catalogue: A mystery/90/illustrated, B mystery/140/not illustrated, C science/80/illustrated. Request mystery, maximum 100 pages. Rank with 2 genre points and 1 illustration point after filtering.</w:t>
-      </w:r>
-    </w:p>
-    <w:p>
-      <w:pPr>
-        <w:spacing w:line="336" w:lineRule="auto" w:after="180"/>
-      </w:pPr>
-      <w:r>
-        <w:rPr>
-          <w:b w:val="0"/>
-        </w:rPr>
-        <w:t>Show why other books are excluded.</w:t>
-      </w:r>
-    </w:p>
-    <w:p>
-      <w:pPr>
-        <w:pStyle w:val="Heading3"/>
-      </w:pPr>
-      <w:r>
-        <w:t>My independently reasoned answer</w:t>
-      </w:r>
-    </w:p>
-    <w:p>
-      <w:r>
-        <w:t>________________________________________________________________</w:t>
-      </w:r>
-    </w:p>
-    <w:p>
-      <w:r>
-        <w:t>________________________________________________________________</w:t>
-      </w:r>
-    </w:p>
-    <w:p>
-      <w:r>
-        <w:t>________________________________________________________________</w:t>
-      </w:r>
-    </w:p>
-    <w:p>
-      <w:r>
-        <w:t>________________________________________________________________</w:t>
-      </w:r>
-    </w:p>
-    <w:p>
-      <w:r>
-        <w:t>________________________________________________________________</w:t>
-      </w:r>
-    </w:p>
-    <w:p>
-      <w:r>
-        <w:t>________________________________________________________________</w:t>
-      </w:r>
-    </w:p>
-    <w:p>
-      <w:r>
-        <w:t>________________________________________________________________</w:t>
-      </w:r>
-    </w:p>
-    <w:p>
-      <w:pPr>
-        <w:spacing w:line="336" w:lineRule="auto" w:after="180"/>
-      </w:pPr>
-      <w:r>
-        <w:rPr>
-          <w:b w:val="0"/>
-        </w:rPr>
-        <w:t xml:space="preserve">Record support used: none, hint or teacher </w:t>
-      </w:r>
-      <w:r>
-        <w:rPr>
-          <w:b/>
-        </w:rPr>
-        <w:t>explanation</w:t>
-      </w:r>
-      <w:r>
-        <w:rPr>
-          <w:b w:val="0"/>
-        </w:rPr>
-        <w:t>.</w:t>
-      </w:r>
-    </w:p>
-    <w:p>
-      <w:pPr>
-        <w:pStyle w:val="Heading1"/>
-      </w:pPr>
-      <w:r>
-        <w:t>12. W1 Trace selection</w:t>
-      </w:r>
-    </w:p>
-    <w:p>
-      <w:r>
-        <w:t>Trace selection. Apply the supplied Build the Recommender facts and keep your reasoning.</w:t>
-      </w:r>
-    </w:p>
-    <w:p>
-      <w:pPr>
-        <w:spacing w:line="336" w:lineRule="auto" w:after="180"/>
-        <w:shd w:fill="F5F1FB"/>
-      </w:pPr>
-      <w:r>
-        <w:rPr>
-          <w:b w:val="0"/>
-        </w:rPr>
-        <w:t xml:space="preserve">Why does A win the worked example even though B is </w:t>
-      </w:r>
-      <w:r>
-        <w:rPr>
-          <w:b/>
-        </w:rPr>
-        <w:t>process</w:t>
-      </w:r>
-      <w:r>
-        <w:rPr>
-          <w:b w:val="0"/>
-        </w:rPr>
-        <w:t>ed first?</w:t>
-      </w:r>
-    </w:p>
-    <w:p>
-      <w:pPr>
-        <w:pStyle w:val="Heading3"/>
-      </w:pPr>
-      <w:r>
-        <w:t>My reasoning and evidence</w:t>
-      </w:r>
-    </w:p>
-    <w:p>
-      <w:r>
-        <w:t>________________________________________________________________</w:t>
-      </w:r>
-    </w:p>
-    <w:p>
-      <w:r>
-        <w:t>________________________________________________________________</w:t>
-      </w:r>
-    </w:p>
-    <w:p>
-      <w:r>
-        <w:t>________________________________________________________________</w:t>
-      </w:r>
-    </w:p>
-    <w:p>
-      <w:r>
-        <w:t>________________________________________________________________</w:t>
-      </w:r>
-    </w:p>
-    <w:p>
-      <w:r>
-        <w:t>________________________________________________________________</w:t>
-      </w:r>
-    </w:p>
-    <w:p>
-      <w:r>
-        <w:t>________________________________________________________________</w:t>
-      </w:r>
-    </w:p>
-    <w:p>
-      <w:pPr>
-        <w:pStyle w:val="Heading1"/>
-      </w:pPr>
-      <w:r>
-        <w:t>13. W2 Handle no match</w:t>
-      </w:r>
-    </w:p>
-    <w:p>
-      <w:r>
-        <w:t>Handle no match. Apply the supplied Build the Recommender facts and keep your reasoning.</w:t>
-      </w:r>
-    </w:p>
-    <w:p>
-      <w:pPr>
-        <w:spacing w:line="336" w:lineRule="auto" w:after="180"/>
-      </w:pPr>
-      <w:r>
-        <w:rPr>
-          <w:b w:val="0"/>
-        </w:rPr>
-        <w:t>State recommend([], 10) and the worked items with limit 8.</w:t>
-      </w:r>
-    </w:p>
-    <w:p>
-      <w:pPr>
-        <w:pStyle w:val="Heading3"/>
-      </w:pPr>
-      <w:r>
-        <w:t>My reasoning and evidence</w:t>
-      </w:r>
-    </w:p>
-    <w:p>
-      <w:r>
-        <w:t>________________________________________________________________</w:t>
-      </w:r>
-    </w:p>
-    <w:p>
-      <w:r>
-        <w:t>________________________________________________________________</w:t>
-      </w:r>
-    </w:p>
-    <w:p>
-      <w:r>
-        <w:t>________________________________________________________________</w:t>
-      </w:r>
-    </w:p>
-    <w:p>
-      <w:r>
-        <w:t>________________________________________________________________</w:t>
-      </w:r>
-    </w:p>
-    <w:p>
-      <w:r>
-        <w:t>________________________________________________________________</w:t>
-      </w:r>
-    </w:p>
-    <w:p>
-      <w:r>
-        <w:t>________________________________________________________________</w:t>
-      </w:r>
-    </w:p>
-    <w:p>
-      <w:pPr>
-        <w:pStyle w:val="Heading1"/>
-      </w:pPr>
-      <w:r>
-        <w:t>14. W3 Repair order dependence</w:t>
-      </w:r>
-    </w:p>
-    <w:p>
-      <w:r>
-        <w:t>Repair order dependence. Apply the supplied Build the Recommender facts and keep your reasoning.</w:t>
-      </w:r>
-    </w:p>
-    <w:p>
-      <w:pPr>
-        <w:spacing w:line="336" w:lineRule="auto" w:after="180"/>
-      </w:pPr>
-      <w:r>
-        <w:rPr>
-          <w:b w:val="0"/>
-        </w:rPr>
-        <w:t xml:space="preserve">A tied selection changes after reversing </w:t>
-      </w:r>
-      <w:r>
-        <w:rPr>
-          <w:b/>
-        </w:rPr>
-        <w:t>input</w:t>
-      </w:r>
-      <w:r>
-        <w:rPr>
-          <w:b w:val="0"/>
-        </w:rPr>
-        <w:t xml:space="preserve"> order. Identify the likely missing policy and test.</w:t>
-      </w:r>
-    </w:p>
-    <w:p>
-      <w:pPr>
-        <w:pStyle w:val="Heading3"/>
-      </w:pPr>
-      <w:r>
-        <w:t>My reasoning and evidence</w:t>
-      </w:r>
-    </w:p>
-    <w:p>
-      <w:r>
-        <w:t>________________________________________________________________</w:t>
-      </w:r>
-    </w:p>
-    <w:p>
-      <w:r>
-        <w:t>________________________________________________________________</w:t>
-      </w:r>
-    </w:p>
-    <w:p>
-      <w:r>
-        <w:t>________________________________________________________________</w:t>
-      </w:r>
-    </w:p>
-    <w:p>
-      <w:r>
-        <w:t>________________________________________________________________</w:t>
-      </w:r>
-    </w:p>
-    <w:p>
-      <w:r>
-        <w:t>________________________________________________________________</w:t>
-      </w:r>
-    </w:p>
-    <w:p>
-      <w:r>
-        <w:t>________________________________________________________________</w:t>
-      </w:r>
-    </w:p>
-    <w:p>
-      <w:pPr>
-        <w:pStyle w:val="Heading1"/>
-      </w:pPr>
-      <w:r>
-        <w:t>15. W4 Implement independently</w:t>
-      </w:r>
-    </w:p>
-    <w:p>
-      <w:r>
-        <w:t>Attempt before feedback. If this repeats the selected independent case, reuse that first attempt; otherwise keep a separate record. Implement independently. Apply the supplied Build the Recommender facts and keep your reasoning.</w:t>
-      </w:r>
-    </w:p>
-    <w:p>
-      <w:pPr>
-        <w:spacing w:line="336" w:lineRule="auto" w:after="180"/>
-      </w:pPr>
-      <w:r>
-        <w:rPr>
-          <w:b w:val="0"/>
-        </w:rPr>
-        <w:t>Use the function with X (fun 4, learning 1, minutes 12), Y (3,3,10), Z (5,5,13), limit 12. Predict the winner, reverse the list and retest. Also test limit 9.</w:t>
-      </w:r>
-    </w:p>
-    <w:p>
-      <w:pPr>
-        <w:pStyle w:val="Heading3"/>
-      </w:pPr>
-      <w:r>
-        <w:t>My reasoning and evidence</w:t>
-      </w:r>
-    </w:p>
-    <w:p>
-      <w:r>
-        <w:t>________________________________________________________________</w:t>
-      </w:r>
-    </w:p>
-    <w:p>
-      <w:r>
-        <w:t>________________________________________________________________</w:t>
-      </w:r>
-    </w:p>
-    <w:p>
-      <w:r>
-        <w:t>________________________________________________________________</w:t>
-      </w:r>
-    </w:p>
-    <w:p>
-      <w:r>
-        <w:t>________________________________________________________________</w:t>
-      </w:r>
-    </w:p>
-    <w:p>
-      <w:r>
-        <w:t>________________________________________________________________</w:t>
-      </w:r>
-    </w:p>
-    <w:p>
-      <w:r>
-        <w:t>________________________________________________________________</w:t>
-      </w:r>
-    </w:p>
-    <w:p>
-      <w:r>
-        <w:t>________________________________________________________________</w:t>
-      </w:r>
-    </w:p>
-    <w:p>
-      <w:r>
-        <w:t>________________________________________________________________</w:t>
-      </w:r>
-    </w:p>
-    <w:p>
-      <w:pPr>
-        <w:pStyle w:val="Heading1"/>
-      </w:pPr>
-      <w:r>
-        <w:t>16. W5 Explain the result</w:t>
-      </w:r>
-    </w:p>
-    <w:p>
-      <w:r>
-        <w:t>Explain the result. Apply the supplied Build the Recommender facts and keep your reasoning.</w:t>
-      </w:r>
-    </w:p>
-    <w:p>
-      <w:pPr>
-        <w:spacing w:line="336" w:lineRule="auto" w:after="180"/>
-      </w:pPr>
-      <w:r>
-        <w:rPr>
-          <w:b w:val="0"/>
-        </w:rPr>
-        <w:t xml:space="preserve">Write a one-sentence </w:t>
-      </w:r>
-      <w:r>
-        <w:rPr>
-          <w:b/>
-        </w:rPr>
-        <w:t>explanation</w:t>
-      </w:r>
-      <w:r>
-        <w:rPr>
-          <w:b w:val="0"/>
-        </w:rPr>
-        <w:t xml:space="preserve"> of X winning without calling it objectively best.</w:t>
-      </w:r>
-    </w:p>
-    <w:p>
-      <w:pPr>
-        <w:pStyle w:val="Heading3"/>
-      </w:pPr>
-      <w:r>
-        <w:t>My reasoning and evidence</w:t>
-      </w:r>
-    </w:p>
-    <w:p>
-      <w:r>
-        <w:t>________________________________________________________________</w:t>
-      </w:r>
-    </w:p>
-    <w:p>
-      <w:r>
-        <w:t>________________________________________________________________</w:t>
-      </w:r>
-    </w:p>
-    <w:p>
-      <w:r>
-        <w:t>________________________________________________________________</w:t>
-      </w:r>
-    </w:p>
-    <w:p>
-      <w:r>
-        <w:t>________________________________________________________________</w:t>
-      </w:r>
-    </w:p>
-    <w:p>
-      <w:r>
-        <w:t>________________________________________________________________</w:t>
-      </w:r>
-    </w:p>
-    <w:p>
-      <w:r>
-        <w:t>________________________________________________________________</w:t>
-      </w:r>
-    </w:p>
-    <w:p>
-      <w:pPr>
-        <w:pStyle w:val="Heading1"/>
-      </w:pPr>
-      <w:r>
-        <w:t>17. Building the data pipeline — W1 Trace a validation</w:t>
-      </w:r>
-    </w:p>
-    <w:p>
-      <w:r>
-        <w:t>Use the supplied Build the Recommender task to record your reasoning, evidence and next step.</w:t>
-      </w:r>
-    </w:p>
-    <w:p>
-      <w:pPr>
-        <w:spacing w:line="336" w:lineRule="auto" w:after="180"/>
-      </w:pPr>
-      <w:r>
-        <w:rPr>
-          <w:b w:val="0"/>
-        </w:rPr>
-        <w:t>Explain why a row with fun "4" fails while fun 4 can pass.</w:t>
-      </w:r>
-    </w:p>
-    <w:p>
-      <w:pPr>
-        <w:pStyle w:val="Heading3"/>
-      </w:pPr>
-      <w:r>
-        <w:t>My reasoning and evidence</w:t>
-      </w:r>
-    </w:p>
-    <w:p>
-      <w:r>
-        <w:t>________________________________________________________________</w:t>
-      </w:r>
-    </w:p>
-    <w:p>
-      <w:r>
-        <w:t>________________________________________________________________</w:t>
-      </w:r>
-    </w:p>
-    <w:p>
-      <w:r>
-        <w:t>________________________________________________________________</w:t>
-      </w:r>
-    </w:p>
-    <w:p>
-      <w:r>
-        <w:t>________________________________________________________________</w:t>
-      </w:r>
-    </w:p>
-    <w:p>
-      <w:r>
-        <w:t>________________________________________________________________</w:t>
-      </w:r>
-    </w:p>
-    <w:p>
-      <w:r>
-        <w:t>________________________________________________________________</w:t>
-      </w:r>
-    </w:p>
-    <w:p>
-      <w:pPr>
-        <w:pStyle w:val="Heading1"/>
-      </w:pPr>
-      <w:r>
-        <w:t>18. Building the data pipeline — W2 Check missing fields</w:t>
-      </w:r>
-    </w:p>
-    <w:p>
-      <w:r>
-        <w:t>Use the supplied Build the Recommender task to record your reasoning, evidence and next step.</w:t>
-      </w:r>
-    </w:p>
-    <w:p>
-      <w:pPr>
-        <w:spacing w:line="336" w:lineRule="auto" w:after="180"/>
-        <w:shd w:fill="F5F1FB"/>
-      </w:pPr>
-      <w:r>
-        <w:rPr>
-          <w:b w:val="0"/>
-        </w:rPr>
-        <w:t>What does valid_item return if learning is absent?</w:t>
-      </w:r>
-    </w:p>
-    <w:p>
-      <w:pPr>
-        <w:pStyle w:val="Heading3"/>
-      </w:pPr>
-      <w:r>
-        <w:t>My reasoning and evidence</w:t>
-      </w:r>
-    </w:p>
-    <w:p>
-      <w:r>
-        <w:t>________________________________________________________________</w:t>
-      </w:r>
-    </w:p>
-    <w:p>
-      <w:r>
-        <w:t>________________________________________________________________</w:t>
-      </w:r>
-    </w:p>
-    <w:p>
-      <w:r>
-        <w:t>________________________________________________________________</w:t>
-      </w:r>
-    </w:p>
-    <w:p>
-      <w:r>
-        <w:t>________________________________________________________________</w:t>
-      </w:r>
-    </w:p>
-    <w:p>
-      <w:r>
-        <w:t>________________________________________________________________</w:t>
-      </w:r>
-    </w:p>
-    <w:p>
-      <w:r>
-        <w:t>________________________________________________________________</w:t>
-      </w:r>
-    </w:p>
-    <w:p>
-      <w:pPr>
-        <w:pStyle w:val="Heading1"/>
-      </w:pPr>
-      <w:r>
-        <w:t>19. Building the data pipeline — W3 Repair the connection</w:t>
-      </w:r>
-    </w:p>
-    <w:p>
-      <w:r>
-        <w:t>Use the supplied Build the Recommender task to record your reasoning, evidence and next step.</w:t>
-      </w:r>
-    </w:p>
-    <w:p>
-      <w:pPr>
-        <w:spacing w:line="336" w:lineRule="auto" w:after="180"/>
-        <w:shd w:fill="F5F1FB"/>
-      </w:pPr>
-      <w:r>
-        <w:rPr>
-          <w:b w:val="0"/>
-        </w:rPr>
-        <w:t>A program validates rows but still sends the original raw list to recommend. What should change?</w:t>
-      </w:r>
-    </w:p>
-    <w:p>
-      <w:pPr>
-        <w:pStyle w:val="Heading3"/>
-      </w:pPr>
-      <w:r>
-        <w:t>My reasoning and evidence</w:t>
-      </w:r>
-    </w:p>
-    <w:p>
-      <w:r>
-        <w:t>________________________________________________________________</w:t>
-      </w:r>
-    </w:p>
-    <w:p>
-      <w:r>
-        <w:t>________________________________________________________________</w:t>
-      </w:r>
-    </w:p>
-    <w:p>
-      <w:r>
-        <w:t>________________________________________________________________</w:t>
-      </w:r>
-    </w:p>
-    <w:p>
-      <w:r>
-        <w:t>________________________________________________________________</w:t>
-      </w:r>
-    </w:p>
-    <w:p>
-      <w:r>
-        <w:t>________________________________________________________________</w:t>
-      </w:r>
-    </w:p>
-    <w:p>
-      <w:r>
-        <w:t>________________________________________________________________</w:t>
-      </w:r>
-    </w:p>
-    <w:p>
-      <w:pPr>
-        <w:pStyle w:val="Heading1"/>
-      </w:pPr>
-      <w:r>
-        <w:t>20. Building the data pipeline — W4 Build independently</w:t>
-      </w:r>
-    </w:p>
-    <w:p>
-      <w:r>
-        <w:t>Use the supplied Build the Recommender task to record your reasoning, evidence and next step.</w:t>
-      </w:r>
-    </w:p>
-    <w:p>
-      <w:pPr>
-        <w:spacing w:line="336" w:lineRule="auto" w:after="180"/>
-      </w:pPr>
-      <w:r>
-        <w:rPr>
-          <w:b w:val="0"/>
-        </w:rPr>
-        <w:t xml:space="preserve">Combine validation and the Week 24 selector for A (minutes 10, fun 3, learning 2), B (12,4,1), and C (8,"5",5), limit 10. State accepted rows, rejected row, selection and </w:t>
-      </w:r>
-      <w:r>
-        <w:rPr>
-          <w:b/>
-        </w:rPr>
-        <w:t>explanation</w:t>
-      </w:r>
-      <w:r>
-        <w:rPr>
-          <w:b w:val="0"/>
-        </w:rPr>
-        <w:t>.</w:t>
-      </w:r>
-    </w:p>
-    <w:p>
-      <w:pPr>
-        <w:pStyle w:val="Heading3"/>
-      </w:pPr>
-      <w:r>
-        <w:t>My reasoning and evidence</w:t>
-      </w:r>
-    </w:p>
-    <w:p>
-      <w:r>
-        <w:t>________________________________________________________________</w:t>
-      </w:r>
-    </w:p>
-    <w:p>
-      <w:r>
-        <w:t>________________________________________________________________</w:t>
-      </w:r>
-    </w:p>
-    <w:p>
-      <w:r>
-        <w:t>________________________________________________________________</w:t>
-      </w:r>
-    </w:p>
-    <w:p>
-      <w:r>
-        <w:t>________________________________________________________________</w:t>
-      </w:r>
-    </w:p>
-    <w:p>
-      <w:r>
-        <w:t>________________________________________________________________</w:t>
-      </w:r>
-    </w:p>
-    <w:p>
-      <w:r>
-        <w:t>________________________________________________________________</w:t>
-      </w:r>
-    </w:p>
-    <w:p>
-      <w:r>
-        <w:t>________________________________________________________________</w:t>
-      </w:r>
-    </w:p>
-    <w:p>
-      <w:r>
-        <w:t>________________________________________________________________</w:t>
-      </w:r>
-    </w:p>
-    <w:p>
-      <w:pPr>
-        <w:pStyle w:val="Heading1"/>
-      </w:pPr>
-      <w:r>
-        <w:t>21. Building the data pipeline — W5 Handle duplicates</w:t>
-      </w:r>
-    </w:p>
-    <w:p>
-      <w:r>
-        <w:t>Use the supplied Build the Recommender task to record your reasoning, evidence and next step.</w:t>
-      </w:r>
-    </w:p>
-    <w:p>
-      <w:pPr>
-        <w:spacing w:line="336" w:lineRule="auto" w:after="180"/>
-        <w:shd w:fill="F5F1FB"/>
-      </w:pPr>
-      <w:r>
-        <w:rPr>
-          <w:b w:val="0"/>
-        </w:rPr>
-        <w:t>Two valid rows have the same name but different ratings. Should individual validation alone permit selection?</w:t>
-      </w:r>
-    </w:p>
-    <w:p>
-      <w:pPr>
-        <w:pStyle w:val="Heading3"/>
-      </w:pPr>
-      <w:r>
-        <w:t>My reasoning and evidence</w:t>
-      </w:r>
-    </w:p>
-    <w:p>
-      <w:r>
-        <w:t>________________________________________________________________</w:t>
-      </w:r>
-    </w:p>
-    <w:p>
-      <w:r>
-        <w:t>________________________________________________________________</w:t>
-      </w:r>
-    </w:p>
-    <w:p>
-      <w:r>
-        <w:t>________________________________________________________________</w:t>
-      </w:r>
-    </w:p>
-    <w:p>
-      <w:r>
-        <w:t>________________________________________________________________</w:t>
-      </w:r>
-    </w:p>
-    <w:p>
-      <w:r>
-        <w:t>________________________________________________________________</w:t>
-      </w:r>
-    </w:p>
-    <w:p>
-      <w:r>
-        <w:t>________________________________________________________________</w:t>
-      </w:r>
-    </w:p>
-    <w:p>
-      <w:pPr>
-        <w:pStyle w:val="Heading1"/>
-      </w:pPr>
-      <w:r>
-        <w:t>22. Feedback, return check and learning record</w:t>
-      </w:r>
-    </w:p>
-    <w:p>
-      <w:r>
-        <w:t>Record the first repaired step and a different case to revisit after a delay.</w:t>
+        <w:t>22. Feedback · Repair and return</w:t>
+      </w:r>
+    </w:p>
+    <w:p>
+      <w:r>
+        <w:t>Keep first attempt, repair and a changed-case check.</w:t>
+      </w:r>
+    </w:p>
+    <w:p>
+      <w:pPr>
+        <w:pStyle w:val="Heading2"/>
+      </w:pPr>
+      <w:r>
+        <w:t>Your evidence record</w:t>
       </w:r>
     </w:p>
     <w:tbl>
@@ -2011,13 +825,214 @@
     </w:tbl>
     <w:p>
       <w:pPr>
+        <w:pStyle w:val="ListBullet"/>
+      </w:pPr>
+      <w:r>
+        <w:t>Revisit this idea with your teacher after a delay. Familiarity is different from explaining and using it on a changed case.</w:t>
+      </w:r>
+    </w:p>
+    <w:p>
+      <w:pPr>
+        <w:pStyle w:val="Heading1"/>
+      </w:pPr>
+      <w:r>
+        <w:t>10. Finish · Judge your evidence</w:t>
+      </w:r>
+    </w:p>
+    <w:p>
+      <w:r>
+        <w:t>Point to work that supports your judgement.</w:t>
+      </w:r>
+    </w:p>
+    <w:p>
+      <w:pPr>
+        <w:pStyle w:val="Heading2"/>
+      </w:pPr>
+      <w:r>
+        <w:t>Your evidence record</w:t>
+      </w:r>
+    </w:p>
+    <w:p>
+      <w:pPr>
+        <w:pStyle w:val="ListBullet"/>
+      </w:pPr>
+      <w:r>
+        <w:t>I can explain the mechanism. I can show evidence. I can handle a changed case. I can name a limit. Mark each as not yet, with help or independently, and attach supporting work.</w:t>
+      </w:r>
+    </w:p>
+    <w:p>
+      <w:pPr>
+        <w:pStyle w:val="ListBullet"/>
+      </w:pPr>
+      <w:r>
+        <w:t>Teacher review ____________________  Next step ____________________</w:t>
+      </w:r>
+    </w:p>
+    <w:p>
+      <w:pPr>
+        <w:pStyle w:val="Heading1"/>
+      </w:pPr>
+      <w:r>
+        <w:t>Reference bank and extra practice</w:t>
+      </w:r>
+    </w:p>
+    <w:p>
+      <w:pPr>
+        <w:pStyle w:val="Heading1"/>
+      </w:pPr>
+      <w:r>
+        <w:t>02. Reference · Supported W2 record</w:t>
+      </w:r>
+    </w:p>
+    <w:p>
+      <w:r>
+        <w:t>Use when helpful; keep this practice separate from the selected first attempt.</w:t>
+      </w:r>
+    </w:p>
+    <w:p>
+      <w:pPr>
+        <w:pStyle w:val="Heading2"/>
+      </w:pPr>
+      <w:r>
+        <w:t>Additional evidence</w:t>
+      </w:r>
+    </w:p>
+    <w:p>
+      <w:pPr>
         <w:spacing w:line="336" w:lineRule="auto" w:after="180"/>
       </w:pPr>
       <w:r>
         <w:rPr>
           <w:b w:val="0"/>
         </w:rPr>
-        <w:t>Revisit this idea with your teacher after a delay. Familiarity is different from explaining and using it on a changed case.</w:t>
+        <w:t xml:space="preserve">Use W2: Handle no match for Implementing a </w:t>
+      </w:r>
+      <w:r>
+        <w:rPr>
+          <w:b/>
+        </w:rPr>
+        <w:t>recommender</w:t>
+      </w:r>
+      <w:r>
+        <w:rPr>
+          <w:b w:val="0"/>
+        </w:rPr>
+        <w:t>. Record the answer once; the lesson and workbook refer to the same attempt.</w:t>
+      </w:r>
+    </w:p>
+    <w:tbl>
+      <w:tblPr>
+        <w:tblStyle w:val="LightShading-Accent1"/>
+        <w:tblW w:type="auto" w:w="0"/>
+        <w:tblLook w:firstColumn="1" w:firstRow="1" w:lastColumn="0" w:lastRow="0" w:noHBand="0" w:noVBand="1" w:val="04A0"/>
+      </w:tblPr>
+      <w:tblGrid>
+        <w:gridCol w:w="2556"/>
+        <w:gridCol w:w="2556"/>
+        <w:gridCol w:w="2556"/>
+        <w:gridCol w:w="2556"/>
+      </w:tblGrid>
+      <w:tr>
+        <w:trPr>
+          <w:tblHeader/>
+        </w:trPr>
+        <w:tc>
+          <w:tcPr>
+            <w:tcW w:type="dxa" w:w="2556"/>
+          </w:tcPr>
+          <w:p>
+            <w:r>
+              <w:t>Given inputs</w:t>
+            </w:r>
+          </w:p>
+        </w:tc>
+        <w:tc>
+          <w:tcPr>
+            <w:tcW w:type="dxa" w:w="2556"/>
+          </w:tcPr>
+          <w:p>
+            <w:r>
+              <w:t>Procedure I chose</w:t>
+            </w:r>
+          </w:p>
+        </w:tc>
+        <w:tc>
+          <w:tcPr>
+            <w:tcW w:type="dxa" w:w="2556"/>
+          </w:tcPr>
+          <w:p>
+            <w:r>
+              <w:t>Middle steps</w:t>
+            </w:r>
+          </w:p>
+        </w:tc>
+        <w:tc>
+          <w:tcPr>
+            <w:tcW w:type="dxa" w:w="2556"/>
+          </w:tcPr>
+          <w:p>
+            <w:r>
+              <w:t>Result and check</w:t>
+            </w:r>
+          </w:p>
+        </w:tc>
+      </w:tr>
+      <w:tr>
+        <w:tc>
+          <w:tcPr>
+            <w:tcW w:type="dxa" w:w="2556"/>
+          </w:tcPr>
+          <w:p>
+            <w:r/>
+          </w:p>
+        </w:tc>
+        <w:tc>
+          <w:tcPr>
+            <w:tcW w:type="dxa" w:w="2556"/>
+          </w:tcPr>
+          <w:p>
+            <w:r/>
+          </w:p>
+        </w:tc>
+        <w:tc>
+          <w:tcPr>
+            <w:tcW w:type="dxa" w:w="2556"/>
+          </w:tcPr>
+          <w:p>
+            <w:r/>
+          </w:p>
+        </w:tc>
+        <w:tc>
+          <w:tcPr>
+            <w:tcW w:type="dxa" w:w="2556"/>
+          </w:tcPr>
+          <w:p>
+            <w:r/>
+          </w:p>
+        </w:tc>
+      </w:tr>
+    </w:tbl>
+    <w:p>
+      <w:pPr>
+        <w:pStyle w:val="Heading3"/>
+      </w:pPr>
+      <w:r>
+        <w:t>The step I completed without help, and the hint I needed</w:t>
+      </w:r>
+    </w:p>
+    <w:p>
+      <w:r>
+        <w:t>________________________________________________________________</w:t>
+      </w:r>
+    </w:p>
+    <w:p>
+      <w:r>
+        <w:t>________________________________________________________________</w:t>
+      </w:r>
+    </w:p>
+    <w:p>
+      <w:r>
+        <w:t>________________________________________________________________</w:t>
       </w:r>
     </w:p>
     <w:p>
@@ -2025,12 +1040,1053 @@
         <w:pStyle w:val="Heading1"/>
       </w:pPr>
       <w:r>
-        <w:t>23. Pictorial case practice: Build the Recommender</w:t>
-      </w:r>
-    </w:p>
-    <w:p>
-      <w:r>
-        <w:t>A fictional book chooser filters a request before comparing preference scores. Explain the labelled step before checking the changed condition.</w:t>
+        <w:t>03. Extra practice · Repair a claim</w:t>
+      </w:r>
+    </w:p>
+    <w:p>
+      <w:r>
+        <w:t>Use when helpful; keep this practice separate from the selected first attempt.</w:t>
+      </w:r>
+    </w:p>
+    <w:p>
+      <w:pPr>
+        <w:pStyle w:val="Heading2"/>
+      </w:pPr>
+      <w:r>
+        <w:t>Additional evidence</w:t>
+      </w:r>
+    </w:p>
+    <w:p>
+      <w:pPr>
+        <w:spacing w:line="336" w:lineRule="auto" w:after="180"/>
+      </w:pPr>
+      <w:r>
+        <w:rPr>
+          <w:b w:val="0"/>
+        </w:rPr>
+        <w:t xml:space="preserve">Use the worked case for Implementing a </w:t>
+      </w:r>
+      <w:r>
+        <w:rPr>
+          <w:b/>
+        </w:rPr>
+        <w:t>recommender</w:t>
+      </w:r>
+      <w:r>
+        <w:rPr>
+          <w:b w:val="0"/>
+        </w:rPr>
+        <w:t xml:space="preserve">. Proposed </w:t>
+      </w:r>
+      <w:r>
+        <w:rPr>
+          <w:b/>
+        </w:rPr>
+        <w:t>explanation</w:t>
+      </w:r>
+      <w:r>
+        <w:rPr>
+          <w:b w:val="0"/>
+        </w:rPr>
+        <w:t xml:space="preserve">: “A successful run proves the conclusion”. Decide whether this </w:t>
+      </w:r>
+      <w:r>
+        <w:rPr>
+          <w:b/>
+        </w:rPr>
+        <w:t>explanation</w:t>
+      </w:r>
+      <w:r>
+        <w:rPr>
+          <w:b w:val="0"/>
+        </w:rPr>
+        <w:t xml:space="preserve"> is supported.</w:t>
+      </w:r>
+    </w:p>
+    <w:p>
+      <w:pPr>
+        <w:spacing w:line="336" w:lineRule="auto" w:after="180"/>
+      </w:pPr>
+      <w:r>
+        <w:rPr>
+          <w:b w:val="0"/>
+        </w:rPr>
+        <w:t>Point to the step or supplied fact that decides; explain your repair if needed.</w:t>
+      </w:r>
+    </w:p>
+    <w:p>
+      <w:pPr>
+        <w:pStyle w:val="Heading3"/>
+      </w:pPr>
+      <w:r>
+        <w:t>My explanation before partner discussion</w:t>
+      </w:r>
+    </w:p>
+    <w:p>
+      <w:r>
+        <w:t>________________________________________________________________</w:t>
+      </w:r>
+    </w:p>
+    <w:p>
+      <w:r>
+        <w:t>________________________________________________________________</w:t>
+      </w:r>
+    </w:p>
+    <w:p>
+      <w:r>
+        <w:t>________________________________________________________________</w:t>
+      </w:r>
+    </w:p>
+    <w:p>
+      <w:r>
+        <w:t>________________________________________________________________</w:t>
+      </w:r>
+    </w:p>
+    <w:p>
+      <w:pPr>
+        <w:pStyle w:val="Heading1"/>
+      </w:pPr>
+      <w:r>
+        <w:t>05. Reference · Earlier target</w:t>
+      </w:r>
+    </w:p>
+    <w:p>
+      <w:r>
+        <w:t>Use when helpful; keep this practice separate from the selected first attempt.</w:t>
+      </w:r>
+    </w:p>
+    <w:p>
+      <w:pPr>
+        <w:pStyle w:val="Heading2"/>
+      </w:pPr>
+      <w:r>
+        <w:t>Additional evidence</w:t>
+      </w:r>
+    </w:p>
+    <w:p>
+      <w:pPr>
+        <w:spacing w:line="336" w:lineRule="auto" w:after="180"/>
+      </w:pPr>
+      <w:r>
+        <w:rPr>
+          <w:b w:val="0"/>
+        </w:rPr>
+        <w:t>Catalogue: A mystery/90/illustrated, B mystery/140/not illustrated, C science/80/illustrated. Request mystery, maximum 100 pages. Rank with 2 genre points and 1 illustration point after filtering.</w:t>
+      </w:r>
+    </w:p>
+    <w:p>
+      <w:pPr>
+        <w:spacing w:line="336" w:lineRule="auto" w:after="180"/>
+      </w:pPr>
+      <w:r>
+        <w:rPr>
+          <w:b w:val="0"/>
+        </w:rPr>
+        <w:t>Show why other books are excluded.</w:t>
+      </w:r>
+    </w:p>
+    <w:p>
+      <w:pPr>
+        <w:pStyle w:val="Heading1"/>
+      </w:pPr>
+      <w:r>
+        <w:t>06. Extra practice · Earlier worked case</w:t>
+      </w:r>
+    </w:p>
+    <w:p>
+      <w:r>
+        <w:t>Use when helpful; keep this practice separate from the selected first attempt.</w:t>
+      </w:r>
+    </w:p>
+    <w:p>
+      <w:pPr>
+        <w:pStyle w:val="Heading2"/>
+      </w:pPr>
+      <w:r>
+        <w:t>Additional evidence</w:t>
+      </w:r>
+    </w:p>
+    <w:p>
+      <w:pPr>
+        <w:spacing w:line="336" w:lineRule="auto" w:after="180"/>
+      </w:pPr>
+      <w:r>
+        <w:rPr>
+          <w:b w:val="0"/>
+        </w:rPr>
+        <w:t>A has flags (1,1), B=(1,0), C=(0,1); score=2g+l.</w:t>
+      </w:r>
+    </w:p>
+    <w:p>
+      <w:pPr>
+        <w:spacing w:line="336" w:lineRule="auto" w:after="180"/>
+      </w:pPr>
+      <w:r>
+        <w:rPr>
+          <w:b w:val="0"/>
+        </w:rPr>
+        <w:t xml:space="preserve">Compute the winner and </w:t>
+      </w:r>
+      <w:r>
+        <w:rPr>
+          <w:b/>
+        </w:rPr>
+        <w:t>evidence</w:t>
+      </w:r>
+      <w:r>
+        <w:rPr>
+          <w:b w:val="0"/>
+        </w:rPr>
+        <w:t xml:space="preserve"> to display.</w:t>
+      </w:r>
+    </w:p>
+    <w:p>
+      <w:pPr>
+        <w:spacing w:line="336" w:lineRule="auto" w:after="180"/>
+      </w:pPr>
+      <w:r>
+        <w:rPr>
+          <w:b w:val="0"/>
+        </w:rPr>
+        <w:t xml:space="preserve">Show your trace, calculation or </w:t>
+      </w:r>
+      <w:r>
+        <w:rPr>
+          <w:b/>
+        </w:rPr>
+        <w:t>evidence</w:t>
+      </w:r>
+    </w:p>
+    <w:p>
+      <w:pPr>
+        <w:pStyle w:val="Heading3"/>
+      </w:pPr>
+      <w:r>
+        <w:t>Write or draw your reasoning and evidence.</w:t>
+      </w:r>
+    </w:p>
+    <w:p>
+      <w:r>
+        <w:t>________________________________________________________________</w:t>
+      </w:r>
+    </w:p>
+    <w:p>
+      <w:r>
+        <w:t>________________________________________________________________</w:t>
+      </w:r>
+    </w:p>
+    <w:p>
+      <w:r>
+        <w:t>________________________________________________________________</w:t>
+      </w:r>
+    </w:p>
+    <w:p>
+      <w:r>
+        <w:t>________________________________________________________________</w:t>
+      </w:r>
+    </w:p>
+    <w:p>
+      <w:r>
+        <w:t>________________________________________________________________</w:t>
+      </w:r>
+    </w:p>
+    <w:p>
+      <w:pPr>
+        <w:pStyle w:val="Heading1"/>
+      </w:pPr>
+      <w:r>
+        <w:t>07. Extra practice · Changed case</w:t>
+      </w:r>
+    </w:p>
+    <w:p>
+      <w:r>
+        <w:t>Use when helpful; keep this practice separate from the selected first attempt.</w:t>
+      </w:r>
+    </w:p>
+    <w:p>
+      <w:pPr>
+        <w:pStyle w:val="Heading2"/>
+      </w:pPr>
+      <w:r>
+        <w:t>Additional evidence</w:t>
+      </w:r>
+    </w:p>
+    <w:p>
+      <w:pPr>
+        <w:spacing w:line="336" w:lineRule="auto" w:after="180"/>
+      </w:pPr>
+      <w:r>
+        <w:rPr>
+          <w:b w:val="0"/>
+        </w:rPr>
+        <w:t>A reader requests space and at most 60 pages. Book A is space, 90 pages; B is animals, 40 pages. What should the prototype return if both conditions are required?</w:t>
+      </w:r>
+    </w:p>
+    <w:p>
+      <w:pPr>
+        <w:spacing w:line="336" w:lineRule="auto" w:after="180"/>
+      </w:pPr>
+      <w:r>
+        <w:rPr>
+          <w:b w:val="0"/>
+        </w:rPr>
+        <w:t>My practice reasoning</w:t>
+      </w:r>
+    </w:p>
+    <w:p>
+      <w:pPr>
+        <w:pStyle w:val="Heading3"/>
+      </w:pPr>
+      <w:r>
+        <w:t>Write or draw your reasoning and evidence.</w:t>
+      </w:r>
+    </w:p>
+    <w:p>
+      <w:r>
+        <w:t>________________________________________________________________</w:t>
+      </w:r>
+    </w:p>
+    <w:p>
+      <w:r>
+        <w:t>________________________________________________________________</w:t>
+      </w:r>
+    </w:p>
+    <w:p>
+      <w:r>
+        <w:t>________________________________________________________________</w:t>
+      </w:r>
+    </w:p>
+    <w:p>
+      <w:r>
+        <w:t>________________________________________________________________</w:t>
+      </w:r>
+    </w:p>
+    <w:p>
+      <w:r>
+        <w:t>________________________________________________________________</w:t>
+      </w:r>
+    </w:p>
+    <w:p>
+      <w:pPr>
+        <w:pStyle w:val="Heading3"/>
+      </w:pPr>
+      <w:r>
+        <w:t>Week 33 Test and reflect</w:t>
+      </w:r>
+    </w:p>
+    <w:p>
+      <w:pPr>
+        <w:pStyle w:val="Heading1"/>
+      </w:pPr>
+      <w:r>
+        <w:t>08. Extra practice · A revealing test</w:t>
+      </w:r>
+    </w:p>
+    <w:p>
+      <w:r>
+        <w:t>Use when helpful; keep this practice separate from the selected first attempt.</w:t>
+      </w:r>
+    </w:p>
+    <w:p>
+      <w:pPr>
+        <w:pStyle w:val="Heading2"/>
+      </w:pPr>
+      <w:r>
+        <w:t>Additional evidence</w:t>
+      </w:r>
+    </w:p>
+    <w:p>
+      <w:pPr>
+        <w:spacing w:line="336" w:lineRule="auto" w:after="180"/>
+      </w:pPr>
+      <w:r>
+        <w:rPr>
+          <w:b w:val="0"/>
+        </w:rPr>
+        <w:t xml:space="preserve">Create a changed </w:t>
+      </w:r>
+      <w:r>
+        <w:rPr>
+          <w:b/>
+        </w:rPr>
+        <w:t>input</w:t>
+      </w:r>
+      <w:r>
+        <w:rPr>
+          <w:b w:val="0"/>
+        </w:rPr>
+        <w:t>, boundary case or missing-information case. Write the expected answer or safe response before testing.</w:t>
+      </w:r>
+    </w:p>
+    <w:tbl>
+      <w:tblPr>
+        <w:tblStyle w:val="LightShading-Accent1"/>
+        <w:tblW w:type="auto" w:w="0"/>
+        <w:tblLook w:firstColumn="1" w:firstRow="1" w:lastColumn="0" w:lastRow="0" w:noHBand="0" w:noVBand="1" w:val="04A0"/>
+      </w:tblPr>
+      <w:tblGrid>
+        <w:gridCol w:w="5112"/>
+        <w:gridCol w:w="5112"/>
+      </w:tblGrid>
+      <w:tr>
+        <w:trPr>
+          <w:tblHeader/>
+        </w:trPr>
+        <w:tc>
+          <w:tcPr>
+            <w:tcW w:type="dxa" w:w="5112"/>
+          </w:tcPr>
+          <w:p>
+            <w:r>
+              <w:t>Test record</w:t>
+            </w:r>
+          </w:p>
+        </w:tc>
+        <w:tc>
+          <w:tcPr>
+            <w:tcW w:type="dxa" w:w="5112"/>
+          </w:tcPr>
+          <w:p>
+            <w:r>
+              <w:t>My evidence</w:t>
+            </w:r>
+          </w:p>
+        </w:tc>
+      </w:tr>
+      <w:tr>
+        <w:tc>
+          <w:tcPr>
+            <w:tcW w:type="dxa" w:w="5112"/>
+          </w:tcPr>
+          <w:p>
+            <w:r>
+              <w:t>Changed input or condition</w:t>
+            </w:r>
+          </w:p>
+        </w:tc>
+        <w:tc>
+          <w:tcPr>
+            <w:tcW w:type="dxa" w:w="5112"/>
+          </w:tcPr>
+          <w:p>
+            <w:r/>
+          </w:p>
+        </w:tc>
+      </w:tr>
+      <w:tr>
+        <w:tc>
+          <w:tcPr>
+            <w:tcW w:type="dxa" w:w="5112"/>
+          </w:tcPr>
+          <w:p>
+            <w:r>
+              <w:t>Expected answer or fallback</w:t>
+            </w:r>
+          </w:p>
+        </w:tc>
+        <w:tc>
+          <w:tcPr>
+            <w:tcW w:type="dxa" w:w="5112"/>
+          </w:tcPr>
+          <w:p>
+            <w:r/>
+          </w:p>
+        </w:tc>
+      </w:tr>
+      <w:tr>
+        <w:tc>
+          <w:tcPr>
+            <w:tcW w:type="dxa" w:w="5112"/>
+          </w:tcPr>
+          <w:p>
+            <w:r>
+              <w:t>Observed result</w:t>
+            </w:r>
+          </w:p>
+        </w:tc>
+        <w:tc>
+          <w:tcPr>
+            <w:tcW w:type="dxa" w:w="5112"/>
+          </w:tcPr>
+          <w:p>
+            <w:r/>
+          </w:p>
+        </w:tc>
+      </w:tr>
+      <w:tr>
+        <w:tc>
+          <w:tcPr>
+            <w:tcW w:type="dxa" w:w="5112"/>
+          </w:tcPr>
+          <w:p>
+            <w:r>
+              <w:t>Why the result occurred</w:t>
+            </w:r>
+          </w:p>
+        </w:tc>
+        <w:tc>
+          <w:tcPr>
+            <w:tcW w:type="dxa" w:w="5112"/>
+          </w:tcPr>
+          <w:p>
+            <w:r/>
+          </w:p>
+        </w:tc>
+      </w:tr>
+    </w:tbl>
+    <w:p>
+      <w:pPr>
+        <w:pStyle w:val="Heading1"/>
+      </w:pPr>
+      <w:r>
+        <w:t>11. Extra practice · Earlier transfer</w:t>
+      </w:r>
+    </w:p>
+    <w:p>
+      <w:r>
+        <w:t>Use when helpful; keep this practice separate from the selected first attempt.</w:t>
+      </w:r>
+    </w:p>
+    <w:p>
+      <w:pPr>
+        <w:pStyle w:val="Heading2"/>
+      </w:pPr>
+      <w:r>
+        <w:t>Additional evidence</w:t>
+      </w:r>
+    </w:p>
+    <w:p>
+      <w:pPr>
+        <w:spacing w:line="336" w:lineRule="auto" w:after="180"/>
+      </w:pPr>
+      <w:r>
+        <w:rPr>
+          <w:b w:val="0"/>
+        </w:rPr>
+        <w:t>Catalogue: A mystery/90/illustrated, B mystery/140/not illustrated, C science/80/illustrated. Request mystery, maximum 100 pages. Rank with 2 genre points and 1 illustration point after filtering.</w:t>
+      </w:r>
+    </w:p>
+    <w:p>
+      <w:pPr>
+        <w:spacing w:line="336" w:lineRule="auto" w:after="180"/>
+      </w:pPr>
+      <w:r>
+        <w:rPr>
+          <w:b w:val="0"/>
+        </w:rPr>
+        <w:t>Show why other books are excluded.</w:t>
+      </w:r>
+    </w:p>
+    <w:p>
+      <w:pPr>
+        <w:pStyle w:val="Heading3"/>
+      </w:pPr>
+      <w:r>
+        <w:t>My explanation after practice</w:t>
+      </w:r>
+    </w:p>
+    <w:p>
+      <w:r>
+        <w:t>________________________________________________________________</w:t>
+      </w:r>
+    </w:p>
+    <w:p>
+      <w:r>
+        <w:t>________________________________________________________________</w:t>
+      </w:r>
+    </w:p>
+    <w:p>
+      <w:r>
+        <w:t>________________________________________________________________</w:t>
+      </w:r>
+    </w:p>
+    <w:p>
+      <w:r>
+        <w:t>________________________________________________________________</w:t>
+      </w:r>
+    </w:p>
+    <w:p>
+      <w:r>
+        <w:t>________________________________________________________________</w:t>
+      </w:r>
+    </w:p>
+    <w:p>
+      <w:r>
+        <w:t>________________________________________________________________</w:t>
+      </w:r>
+    </w:p>
+    <w:p>
+      <w:r>
+        <w:t>________________________________________________________________</w:t>
+      </w:r>
+    </w:p>
+    <w:p>
+      <w:pPr>
+        <w:spacing w:line="336" w:lineRule="auto" w:after="180"/>
+      </w:pPr>
+      <w:r>
+        <w:rPr>
+          <w:b w:val="0"/>
+        </w:rPr>
+        <w:t xml:space="preserve">Record support used: none, hint or teacher </w:t>
+      </w:r>
+      <w:r>
+        <w:rPr>
+          <w:b/>
+        </w:rPr>
+        <w:t>explanation</w:t>
+      </w:r>
+      <w:r>
+        <w:rPr>
+          <w:b w:val="0"/>
+        </w:rPr>
+        <w:t>.</w:t>
+      </w:r>
+    </w:p>
+    <w:p>
+      <w:pPr>
+        <w:pStyle w:val="Heading1"/>
+      </w:pPr>
+      <w:r>
+        <w:t>15. Reference · Selected W4 response copy</w:t>
+      </w:r>
+    </w:p>
+    <w:p>
+      <w:r>
+        <w:t>Use when helpful; keep this practice separate from the selected first attempt.</w:t>
+      </w:r>
+    </w:p>
+    <w:p>
+      <w:pPr>
+        <w:pStyle w:val="Heading2"/>
+      </w:pPr>
+      <w:r>
+        <w:t>Additional evidence</w:t>
+      </w:r>
+    </w:p>
+    <w:p>
+      <w:pPr>
+        <w:spacing w:line="336" w:lineRule="auto" w:after="180"/>
+      </w:pPr>
+      <w:r>
+        <w:rPr>
+          <w:b w:val="0"/>
+        </w:rPr>
+        <w:t>Use the function with X (fun 4, learning 1, minutes 12), Y (3,3,10), Z (5,5,13), limit 12. Predict the winner, reverse the list and retest. Also test limit 9.</w:t>
+      </w:r>
+    </w:p>
+    <w:p>
+      <w:pPr>
+        <w:pStyle w:val="Heading3"/>
+      </w:pPr>
+      <w:r>
+        <w:t>My reasoning and evidence</w:t>
+      </w:r>
+    </w:p>
+    <w:p>
+      <w:r>
+        <w:t>________________________________________________________________</w:t>
+      </w:r>
+    </w:p>
+    <w:p>
+      <w:r>
+        <w:t>________________________________________________________________</w:t>
+      </w:r>
+    </w:p>
+    <w:p>
+      <w:r>
+        <w:t>________________________________________________________________</w:t>
+      </w:r>
+    </w:p>
+    <w:p>
+      <w:r>
+        <w:t>________________________________________________________________</w:t>
+      </w:r>
+    </w:p>
+    <w:p>
+      <w:r>
+        <w:t>________________________________________________________________</w:t>
+      </w:r>
+    </w:p>
+    <w:p>
+      <w:r>
+        <w:t>________________________________________________________________</w:t>
+      </w:r>
+    </w:p>
+    <w:p>
+      <w:r>
+        <w:t>________________________________________________________________</w:t>
+      </w:r>
+    </w:p>
+    <w:p>
+      <w:r>
+        <w:t>________________________________________________________________</w:t>
+      </w:r>
+    </w:p>
+    <w:p>
+      <w:pPr>
+        <w:pStyle w:val="Heading1"/>
+      </w:pPr>
+      <w:r>
+        <w:t>17. Extension · Building the data pipeline — W1 Trace a validation</w:t>
+      </w:r>
+    </w:p>
+    <w:p>
+      <w:r>
+        <w:t>Retained extension task with its own teacher key and response.</w:t>
+      </w:r>
+    </w:p>
+    <w:p>
+      <w:pPr>
+        <w:pStyle w:val="Heading2"/>
+      </w:pPr>
+      <w:r>
+        <w:t>Extension question and record</w:t>
+      </w:r>
+    </w:p>
+    <w:p>
+      <w:pPr>
+        <w:pStyle w:val="ListBullet"/>
+      </w:pPr>
+      <w:r>
+        <w:t>Explain why a row with fun "4" fails while fun 4 can pass.</w:t>
+      </w:r>
+    </w:p>
+    <w:p>
+      <w:pPr>
+        <w:pStyle w:val="Heading3"/>
+      </w:pPr>
+      <w:r>
+        <w:t>My reasoning and evidence</w:t>
+      </w:r>
+    </w:p>
+    <w:p>
+      <w:r>
+        <w:t>________________________________________________________________</w:t>
+      </w:r>
+    </w:p>
+    <w:p>
+      <w:r>
+        <w:t>________________________________________________________________</w:t>
+      </w:r>
+    </w:p>
+    <w:p>
+      <w:r>
+        <w:t>________________________________________________________________</w:t>
+      </w:r>
+    </w:p>
+    <w:p>
+      <w:r>
+        <w:t>________________________________________________________________</w:t>
+      </w:r>
+    </w:p>
+    <w:p>
+      <w:r>
+        <w:t>________________________________________________________________</w:t>
+      </w:r>
+    </w:p>
+    <w:p>
+      <w:r>
+        <w:t>________________________________________________________________</w:t>
+      </w:r>
+    </w:p>
+    <w:p>
+      <w:pPr>
+        <w:pStyle w:val="Heading1"/>
+      </w:pPr>
+      <w:r>
+        <w:t>18. Extension · Building the data pipeline — W2 Check missing fields</w:t>
+      </w:r>
+    </w:p>
+    <w:p>
+      <w:r>
+        <w:t>Retained extension task with its own teacher key and response.</w:t>
+      </w:r>
+    </w:p>
+    <w:p>
+      <w:pPr>
+        <w:pStyle w:val="Heading2"/>
+      </w:pPr>
+      <w:r>
+        <w:t>Extension question and record</w:t>
+      </w:r>
+    </w:p>
+    <w:p>
+      <w:pPr>
+        <w:pStyle w:val="ListBullet"/>
+      </w:pPr>
+      <w:r>
+        <w:t>What does valid_item return if learning is absent?</w:t>
+      </w:r>
+    </w:p>
+    <w:p>
+      <w:pPr>
+        <w:pStyle w:val="Heading3"/>
+      </w:pPr>
+      <w:r>
+        <w:t>My reasoning and evidence</w:t>
+      </w:r>
+    </w:p>
+    <w:p>
+      <w:r>
+        <w:t>________________________________________________________________</w:t>
+      </w:r>
+    </w:p>
+    <w:p>
+      <w:r>
+        <w:t>________________________________________________________________</w:t>
+      </w:r>
+    </w:p>
+    <w:p>
+      <w:r>
+        <w:t>________________________________________________________________</w:t>
+      </w:r>
+    </w:p>
+    <w:p>
+      <w:r>
+        <w:t>________________________________________________________________</w:t>
+      </w:r>
+    </w:p>
+    <w:p>
+      <w:r>
+        <w:t>________________________________________________________________</w:t>
+      </w:r>
+    </w:p>
+    <w:p>
+      <w:r>
+        <w:t>________________________________________________________________</w:t>
+      </w:r>
+    </w:p>
+    <w:p>
+      <w:pPr>
+        <w:pStyle w:val="Heading1"/>
+      </w:pPr>
+      <w:r>
+        <w:t>19. Extension · Building the data pipeline — W3 Repair the connection</w:t>
+      </w:r>
+    </w:p>
+    <w:p>
+      <w:r>
+        <w:t>Retained extension task with its own teacher key and response.</w:t>
+      </w:r>
+    </w:p>
+    <w:p>
+      <w:pPr>
+        <w:pStyle w:val="Heading2"/>
+      </w:pPr>
+      <w:r>
+        <w:t>Extension question and record</w:t>
+      </w:r>
+    </w:p>
+    <w:p>
+      <w:pPr>
+        <w:pStyle w:val="ListBullet"/>
+      </w:pPr>
+      <w:r>
+        <w:t>A program validates rows but still sends the original raw list to recommend. What should change?</w:t>
+      </w:r>
+    </w:p>
+    <w:p>
+      <w:pPr>
+        <w:pStyle w:val="Heading3"/>
+      </w:pPr>
+      <w:r>
+        <w:t>My reasoning and evidence</w:t>
+      </w:r>
+    </w:p>
+    <w:p>
+      <w:r>
+        <w:t>________________________________________________________________</w:t>
+      </w:r>
+    </w:p>
+    <w:p>
+      <w:r>
+        <w:t>________________________________________________________________</w:t>
+      </w:r>
+    </w:p>
+    <w:p>
+      <w:r>
+        <w:t>________________________________________________________________</w:t>
+      </w:r>
+    </w:p>
+    <w:p>
+      <w:r>
+        <w:t>________________________________________________________________</w:t>
+      </w:r>
+    </w:p>
+    <w:p>
+      <w:r>
+        <w:t>________________________________________________________________</w:t>
+      </w:r>
+    </w:p>
+    <w:p>
+      <w:r>
+        <w:t>________________________________________________________________</w:t>
+      </w:r>
+    </w:p>
+    <w:p>
+      <w:pPr>
+        <w:pStyle w:val="Heading1"/>
+      </w:pPr>
+      <w:r>
+        <w:t>20. Extension · Building the data pipeline — W4 Build independently</w:t>
+      </w:r>
+    </w:p>
+    <w:p>
+      <w:r>
+        <w:t>Retained extension task with its own teacher key and response.</w:t>
+      </w:r>
+    </w:p>
+    <w:p>
+      <w:pPr>
+        <w:pStyle w:val="Heading2"/>
+      </w:pPr>
+      <w:r>
+        <w:t>Extension question and record</w:t>
+      </w:r>
+    </w:p>
+    <w:p>
+      <w:pPr>
+        <w:pStyle w:val="ListBullet"/>
+      </w:pPr>
+      <w:r>
+        <w:t>Combine validation and the selector in this week’s lesson for A (minutes 10, fun 3, learning 2), B (12,4,1), and C (8,"5",5), limit 10. State accepted rows, rejected row, selection and explanation.</w:t>
+      </w:r>
+    </w:p>
+    <w:p>
+      <w:pPr>
+        <w:pStyle w:val="Heading3"/>
+      </w:pPr>
+      <w:r>
+        <w:t>My reasoning and evidence</w:t>
+      </w:r>
+    </w:p>
+    <w:p>
+      <w:r>
+        <w:t>________________________________________________________________</w:t>
+      </w:r>
+    </w:p>
+    <w:p>
+      <w:r>
+        <w:t>________________________________________________________________</w:t>
+      </w:r>
+    </w:p>
+    <w:p>
+      <w:r>
+        <w:t>________________________________________________________________</w:t>
+      </w:r>
+    </w:p>
+    <w:p>
+      <w:r>
+        <w:t>________________________________________________________________</w:t>
+      </w:r>
+    </w:p>
+    <w:p>
+      <w:r>
+        <w:t>________________________________________________________________</w:t>
+      </w:r>
+    </w:p>
+    <w:p>
+      <w:r>
+        <w:t>________________________________________________________________</w:t>
+      </w:r>
+    </w:p>
+    <w:p>
+      <w:r>
+        <w:t>________________________________________________________________</w:t>
+      </w:r>
+    </w:p>
+    <w:p>
+      <w:r>
+        <w:t>________________________________________________________________</w:t>
+      </w:r>
+    </w:p>
+    <w:p>
+      <w:pPr>
+        <w:pStyle w:val="Heading1"/>
+      </w:pPr>
+      <w:r>
+        <w:t>21. Extension · Building the data pipeline — W5 Handle duplicates</w:t>
+      </w:r>
+    </w:p>
+    <w:p>
+      <w:r>
+        <w:t>Retained extension task with its own teacher key and response.</w:t>
+      </w:r>
+    </w:p>
+    <w:p>
+      <w:pPr>
+        <w:pStyle w:val="Heading2"/>
+      </w:pPr>
+      <w:r>
+        <w:t>Extension question and record</w:t>
+      </w:r>
+    </w:p>
+    <w:p>
+      <w:pPr>
+        <w:pStyle w:val="ListBullet"/>
+      </w:pPr>
+      <w:r>
+        <w:t>Two valid rows have the same name but different ratings. Should individual validation alone permit selection?</w:t>
+      </w:r>
+    </w:p>
+    <w:p>
+      <w:pPr>
+        <w:pStyle w:val="Heading3"/>
+      </w:pPr>
+      <w:r>
+        <w:t>My reasoning and evidence</w:t>
+      </w:r>
+    </w:p>
+    <w:p>
+      <w:r>
+        <w:t>________________________________________________________________</w:t>
+      </w:r>
+    </w:p>
+    <w:p>
+      <w:r>
+        <w:t>________________________________________________________________</w:t>
+      </w:r>
+    </w:p>
+    <w:p>
+      <w:r>
+        <w:t>________________________________________________________________</w:t>
+      </w:r>
+    </w:p>
+    <w:p>
+      <w:r>
+        <w:t>________________________________________________________________</w:t>
+      </w:r>
+    </w:p>
+    <w:p>
+      <w:r>
+        <w:t>________________________________________________________________</w:t>
+      </w:r>
+    </w:p>
+    <w:p>
+      <w:r>
+        <w:t>________________________________________________________________</w:t>
+      </w:r>
+    </w:p>
+    <w:p>
+      <w:pPr>
+        <w:pStyle w:val="Heading1"/>
+      </w:pPr>
+      <w:r>
+        <w:t>23. Extra practice · Pictured case</w:t>
+      </w:r>
+    </w:p>
+    <w:p>
+      <w:r>
+        <w:t>Use when helpful; keep this practice separate from the selected first attempt.</w:t>
+      </w:r>
+    </w:p>
+    <w:p>
+      <w:pPr>
+        <w:pStyle w:val="Heading2"/>
+      </w:pPr>
+      <w:r>
+        <w:t>Additional evidence</w:t>
       </w:r>
     </w:p>
     <w:p>
@@ -2189,16 +2245,7 @@
     </w:p>
     <w:p>
       <w:pPr>
-        <w:pStyle w:val="Heading3"/>
-      </w:pPr>
-      <w:r>
-        <w:t>Record the help used</w:t>
-      </w:r>
-    </w:p>
-    <w:p>
-      <w:pPr>
         <w:spacing w:line="336" w:lineRule="auto" w:after="180"/>
-        <w:shd w:fill="F1F6F8"/>
       </w:pPr>
       <w:r>
         <w:rPr>
@@ -2259,12 +2306,20 @@
         <w:pStyle w:val="Heading1"/>
       </w:pPr>
       <w:r>
-        <w:t>24. Project portfolio milestone</w:t>
-      </w:r>
-    </w:p>
-    <w:p>
-      <w:r>
-        <w:t>Keep this week’s input, deciding step, result and limit together in the Transparent Book Recommender record.</w:t>
+        <w:t>24. Reference · Project milestone</w:t>
+      </w:r>
+    </w:p>
+    <w:p>
+      <w:r>
+        <w:t>Use when helpful; keep this practice separate from the selected first attempt.</w:t>
+      </w:r>
+    </w:p>
+    <w:p>
+      <w:pPr>
+        <w:pStyle w:val="Heading2"/>
+      </w:pPr>
+      <w:r>
+        <w:t>Additional evidence</w:t>
       </w:r>
     </w:p>
     <w:p>
@@ -2496,12 +2551,570 @@
         <w:pStyle w:val="Heading1"/>
       </w:pPr>
       <w:r>
-        <w:t>25. Supported practice and learning evidence</w:t>
-      </w:r>
-    </w:p>
-    <w:p>
-      <w:r>
-        <w:t>Try the supported questions before comparing with hints and feedback. Record what you repaired and the evidence you retained.</w:t>
+        <w:t>25. Extra practice · Pictures, feedback and repair</w:t>
+      </w:r>
+    </w:p>
+    <w:p>
+      <w:r>
+        <w:t>Try before opening feedback; keep the selected independent task separate.</w:t>
+      </w:r>
+    </w:p>
+    <w:p>
+      <w:pPr>
+        <w:pStyle w:val="Heading2"/>
+      </w:pPr>
+      <w:r>
+        <w:t>First supported question</w:t>
+      </w:r>
+    </w:p>
+    <w:p>
+      <w:pPr>
+        <w:pStyle w:val="ListBullet"/>
+      </w:pPr>
+      <w:r>
+        <w:t>A fictional book chooser filters a request before comparing preference scores.</w:t>
+      </w:r>
+    </w:p>
+    <w:p>
+      <w:pPr>
+        <w:pStyle w:val="Heading3"/>
+      </w:pPr>
+      <w:r>
+        <w:t>Practice 1: explain the deciding evidence</w:t>
+      </w:r>
+    </w:p>
+    <w:p>
+      <w:pPr>
+        <w:pStyle w:val="ListBullet"/>
+      </w:pPr>
+      <w:r>
+        <w:t>Which labelled step matches this detail? Reordering the input rows must not change D’s unique winning score.</w:t>
+      </w:r>
+    </w:p>
+    <w:p>
+      <w:pPr>
+        <w:pStyle w:val="ListBullet"/>
+      </w:pPr>
+      <w:r>
+        <w:t>1. Choose best</w:t>
+      </w:r>
+    </w:p>
+    <w:p>
+      <w:pPr>
+        <w:pStyle w:val="ListBullet"/>
+      </w:pPr>
+      <w:r>
+        <w:t>2. Filter</w:t>
+      </w:r>
+    </w:p>
+    <w:p>
+      <w:pPr>
+        <w:pStyle w:val="ListBullet"/>
+      </w:pPr>
+      <w:r>
+        <w:t>3. Deterministic output</w:t>
+      </w:r>
+    </w:p>
+    <w:p>
+      <w:pPr>
+        <w:pStyle w:val="ListBullet"/>
+      </w:pPr>
+      <w:r>
+        <w:t>4. Compute scores</w:t>
+      </w:r>
+    </w:p>
+    <w:p>
+      <w:pPr>
+        <w:pStyle w:val="Heading3"/>
+      </w:pPr>
+      <w:r>
+        <w:t>My selected conclusion, deciding fact and explanation</w:t>
+      </w:r>
+    </w:p>
+    <w:p>
+      <w:r>
+        <w:t>________________________________________________________________</w:t>
+      </w:r>
+    </w:p>
+    <w:p>
+      <w:r>
+        <w:t>________________________________________________________________</w:t>
+      </w:r>
+    </w:p>
+    <w:p>
+      <w:r>
+        <w:t>________________________________________________________________</w:t>
+      </w:r>
+    </w:p>
+    <w:p>
+      <w:r>
+        <w:t>________________________________________________________________</w:t>
+      </w:r>
+    </w:p>
+    <w:p>
+      <w:r>
+        <w:t>________________________________________________________________</w:t>
+      </w:r>
+    </w:p>
+    <w:p>
+      <w:pPr>
+        <w:pStyle w:val="ListBullet"/>
+      </w:pPr>
+      <w:r>
+        <w:t>Hint if needed: Read the steps in the pictorial case. Match the supplied detail to the stage that performs or records it.</w:t>
+      </w:r>
+    </w:p>
+    <w:p>
+      <w:pPr>
+        <w:pStyle w:val="Heading2"/>
+      </w:pPr>
+      <w:r>
+        <w:t>Check after trying · reference / check after trying</w:t>
+      </w:r>
+    </w:p>
+    <w:p>
+      <w:pPr>
+        <w:spacing w:line="336" w:lineRule="auto" w:after="180"/>
+      </w:pPr>
+      <w:r>
+        <w:rPr>
+          <w:b w:val="0"/>
+        </w:rPr>
+        <w:t xml:space="preserve">After your attempt, compare with the supported </w:t>
+      </w:r>
+      <w:r>
+        <w:rPr>
+          <w:b/>
+        </w:rPr>
+        <w:t>explanation</w:t>
+      </w:r>
+      <w:r>
+        <w:rPr>
+          <w:b w:val="0"/>
+        </w:rPr>
+        <w:t xml:space="preserve">: </w:t>
+      </w:r>
+      <w:r>
+        <w:rPr>
+          <w:b/>
+        </w:rPr>
+        <w:t>Deterministic</w:t>
+      </w:r>
+      <w:r>
+        <w:rPr>
+          <w:b w:val="0"/>
+        </w:rPr>
+        <w:t xml:space="preserve"> </w:t>
+      </w:r>
+      <w:r>
+        <w:rPr>
+          <w:b/>
+        </w:rPr>
+        <w:t>output</w:t>
+      </w:r>
+      <w:r>
+        <w:rPr>
+          <w:b w:val="0"/>
+        </w:rPr>
+        <w:t xml:space="preserve"> Reordering the </w:t>
+      </w:r>
+      <w:r>
+        <w:rPr>
+          <w:b/>
+        </w:rPr>
+        <w:t>input</w:t>
+      </w:r>
+      <w:r>
+        <w:rPr>
+          <w:b w:val="0"/>
+        </w:rPr>
+        <w:t xml:space="preserve"> rows must not change D’s unique winning score. Eligibility and ranking answer different questions.</w:t>
+      </w:r>
+    </w:p>
+    <w:p>
+      <w:pPr>
+        <w:spacing w:line="336" w:lineRule="auto" w:after="180"/>
+      </w:pPr>
+      <w:r>
+        <w:rPr>
+          <w:b w:val="0"/>
+        </w:rPr>
+        <w:t>C has a high preference score but is not an animal book, so it must stay excluded. The implementation needs a no-match result and explicit tie policy even when this example has a unique winner.</w:t>
+      </w:r>
+    </w:p>
+    <w:p>
+      <w:pPr>
+        <w:spacing w:line="336" w:lineRule="auto" w:after="180"/>
+      </w:pPr>
+      <w:r>
+        <w:rPr>
+          <w:b w:val="0"/>
+        </w:rPr>
+        <w:t xml:space="preserve">Save rejected reasons for an </w:t>
+      </w:r>
+      <w:r>
+        <w:rPr>
+          <w:b/>
+        </w:rPr>
+        <w:t>explanation</w:t>
+      </w:r>
+      <w:r>
+        <w:rPr>
+          <w:b w:val="0"/>
+        </w:rPr>
+        <w:t>, not just the final ID.</w:t>
+      </w:r>
+    </w:p>
+    <w:p>
+      <w:pPr>
+        <w:pStyle w:val="Heading2"/>
+      </w:pPr>
+      <w:r>
+        <w:t>Changed-case question</w:t>
+      </w:r>
+    </w:p>
+    <w:p>
+      <w:pPr>
+        <w:pStyle w:val="Heading3"/>
+      </w:pPr>
+      <w:r>
+        <w:t>Practice 2: explain the deciding evidence</w:t>
+      </w:r>
+    </w:p>
+    <w:p>
+      <w:pPr>
+        <w:pStyle w:val="ListBullet"/>
+      </w:pPr>
+      <w:r>
+        <w:t>Changed-case practice: Change D’s pages to 91, leaving every other field unchanged. Which conclusion is supported by the supplied facts?</w:t>
+      </w:r>
+    </w:p>
+    <w:p>
+      <w:pPr>
+        <w:pStyle w:val="ListBullet"/>
+      </w:pPr>
+      <w:r>
+        <w:t>1. D becomes ineligible, so A wins with score 2.</w:t>
+      </w:r>
+    </w:p>
+    <w:p>
+      <w:pPr>
+        <w:pStyle w:val="ListBullet"/>
+      </w:pPr>
+      <w:r>
+        <w:t>2. This one example guarantees correct results for every future input.</w:t>
+      </w:r>
+    </w:p>
+    <w:p>
+      <w:pPr>
+        <w:pStyle w:val="ListBullet"/>
+      </w:pPr>
+      <w:r>
+        <w:t>3. We can decide the result without examining the changed input or the procedure.</w:t>
+      </w:r>
+    </w:p>
+    <w:p>
+      <w:pPr>
+        <w:pStyle w:val="Heading3"/>
+      </w:pPr>
+      <w:r>
+        <w:t>My selected conclusion, deciding fact and explanation</w:t>
+      </w:r>
+    </w:p>
+    <w:p>
+      <w:r>
+        <w:t>________________________________________________________________</w:t>
+      </w:r>
+    </w:p>
+    <w:p>
+      <w:r>
+        <w:t>________________________________________________________________</w:t>
+      </w:r>
+    </w:p>
+    <w:p>
+      <w:r>
+        <w:t>________________________________________________________________</w:t>
+      </w:r>
+    </w:p>
+    <w:p>
+      <w:r>
+        <w:t>________________________________________________________________</w:t>
+      </w:r>
+    </w:p>
+    <w:p>
+      <w:r>
+        <w:t>________________________________________________________________</w:t>
+      </w:r>
+    </w:p>
+    <w:p>
+      <w:pPr>
+        <w:pStyle w:val="ListBullet"/>
+      </w:pPr>
+      <w:r>
+        <w:t>Hint if needed: Use the changed condition and the deciding step in the pictorial trace. The answer must say what follows from those facts.</w:t>
+      </w:r>
+    </w:p>
+    <w:p>
+      <w:pPr>
+        <w:pStyle w:val="Heading2"/>
+      </w:pPr>
+      <w:r>
+        <w:t>Check changed case · reference / check after trying</w:t>
+      </w:r>
+    </w:p>
+    <w:p>
+      <w:pPr>
+        <w:spacing w:line="336" w:lineRule="auto" w:after="180"/>
+      </w:pPr>
+      <w:r>
+        <w:rPr>
+          <w:b w:val="0"/>
+        </w:rPr>
+        <w:t xml:space="preserve">After your attempt, compare with the supported </w:t>
+      </w:r>
+      <w:r>
+        <w:rPr>
+          <w:b/>
+        </w:rPr>
+        <w:t>explanation</w:t>
+      </w:r>
+      <w:r>
+        <w:rPr>
+          <w:b w:val="0"/>
+        </w:rPr>
+        <w:t>: D becomes ineligible, so A wins with score 2. The strict excess over the 90-page maximum changes filtering before ranking.</w:t>
+      </w:r>
+    </w:p>
+    <w:p>
+      <w:pPr>
+        <w:pStyle w:val="Heading2"/>
+      </w:pPr>
+      <w:r>
+        <w:t>Repair and keep evidence</w:t>
+      </w:r>
+    </w:p>
+    <w:p>
+      <w:pPr>
+        <w:spacing w:line="336" w:lineRule="auto" w:after="180"/>
+      </w:pPr>
+      <w:r>
+        <w:rPr>
+          <w:b w:val="0"/>
+        </w:rPr>
+        <w:t>Review Project Problem and Success Test (ai-2/32). Goal: Define a small application purpose. Short practice: Write an equality test and explain which requirement it checks.. Return to this week and explain what you changed.</w:t>
+      </w:r>
+    </w:p>
+    <w:p>
+      <w:pPr>
+        <w:spacing w:line="336" w:lineRule="auto" w:after="180"/>
+      </w:pPr>
+      <w:r>
+        <w:rPr>
+          <w:b w:val="0"/>
+        </w:rPr>
+        <w:t xml:space="preserve">Review Agents and Tools (ai-2/30). Goal: Explain the </w:t>
+      </w:r>
+      <w:r>
+        <w:rPr>
+          <w:b/>
+        </w:rPr>
+        <w:t>mechanism</w:t>
+      </w:r>
+      <w:r>
+        <w:rPr>
+          <w:b w:val="0"/>
+        </w:rPr>
+        <w:t xml:space="preserve"> and terminology of state machines for bounded agents. Short practice: Can the assistant accept Trace B because its final state is done?.</w:t>
+      </w:r>
+    </w:p>
+    <w:p>
+      <w:pPr>
+        <w:spacing w:line="336" w:lineRule="auto" w:after="180"/>
+      </w:pPr>
+      <w:r>
+        <w:rPr>
+          <w:b w:val="0"/>
+        </w:rPr>
+        <w:t>Return to this week and explain what you changed.</w:t>
+      </w:r>
+    </w:p>
+    <w:p>
+      <w:pPr>
+        <w:spacing w:line="336" w:lineRule="auto" w:after="180"/>
+      </w:pPr>
+      <w:r>
+        <w:rPr>
+          <w:b w:val="0"/>
+        </w:rPr>
+        <w:t xml:space="preserve">Review Predictive vs Generative (ai-2/27). Goal: Distinguish discriminative </w:t>
+      </w:r>
+      <w:r>
+        <w:rPr>
+          <w:b/>
+        </w:rPr>
+        <w:t>prediction</w:t>
+      </w:r>
+      <w:r>
+        <w:rPr>
+          <w:b w:val="0"/>
+        </w:rPr>
+        <w:t xml:space="preserve"> from generation by inspecting the requested </w:t>
+      </w:r>
+      <w:r>
+        <w:rPr>
+          <w:b/>
+        </w:rPr>
+        <w:t>output</w:t>
+      </w:r>
+      <w:r>
+        <w:rPr>
+          <w:b w:val="0"/>
+        </w:rPr>
+        <w:t>.</w:t>
+      </w:r>
+    </w:p>
+    <w:p>
+      <w:pPr>
+        <w:spacing w:line="336" w:lineRule="auto" w:after="180"/>
+      </w:pPr>
+      <w:r>
+        <w:rPr>
+          <w:b w:val="0"/>
+        </w:rPr>
+        <w:t>Short practice: Does matching the physical box in the changed table prove the generator measures boxes?. Return to this week and explain what you changed.</w:t>
+      </w:r>
+    </w:p>
+    <w:p>
+      <w:pPr>
+        <w:spacing w:line="336" w:lineRule="auto" w:after="180"/>
+      </w:pPr>
+      <w:r>
+        <w:rPr>
+          <w:b w:val="0"/>
+        </w:rPr>
+        <w:t xml:space="preserve">The browser lab lets you edit the supported Python examples already included in this lesson. Predict first, run, inspect the actual </w:t>
+      </w:r>
+      <w:r>
+        <w:rPr>
+          <w:b/>
+        </w:rPr>
+        <w:t>output</w:t>
+      </w:r>
+      <w:r>
+        <w:rPr>
+          <w:b w:val="0"/>
+        </w:rPr>
+        <w:t xml:space="preserve"> or error, change one </w:t>
+      </w:r>
+      <w:r>
+        <w:rPr>
+          <w:b/>
+        </w:rPr>
+        <w:t>input</w:t>
+      </w:r>
+      <w:r>
+        <w:rPr>
+          <w:b w:val="0"/>
+        </w:rPr>
+        <w:t>, then run again.</w:t>
+      </w:r>
+    </w:p>
+    <w:p>
+      <w:pPr>
+        <w:spacing w:line="336" w:lineRule="auto" w:after="180"/>
+      </w:pPr>
+      <w:r>
+        <w:rPr>
+          <w:b w:val="0"/>
+        </w:rPr>
+        <w:t xml:space="preserve">Keep code, </w:t>
+      </w:r>
+      <w:r>
+        <w:rPr>
+          <w:b/>
+        </w:rPr>
+        <w:t>prediction</w:t>
+      </w:r>
+      <w:r>
+        <w:rPr>
+          <w:b w:val="0"/>
+        </w:rPr>
+        <w:t>s, actual results and a reasoned revision together. On paper, label your result as a trace rather than an execution.</w:t>
+      </w:r>
+    </w:p>
+    <w:p>
+      <w:pPr>
+        <w:spacing w:line="336" w:lineRule="auto" w:after="180"/>
+      </w:pPr>
+      <w:r>
+        <w:rPr>
+          <w:b w:val="0"/>
+        </w:rPr>
+        <w:t xml:space="preserve">Use Download completed work in the hosted lesson to export your answers, reflections, practice feedback and code-run </w:t>
+      </w:r>
+      <w:r>
+        <w:rPr>
+          <w:b/>
+        </w:rPr>
+        <w:t>evidence</w:t>
+      </w:r>
+      <w:r>
+        <w:rPr>
+          <w:b w:val="0"/>
+        </w:rPr>
+        <w:t>. Open the HTML copy to read or print it.</w:t>
+      </w:r>
+    </w:p>
+    <w:p>
+      <w:pPr>
+        <w:spacing w:line="336" w:lineRule="auto" w:after="180"/>
+      </w:pPr>
+      <w:r>
+        <w:rPr>
+          <w:b w:val="0"/>
+        </w:rPr>
+        <w:t>Drafts stay in this browser when storage is available; clear drafts on a shared device.</w:t>
+      </w:r>
+    </w:p>
+    <w:p>
+      <w:pPr>
+        <w:pStyle w:val="Heading3"/>
+      </w:pPr>
+      <w:r>
+        <w:t>What I repaired, the evidence I kept and the next test</w:t>
+      </w:r>
+    </w:p>
+    <w:p>
+      <w:r>
+        <w:t>________________________________________________________________</w:t>
+      </w:r>
+    </w:p>
+    <w:p>
+      <w:r>
+        <w:t>________________________________________________________________</w:t>
+      </w:r>
+    </w:p>
+    <w:p>
+      <w:r>
+        <w:t>________________________________________________________________</w:t>
+      </w:r>
+    </w:p>
+    <w:p>
+      <w:r>
+        <w:t>________________________________________________________________</w:t>
+      </w:r>
+    </w:p>
+    <w:p>
+      <w:r>
+        <w:t>________________________________________________________________</w:t>
+      </w:r>
+    </w:p>
+    <w:p>
+      <w:pPr>
+        <w:pStyle w:val="Heading2"/>
+      </w:pPr>
+      <w:r>
+        <w:t>Earlier wording, alternatives and picture transcripts · reference / check after trying</w:t>
       </w:r>
     </w:p>
     <w:p>
@@ -2517,110 +3130,10 @@
     </w:p>
     <w:p>
       <w:pPr>
-        <w:spacing w:line="336" w:lineRule="auto" w:after="180"/>
-      </w:pPr>
-      <w:r>
-        <w:rPr>
-          <w:b w:val="0"/>
-        </w:rPr>
-        <w:t>A fictional book chooser filters a request before comparing preference scores.</w:t>
-      </w:r>
-    </w:p>
-    <w:p>
-      <w:pPr>
         <w:pStyle w:val="Heading3"/>
       </w:pPr>
       <w:r>
-        <w:t>Practice 1: explain the deciding evidence</w:t>
-      </w:r>
-    </w:p>
-    <w:p>
-      <w:pPr>
-        <w:spacing w:line="336" w:lineRule="auto" w:after="180"/>
-      </w:pPr>
-      <w:r>
-        <w:rPr>
-          <w:b w:val="0"/>
-        </w:rPr>
-        <w:t xml:space="preserve">Which labelled step matches this detail? Reordering the </w:t>
-      </w:r>
-      <w:r>
-        <w:rPr>
-          <w:b/>
-        </w:rPr>
-        <w:t>input</w:t>
-      </w:r>
-      <w:r>
-        <w:rPr>
-          <w:b w:val="0"/>
-        </w:rPr>
-        <w:t xml:space="preserve"> rows must not change D’s unique winning score.</w:t>
-      </w:r>
-    </w:p>
-    <w:p>
-      <w:pPr>
-        <w:spacing w:line="336" w:lineRule="auto" w:after="180"/>
-        <w:shd w:fill="F4F9FC"/>
-      </w:pPr>
-      <w:r>
-        <w:rPr>
-          <w:b w:val="0"/>
-        </w:rPr>
-        <w:t>1. Choose best</w:t>
-      </w:r>
-    </w:p>
-    <w:p>
-      <w:pPr>
-        <w:spacing w:line="336" w:lineRule="auto" w:after="180"/>
-        <w:shd w:fill="F4F9FC"/>
-      </w:pPr>
-      <w:r>
-        <w:rPr>
-          <w:b w:val="0"/>
-        </w:rPr>
-        <w:t>2. Filter</w:t>
-      </w:r>
-    </w:p>
-    <w:p>
-      <w:pPr>
-        <w:spacing w:line="336" w:lineRule="auto" w:after="180"/>
-        <w:shd w:fill="F4F9FC"/>
-      </w:pPr>
-      <w:r>
-        <w:rPr>
-          <w:b w:val="0"/>
-        </w:rPr>
-        <w:t xml:space="preserve">3. </w:t>
-      </w:r>
-      <w:r>
-        <w:rPr>
-          <w:b/>
-        </w:rPr>
-        <w:t>Deterministic</w:t>
-      </w:r>
-      <w:r>
-        <w:rPr>
-          <w:b w:val="0"/>
-        </w:rPr>
-        <w:t xml:space="preserve"> </w:t>
-      </w:r>
-      <w:r>
-        <w:rPr>
-          <w:b/>
-        </w:rPr>
-        <w:t>output</w:t>
-      </w:r>
-    </w:p>
-    <w:p>
-      <w:pPr>
-        <w:spacing w:line="336" w:lineRule="auto" w:after="180"/>
-        <w:shd w:fill="F4F9FC"/>
-      </w:pPr>
-      <w:r>
-        <w:rPr>
-          <w:b w:val="0"/>
-        </w:rPr>
-        <w:t>4. Compute scores</w:t>
+        <w:t>Repair a missing building block</w:t>
       </w:r>
     </w:p>
     <w:p>
@@ -2628,32 +3141,7 @@
         <w:pStyle w:val="Heading3"/>
       </w:pPr>
       <w:r>
-        <w:t>My selected conclusion, deciding fact and explanation</w:t>
-      </w:r>
-    </w:p>
-    <w:p>
-      <w:r>
-        <w:t>________________________________________________________________</w:t>
-      </w:r>
-    </w:p>
-    <w:p>
-      <w:r>
-        <w:t>________________________________________________________________</w:t>
-      </w:r>
-    </w:p>
-    <w:p>
-      <w:r>
-        <w:t>________________________________________________________________</w:t>
-      </w:r>
-    </w:p>
-    <w:p>
-      <w:r>
-        <w:t>________________________________________________________________</w:t>
-      </w:r>
-    </w:p>
-    <w:p>
-      <w:r>
-        <w:t>________________________________________________________________</w:t>
+        <w:t>Predict, run and debug</w:t>
       </w:r>
     </w:p>
     <w:p>
@@ -2661,566 +3149,25 @@
         <w:pStyle w:val="Heading3"/>
       </w:pPr>
       <w:r>
-        <w:t>Hint · try first</w:t>
-      </w:r>
-    </w:p>
-    <w:p>
-      <w:pPr>
-        <w:spacing w:line="336" w:lineRule="auto" w:after="180"/>
-        <w:shd w:fill="F1F6F8"/>
-      </w:pPr>
-      <w:r>
-        <w:rPr>
-          <w:b w:val="0"/>
-        </w:rPr>
-        <w:t xml:space="preserve">Hint if needed: Read the steps in the pictorial case. Match the supplied detail to the </w:t>
-      </w:r>
-      <w:r>
-        <w:rPr>
-          <w:b/>
-        </w:rPr>
-        <w:t>stage</w:t>
-      </w:r>
-      <w:r>
-        <w:rPr>
-          <w:b w:val="0"/>
-        </w:rPr>
-        <w:t xml:space="preserve"> that performs or records it.</w:t>
-      </w:r>
-    </w:p>
-    <w:p>
-      <w:pPr>
-        <w:pStyle w:val="Heading3"/>
-      </w:pPr>
-      <w:r>
-        <w:t>Feedback · compare after trying</w:t>
-      </w:r>
-    </w:p>
-    <w:p>
-      <w:pPr>
-        <w:spacing w:line="336" w:lineRule="auto" w:after="180"/>
-        <w:shd w:fill="F1F6FC"/>
-      </w:pPr>
-      <w:r>
-        <w:rPr>
-          <w:b w:val="0"/>
-        </w:rPr>
-        <w:t xml:space="preserve">After your attempt, compare with the supported </w:t>
-      </w:r>
-      <w:r>
-        <w:rPr>
-          <w:b/>
-        </w:rPr>
-        <w:t>explanation</w:t>
-      </w:r>
-      <w:r>
-        <w:rPr>
-          <w:b w:val="0"/>
-        </w:rPr>
-        <w:t xml:space="preserve">: </w:t>
-      </w:r>
-      <w:r>
-        <w:rPr>
-          <w:b/>
-        </w:rPr>
-        <w:t>Deterministic</w:t>
-      </w:r>
-      <w:r>
-        <w:rPr>
-          <w:b w:val="0"/>
-        </w:rPr>
-        <w:t xml:space="preserve"> </w:t>
-      </w:r>
-      <w:r>
-        <w:rPr>
-          <w:b/>
-        </w:rPr>
-        <w:t>output</w:t>
-      </w:r>
-      <w:r>
-        <w:rPr>
-          <w:b w:val="0"/>
-        </w:rPr>
-        <w:t xml:space="preserve"> Reordering the </w:t>
-      </w:r>
-      <w:r>
-        <w:rPr>
-          <w:b/>
-        </w:rPr>
-        <w:t>input</w:t>
-      </w:r>
-      <w:r>
-        <w:rPr>
-          <w:b w:val="0"/>
-        </w:rPr>
-        <w:t xml:space="preserve"> rows must not change D’s unique winning score. Eligibility and ranking answer different questions.</w:t>
-      </w:r>
-    </w:p>
-    <w:p>
-      <w:pPr>
-        <w:spacing w:line="336" w:lineRule="auto" w:after="180"/>
-        <w:shd w:fill="F1F6FC"/>
-      </w:pPr>
-      <w:r>
-        <w:rPr>
-          <w:b w:val="0"/>
-        </w:rPr>
-        <w:t>C has a high preference score but is not an animal book, so it must stay excluded. The implementation needs a no-match result and explicit tie policy even when this example has a unique winner.</w:t>
-      </w:r>
-    </w:p>
-    <w:p>
-      <w:pPr>
-        <w:spacing w:line="336" w:lineRule="auto" w:after="180"/>
-        <w:shd w:fill="F1F6FC"/>
-      </w:pPr>
-      <w:r>
-        <w:rPr>
-          <w:b w:val="0"/>
-        </w:rPr>
-        <w:t xml:space="preserve">Save rejected reasons for an </w:t>
-      </w:r>
-      <w:r>
-        <w:rPr>
-          <w:b/>
-        </w:rPr>
-        <w:t>explanation</w:t>
-      </w:r>
-      <w:r>
-        <w:rPr>
-          <w:b w:val="0"/>
-        </w:rPr>
-        <w:t>, not just the final ID.</w:t>
-      </w:r>
-    </w:p>
-    <w:p>
-      <w:pPr>
-        <w:pStyle w:val="Heading3"/>
-      </w:pPr>
-      <w:r>
-        <w:t>Practice 2: explain the deciding evidence</w:t>
-      </w:r>
-    </w:p>
-    <w:p>
-      <w:pPr>
-        <w:pStyle w:val="Heading3"/>
-      </w:pPr>
-      <w:r>
-        <w:t>Changed case · predict first</w:t>
-      </w:r>
-    </w:p>
-    <w:p>
-      <w:pPr>
-        <w:spacing w:line="336" w:lineRule="auto" w:after="180"/>
-        <w:shd w:fill="F5F1FB"/>
-      </w:pPr>
-      <w:r>
-        <w:rPr>
-          <w:b w:val="0"/>
-        </w:rPr>
-        <w:t>Changed-case practice: Change D’s pages to 91, leaving every other field unchanged. Which conclusion is supported by the supplied facts?</w:t>
-      </w:r>
-    </w:p>
-    <w:p>
-      <w:pPr>
-        <w:spacing w:line="336" w:lineRule="auto" w:after="180"/>
-        <w:shd w:fill="F4F9FC"/>
-      </w:pPr>
-      <w:r>
-        <w:rPr>
-          <w:b w:val="0"/>
-        </w:rPr>
-        <w:t>1. D becomes ineligible, so A wins with score 2.</w:t>
-      </w:r>
-    </w:p>
-    <w:p>
-      <w:pPr>
-        <w:spacing w:line="336" w:lineRule="auto" w:after="180"/>
-        <w:shd w:fill="F4F9FC"/>
-      </w:pPr>
-      <w:r>
-        <w:rPr>
-          <w:b w:val="0"/>
-        </w:rPr>
-        <w:t xml:space="preserve">2. This one example guarantees correct results for every future </w:t>
-      </w:r>
-      <w:r>
-        <w:rPr>
-          <w:b/>
-        </w:rPr>
-        <w:t>input</w:t>
-      </w:r>
-      <w:r>
-        <w:rPr>
-          <w:b w:val="0"/>
-        </w:rPr>
-        <w:t>.</w:t>
-      </w:r>
-    </w:p>
-    <w:p>
-      <w:pPr>
-        <w:spacing w:line="336" w:lineRule="auto" w:after="180"/>
-        <w:shd w:fill="F4F9FC"/>
-      </w:pPr>
-      <w:r>
-        <w:rPr>
-          <w:b w:val="0"/>
-        </w:rPr>
-        <w:t xml:space="preserve">3. We can decide the result without examining the changed </w:t>
-      </w:r>
-      <w:r>
-        <w:rPr>
-          <w:b/>
-        </w:rPr>
-        <w:t>input</w:t>
-      </w:r>
-      <w:r>
-        <w:rPr>
-          <w:b w:val="0"/>
-        </w:rPr>
-        <w:t xml:space="preserve"> or the procedure.</w:t>
-      </w:r>
-    </w:p>
-    <w:p>
-      <w:pPr>
-        <w:pStyle w:val="Heading3"/>
-      </w:pPr>
-      <w:r>
-        <w:t>My selected conclusion, deciding fact and explanation</w:t>
-      </w:r>
-    </w:p>
-    <w:p>
-      <w:r>
-        <w:t>________________________________________________________________</w:t>
-      </w:r>
-    </w:p>
-    <w:p>
-      <w:r>
-        <w:t>________________________________________________________________</w:t>
-      </w:r>
-    </w:p>
-    <w:p>
-      <w:r>
-        <w:t>________________________________________________________________</w:t>
-      </w:r>
-    </w:p>
-    <w:p>
-      <w:r>
-        <w:t>________________________________________________________________</w:t>
-      </w:r>
-    </w:p>
-    <w:p>
-      <w:r>
-        <w:t>________________________________________________________________</w:t>
-      </w:r>
-    </w:p>
-    <w:p>
-      <w:pPr>
-        <w:pStyle w:val="Heading3"/>
-      </w:pPr>
-      <w:r>
-        <w:t>Hint · try first</w:t>
-      </w:r>
-    </w:p>
-    <w:p>
-      <w:pPr>
-        <w:spacing w:line="336" w:lineRule="auto" w:after="180"/>
-        <w:shd w:fill="F1F6F8"/>
-      </w:pPr>
-      <w:r>
-        <w:rPr>
-          <w:b w:val="0"/>
-        </w:rPr>
-        <w:t>Hint if needed: Use the changed condition and the deciding step in the pictorial trace. The answer must say what follows from those facts.</w:t>
-      </w:r>
-    </w:p>
-    <w:p>
-      <w:pPr>
-        <w:pStyle w:val="Heading3"/>
-      </w:pPr>
-      <w:r>
-        <w:t>Feedback · compare after trying</w:t>
-      </w:r>
-    </w:p>
-    <w:p>
-      <w:pPr>
-        <w:spacing w:line="336" w:lineRule="auto" w:after="180"/>
-        <w:shd w:fill="F1F6FC"/>
-      </w:pPr>
-      <w:r>
-        <w:rPr>
-          <w:b w:val="0"/>
-        </w:rPr>
-        <w:t xml:space="preserve">After your attempt, compare with the supported </w:t>
-      </w:r>
-      <w:r>
-        <w:rPr>
-          <w:b/>
-        </w:rPr>
-        <w:t>explanation</w:t>
-      </w:r>
-      <w:r>
-        <w:rPr>
-          <w:b w:val="0"/>
-        </w:rPr>
-        <w:t>: D becomes ineligible, so A wins with score 2. The strict excess over the 90-page maximum changes filtering before ranking.</w:t>
-      </w:r>
-    </w:p>
-    <w:p>
-      <w:pPr>
-        <w:pStyle w:val="Heading3"/>
-      </w:pPr>
-      <w:r>
-        <w:t>Repair a missing building block</w:t>
-      </w:r>
-    </w:p>
-    <w:p>
-      <w:pPr>
-        <w:spacing w:line="336" w:lineRule="auto" w:after="180"/>
-      </w:pPr>
-      <w:r>
-        <w:rPr>
-          <w:b w:val="0"/>
-        </w:rPr>
-        <w:t>Review Project Problem and Success Test (ai-2/32). Goal: Define a small application purpose. Short practice: Write an equality test and explain which requirement it checks.. Return to this week and explain what you changed.</w:t>
-      </w:r>
-    </w:p>
-    <w:p>
-      <w:pPr>
-        <w:spacing w:line="336" w:lineRule="auto" w:after="180"/>
-      </w:pPr>
-      <w:r>
-        <w:rPr>
-          <w:b w:val="0"/>
-        </w:rPr>
-        <w:t xml:space="preserve">Review Agents and Tools (ai-2/30). Goal: Explain the </w:t>
-      </w:r>
-      <w:r>
-        <w:rPr>
-          <w:b/>
-        </w:rPr>
-        <w:t>mechanism</w:t>
-      </w:r>
-      <w:r>
-        <w:rPr>
-          <w:b w:val="0"/>
-        </w:rPr>
-        <w:t xml:space="preserve"> and terminology of state machines for bounded agents. Short practice: Can the assistant accept Trace B because its final state is done?.</w:t>
-      </w:r>
-    </w:p>
-    <w:p>
-      <w:pPr>
-        <w:spacing w:line="336" w:lineRule="auto" w:after="180"/>
-      </w:pPr>
-      <w:r>
-        <w:rPr>
-          <w:b w:val="0"/>
-        </w:rPr>
-        <w:t>Return to this week and explain what you changed.</w:t>
-      </w:r>
-    </w:p>
-    <w:p>
-      <w:pPr>
-        <w:spacing w:line="336" w:lineRule="auto" w:after="180"/>
-      </w:pPr>
-      <w:r>
-        <w:rPr>
-          <w:b w:val="0"/>
-        </w:rPr>
-        <w:t xml:space="preserve">Review Predictive vs Generative (ai-2/27). Goal: Distinguish discriminative </w:t>
-      </w:r>
-      <w:r>
-        <w:rPr>
-          <w:b/>
-        </w:rPr>
-        <w:t>prediction</w:t>
-      </w:r>
-      <w:r>
-        <w:rPr>
-          <w:b w:val="0"/>
-        </w:rPr>
-        <w:t xml:space="preserve"> from generation by inspecting the requested </w:t>
-      </w:r>
-      <w:r>
-        <w:rPr>
-          <w:b/>
-        </w:rPr>
-        <w:t>output</w:t>
-      </w:r>
-      <w:r>
-        <w:rPr>
-          <w:b w:val="0"/>
-        </w:rPr>
-        <w:t>.</w:t>
-      </w:r>
-    </w:p>
-    <w:p>
-      <w:pPr>
-        <w:spacing w:line="336" w:lineRule="auto" w:after="180"/>
-      </w:pPr>
-      <w:r>
-        <w:rPr>
-          <w:b w:val="0"/>
-        </w:rPr>
-        <w:t>Short practice: Does matching the physical box in the changed table prove the generator measures boxes?. Return to this week and explain what you changed.</w:t>
-      </w:r>
-    </w:p>
-    <w:p>
-      <w:pPr>
-        <w:pStyle w:val="Heading3"/>
-      </w:pPr>
-      <w:r>
-        <w:t>Predict, run and debug</w:t>
-      </w:r>
-    </w:p>
-    <w:p>
-      <w:pPr>
-        <w:spacing w:line="336" w:lineRule="auto" w:after="180"/>
-      </w:pPr>
-      <w:r>
-        <w:rPr>
-          <w:b w:val="0"/>
-        </w:rPr>
-        <w:t xml:space="preserve">The browser lab lets you edit the supported Python examples already included in this lesson. Predict first, run, inspect the actual </w:t>
-      </w:r>
-      <w:r>
-        <w:rPr>
-          <w:b/>
-        </w:rPr>
-        <w:t>output</w:t>
-      </w:r>
-      <w:r>
-        <w:rPr>
-          <w:b w:val="0"/>
-        </w:rPr>
-        <w:t xml:space="preserve"> or error, change one </w:t>
-      </w:r>
-      <w:r>
-        <w:rPr>
-          <w:b/>
-        </w:rPr>
-        <w:t>input</w:t>
-      </w:r>
-      <w:r>
-        <w:rPr>
-          <w:b w:val="0"/>
-        </w:rPr>
-        <w:t>, then run again.</w:t>
-      </w:r>
-    </w:p>
-    <w:p>
-      <w:pPr>
-        <w:spacing w:line="336" w:lineRule="auto" w:after="180"/>
-      </w:pPr>
-      <w:r>
-        <w:rPr>
-          <w:b w:val="0"/>
-        </w:rPr>
-        <w:t xml:space="preserve">Keep code, </w:t>
-      </w:r>
-      <w:r>
-        <w:rPr>
-          <w:b/>
-        </w:rPr>
-        <w:t>prediction</w:t>
-      </w:r>
-      <w:r>
-        <w:rPr>
-          <w:b w:val="0"/>
-        </w:rPr>
-        <w:t>s, actual results and a reasoned revision together. On paper, label your result as a trace rather than an execution.</w:t>
-      </w:r>
-    </w:p>
-    <w:p>
-      <w:pPr>
-        <w:pStyle w:val="Heading3"/>
-      </w:pPr>
-      <w:r>
         <w:t>Keep your completed work</w:t>
       </w:r>
     </w:p>
     <w:p>
       <w:pPr>
-        <w:spacing w:line="336" w:lineRule="auto" w:after="180"/>
-      </w:pPr>
-      <w:r>
-        <w:rPr>
-          <w:b w:val="0"/>
-        </w:rPr>
-        <w:t xml:space="preserve">Use Download completed work in the hosted lesson to export your answers, reflections, practice feedback and code-run </w:t>
-      </w:r>
-      <w:r>
-        <w:rPr>
-          <w:b/>
-        </w:rPr>
-        <w:t>evidence</w:t>
-      </w:r>
-      <w:r>
-        <w:rPr>
-          <w:b w:val="0"/>
-        </w:rPr>
-        <w:t>. Open the HTML copy to read or print it.</w:t>
-      </w:r>
-    </w:p>
-    <w:p>
-      <w:pPr>
-        <w:spacing w:line="336" w:lineRule="auto" w:after="180"/>
-      </w:pPr>
-      <w:r>
-        <w:rPr>
-          <w:b w:val="0"/>
-        </w:rPr>
-        <w:t>Drafts stay in this browser when storage is available; clear drafts on a shared device.</w:t>
-      </w:r>
-    </w:p>
-    <w:p>
-      <w:pPr>
-        <w:pStyle w:val="Heading3"/>
-      </w:pPr>
-      <w:r>
-        <w:t>What I repaired, the evidence I kept and the next test</w:t>
-      </w:r>
-    </w:p>
-    <w:p>
-      <w:r>
-        <w:t>________________________________________________________________</w:t>
-      </w:r>
-    </w:p>
-    <w:p>
-      <w:r>
-        <w:t>________________________________________________________________</w:t>
-      </w:r>
-    </w:p>
-    <w:p>
-      <w:r>
-        <w:t>________________________________________________________________</w:t>
-      </w:r>
-    </w:p>
-    <w:p>
-      <w:r>
-        <w:t>________________________________________________________________</w:t>
-      </w:r>
-    </w:p>
-    <w:p>
-      <w:r>
-        <w:t>________________________________________________________________</w:t>
-      </w:r>
-    </w:p>
-    <w:p>
-      <w:pPr>
         <w:pStyle w:val="Heading1"/>
       </w:pPr>
       <w:r>
-        <w:t>26. Visual concept journey</w:t>
-      </w:r>
-    </w:p>
-    <w:p>
-      <w:r>
-        <w:t>Explain each Build the Recommender picture from its labels, then record a relevant limit.</w:t>
-      </w:r>
-    </w:p>
-    <w:p>
-      <w:pPr>
-        <w:pStyle w:val="Heading3"/>
+        <w:t>26. Reference · Six-picture response sheets</w:t>
+      </w:r>
+    </w:p>
+    <w:p>
+      <w:r>
+        <w:t>Choose the relevant picture rather than repeating every task.</w:t>
+      </w:r>
+    </w:p>
+    <w:p>
+      <w:pPr>
+        <w:pStyle w:val="Heading2"/>
       </w:pPr>
       <w:r>
         <w:t>01. Build the Recommender: the case</w:t>
@@ -3287,7 +3234,6 @@
     <w:p>
       <w:pPr>
         <w:spacing w:line="336" w:lineRule="auto" w:after="180"/>
-        <w:shd w:fill="F5F1FB"/>
       </w:pPr>
       <w:r>
         <w:rPr>
@@ -3326,7 +3272,7 @@
     </w:p>
     <w:p>
       <w:pPr>
-        <w:pStyle w:val="Heading3"/>
+        <w:pStyle w:val="Heading2"/>
       </w:pPr>
       <w:r>
         <w:t>02. Follow the deciding steps</w:t>
@@ -3418,7 +3364,6 @@
     <w:p>
       <w:pPr>
         <w:spacing w:line="336" w:lineRule="auto" w:after="180"/>
-        <w:shd w:fill="F5F1FB"/>
       </w:pPr>
       <w:r>
         <w:rPr>
@@ -3481,7 +3426,7 @@
     </w:p>
     <w:p>
       <w:pPr>
-        <w:pStyle w:val="Heading3"/>
+        <w:pStyle w:val="Heading2"/>
       </w:pPr>
       <w:r>
         <w:t>03. Filtering before scoring</w:t>
@@ -3548,7 +3493,6 @@
     <w:p>
       <w:pPr>
         <w:spacing w:line="336" w:lineRule="auto" w:after="180"/>
-        <w:shd w:fill="F5F1FB"/>
       </w:pPr>
       <w:r>
         <w:rPr>
@@ -3587,7 +3531,7 @@
     </w:p>
     <w:p>
       <w:pPr>
-        <w:pStyle w:val="Heading3"/>
+        <w:pStyle w:val="Heading2"/>
       </w:pPr>
       <w:r>
         <w:t>04. Change one thing. Trace what follows.</w:t>
@@ -3666,7 +3610,6 @@
     <w:p>
       <w:pPr>
         <w:spacing w:line="336" w:lineRule="auto" w:after="180"/>
-        <w:shd w:fill="F5F1FB"/>
       </w:pPr>
       <w:r>
         <w:rPr>
@@ -3705,7 +3648,7 @@
     </w:p>
     <w:p>
       <w:pPr>
-        <w:pStyle w:val="Heading3"/>
+        <w:pStyle w:val="Heading2"/>
       </w:pPr>
       <w:r>
         <w:t>05. Connect the explanation to its limit</w:t>
@@ -3795,7 +3738,6 @@
     <w:p>
       <w:pPr>
         <w:spacing w:line="336" w:lineRule="auto" w:after="180"/>
-        <w:shd w:fill="F5F1FB"/>
       </w:pPr>
       <w:r>
         <w:rPr>
@@ -3834,7 +3776,7 @@
     </w:p>
     <w:p>
       <w:pPr>
-        <w:pStyle w:val="Heading3"/>
+        <w:pStyle w:val="Heading2"/>
       </w:pPr>
       <w:r>
         <w:t>06. Make the idea visible in your project</w:t>
@@ -3937,7 +3879,6 @@
     <w:p>
       <w:pPr>
         <w:spacing w:line="336" w:lineRule="auto" w:after="180"/>
-        <w:shd w:fill="F5F1FB"/>
       </w:pPr>
       <w:r>
         <w:rPr>
@@ -3984,6 +3925,62 @@
     <w:p>
       <w:r>
         <w:t>________________________________________________________________</w:t>
+      </w:r>
+    </w:p>
+    <w:p>
+      <w:pPr>
+        <w:pStyle w:val="Heading2"/>
+      </w:pPr>
+      <w:r>
+        <w:t>Earlier wording, alternatives and picture transcripts · reference / check after trying</w:t>
+      </w:r>
+    </w:p>
+    <w:p>
+      <w:pPr>
+        <w:pStyle w:val="Heading3"/>
+      </w:pPr>
+      <w:r>
+        <w:t>01. Build the Recommender: the case</w:t>
+      </w:r>
+    </w:p>
+    <w:p>
+      <w:pPr>
+        <w:pStyle w:val="Heading3"/>
+      </w:pPr>
+      <w:r>
+        <w:t>02. Follow the deciding steps</w:t>
+      </w:r>
+    </w:p>
+    <w:p>
+      <w:pPr>
+        <w:pStyle w:val="Heading3"/>
+      </w:pPr>
+      <w:r>
+        <w:t>03. Filtering before scoring</w:t>
+      </w:r>
+    </w:p>
+    <w:p>
+      <w:pPr>
+        <w:pStyle w:val="Heading3"/>
+      </w:pPr>
+      <w:r>
+        <w:t>04. Change one thing. Trace what follows.</w:t>
+      </w:r>
+    </w:p>
+    <w:p>
+      <w:pPr>
+        <w:pStyle w:val="Heading3"/>
+      </w:pPr>
+      <w:r>
+        <w:t>05. Connect the explanation to its limit</w:t>
+      </w:r>
+    </w:p>
+    <w:p>
+      <w:pPr>
+        <w:pStyle w:val="Heading3"/>
+      </w:pPr>
+      <w:r>
+        <w:t>06. Make the idea visible in your project</w:t>
       </w:r>
     </w:p>
     <w:sectPr>
